--- a/Sobre OTFDS.docx
+++ b/Sobre OTFDS.docx
@@ -28,16 +28,7 @@
           <w:sz w:val="24"/>
           <w:szCs w:val="24"/>
         </w:rPr>
-        <w:t>Nome do formando</w:t>
-      </w:r>
-      <w:r>
-        <w:rPr>
-          <w:rFonts w:ascii="Times New Roman" w:hAnsi="Times New Roman" w:cs="Times New Roman"/>
-          <w:b/>
-          <w:sz w:val="24"/>
-          <w:szCs w:val="24"/>
-        </w:rPr>
-        <w:t xml:space="preserve">: </w:t>
+        <w:t xml:space="preserve">Nome do formando: </w:t>
       </w:r>
       <w:r>
         <w:rPr>
@@ -1420,104 +1411,6 @@
         <w:t>2026</w:t>
       </w:r>
     </w:p>
-    <w:p>
-      <w:pPr>
-        <w:tabs>
-          <w:tab w:val="left" w:pos="3105"/>
-        </w:tabs>
-        <w:jc w:val="center"/>
-        <w:rPr>
-          <w:rFonts w:ascii="Times New Roman" w:hAnsi="Times New Roman" w:cs="Times New Roman"/>
-          <w:sz w:val="24"/>
-          <w:szCs w:val="24"/>
-          <w:lang w:val="en-US"/>
-        </w:rPr>
-      </w:pPr>
-    </w:p>
-    <w:p>
-      <w:pPr>
-        <w:tabs>
-          <w:tab w:val="left" w:pos="3105"/>
-        </w:tabs>
-        <w:jc w:val="center"/>
-        <w:rPr>
-          <w:rFonts w:ascii="Times New Roman" w:hAnsi="Times New Roman" w:cs="Times New Roman"/>
-          <w:sz w:val="24"/>
-          <w:szCs w:val="24"/>
-          <w:lang w:val="en-US"/>
-        </w:rPr>
-      </w:pPr>
-    </w:p>
-    <w:p>
-      <w:pPr>
-        <w:tabs>
-          <w:tab w:val="left" w:pos="3105"/>
-        </w:tabs>
-        <w:jc w:val="center"/>
-        <w:rPr>
-          <w:rFonts w:ascii="Times New Roman" w:hAnsi="Times New Roman" w:cs="Times New Roman"/>
-          <w:sz w:val="24"/>
-          <w:szCs w:val="24"/>
-          <w:lang w:val="en-US"/>
-        </w:rPr>
-      </w:pPr>
-    </w:p>
-    <w:p>
-      <w:pPr>
-        <w:tabs>
-          <w:tab w:val="left" w:pos="3105"/>
-        </w:tabs>
-        <w:jc w:val="center"/>
-        <w:rPr>
-          <w:rFonts w:ascii="Times New Roman" w:hAnsi="Times New Roman" w:cs="Times New Roman"/>
-          <w:sz w:val="24"/>
-          <w:szCs w:val="24"/>
-          <w:lang w:val="en-US"/>
-        </w:rPr>
-      </w:pPr>
-    </w:p>
-    <w:p>
-      <w:pPr>
-        <w:tabs>
-          <w:tab w:val="left" w:pos="3105"/>
-        </w:tabs>
-        <w:jc w:val="center"/>
-        <w:rPr>
-          <w:rFonts w:ascii="Times New Roman" w:hAnsi="Times New Roman" w:cs="Times New Roman"/>
-          <w:sz w:val="24"/>
-          <w:szCs w:val="24"/>
-          <w:lang w:val="en-US"/>
-        </w:rPr>
-      </w:pPr>
-    </w:p>
-    <w:p>
-      <w:pPr>
-        <w:tabs>
-          <w:tab w:val="left" w:pos="3105"/>
-        </w:tabs>
-        <w:jc w:val="center"/>
-        <w:rPr>
-          <w:rFonts w:ascii="Times New Roman" w:hAnsi="Times New Roman" w:cs="Times New Roman"/>
-          <w:sz w:val="24"/>
-          <w:szCs w:val="24"/>
-          <w:lang w:val="en-US"/>
-        </w:rPr>
-      </w:pPr>
-    </w:p>
-    <w:p>
-      <w:pPr>
-        <w:tabs>
-          <w:tab w:val="left" w:pos="3105"/>
-        </w:tabs>
-        <w:jc w:val="center"/>
-        <w:rPr>
-          <w:rFonts w:ascii="Times New Roman" w:hAnsi="Times New Roman" w:cs="Times New Roman"/>
-          <w:sz w:val="24"/>
-          <w:szCs w:val="24"/>
-          <w:lang w:val="en-US"/>
-        </w:rPr>
-      </w:pPr>
-    </w:p>
     <w:sdt>
       <w:sdtPr>
         <w:rPr>
@@ -1545,16 +1438,21 @@
           <w:pPr>
             <w:pStyle w:val="TOCHeading"/>
           </w:pPr>
-          <w:proofErr w:type="spellStart"/>
           <w:r>
             <w:t>Índice</w:t>
           </w:r>
-          <w:proofErr w:type="spellEnd"/>
         </w:p>
         <w:p>
           <w:pPr>
+            <w:pStyle w:val="TOC1"/>
+            <w:tabs>
+              <w:tab w:val="left" w:pos="440"/>
+              <w:tab w:val="right" w:leader="dot" w:pos="9016"/>
+            </w:tabs>
             <w:rPr>
-              <w:lang w:val="en-US"/>
+              <w:rFonts w:eastAsiaTheme="minorEastAsia"/>
+              <w:noProof/>
+              <w:lang w:eastAsia="pt-PT"/>
             </w:rPr>
           </w:pPr>
           <w:r>
@@ -1569,15 +1467,1080 @@
           <w:r>
             <w:fldChar w:fldCharType="separate"/>
           </w:r>
+          <w:bookmarkStart w:id="0" w:name="_GoBack"/>
+          <w:bookmarkEnd w:id="0"/>
           <w:r>
             <w:rPr>
-              <w:b/>
-              <w:bCs/>
+              <w:rStyle w:val="Hyperlink"/>
               <w:noProof/>
+            </w:rPr>
+            <w:fldChar w:fldCharType="begin"/>
+          </w:r>
+          <w:r>
+            <w:rPr>
+              <w:rStyle w:val="Hyperlink"/>
+              <w:noProof/>
+            </w:rPr>
+            <w:instrText xml:space="preserve"> </w:instrText>
+          </w:r>
+          <w:r>
+            <w:rPr>
+              <w:noProof/>
+            </w:rPr>
+            <w:instrText>HYPERLINK \l "_Toc240546917"</w:instrText>
+          </w:r>
+          <w:r>
+            <w:rPr>
+              <w:rStyle w:val="Hyperlink"/>
+              <w:noProof/>
+            </w:rPr>
+            <w:instrText xml:space="preserve"> </w:instrText>
+          </w:r>
+          <w:r>
+            <w:rPr>
+              <w:rStyle w:val="Hyperlink"/>
+              <w:noProof/>
+            </w:rPr>
+          </w:r>
+          <w:r>
+            <w:rPr>
+              <w:rStyle w:val="Hyperlink"/>
+              <w:noProof/>
+            </w:rPr>
+            <w:fldChar w:fldCharType="separate"/>
+          </w:r>
+          <w:r>
+            <w:rPr>
+              <w:rStyle w:val="Hyperlink"/>
+              <w:noProof/>
+            </w:rPr>
+            <w:t>1.</w:t>
+          </w:r>
+          <w:r>
+            <w:rPr>
+              <w:rFonts w:eastAsiaTheme="minorEastAsia"/>
+              <w:noProof/>
+              <w:lang w:eastAsia="pt-PT"/>
+            </w:rPr>
+            <w:tab/>
+          </w:r>
+          <w:r>
+            <w:rPr>
+              <w:rStyle w:val="Hyperlink"/>
+              <w:noProof/>
+            </w:rPr>
+            <w:t>Resumo</w:t>
+          </w:r>
+          <w:r>
+            <w:rPr>
+              <w:noProof/>
+              <w:webHidden/>
+            </w:rPr>
+            <w:tab/>
+          </w:r>
+          <w:r>
+            <w:rPr>
+              <w:noProof/>
+              <w:webHidden/>
+            </w:rPr>
+            <w:fldChar w:fldCharType="begin"/>
+          </w:r>
+          <w:r>
+            <w:rPr>
+              <w:noProof/>
+              <w:webHidden/>
+            </w:rPr>
+            <w:instrText xml:space="preserve"> PAGEREF _Toc240546917 \h </w:instrText>
+          </w:r>
+          <w:r>
+            <w:rPr>
+              <w:noProof/>
+              <w:webHidden/>
+            </w:rPr>
+          </w:r>
+          <w:r>
+            <w:rPr>
+              <w:noProof/>
+              <w:webHidden/>
+            </w:rPr>
+            <w:fldChar w:fldCharType="separate"/>
+          </w:r>
+          <w:r>
+            <w:rPr>
+              <w:noProof/>
+              <w:webHidden/>
+            </w:rPr>
+            <w:t>4</w:t>
+          </w:r>
+          <w:r>
+            <w:rPr>
+              <w:noProof/>
+              <w:webHidden/>
+            </w:rPr>
+            <w:fldChar w:fldCharType="end"/>
+          </w:r>
+          <w:r>
+            <w:rPr>
+              <w:rStyle w:val="Hyperlink"/>
+              <w:noProof/>
+            </w:rPr>
+            <w:fldChar w:fldCharType="end"/>
+          </w:r>
+        </w:p>
+        <w:p>
+          <w:pPr>
+            <w:pStyle w:val="TOC2"/>
+            <w:tabs>
+              <w:tab w:val="left" w:pos="880"/>
+              <w:tab w:val="right" w:leader="dot" w:pos="9016"/>
+            </w:tabs>
+            <w:rPr>
+              <w:rFonts w:eastAsiaTheme="minorEastAsia"/>
+              <w:noProof/>
+              <w:lang w:eastAsia="pt-PT"/>
+            </w:rPr>
+          </w:pPr>
+          <w:hyperlink w:anchor="_Toc240546918" w:history="1">
+            <w:r>
+              <w:rPr>
+                <w:rStyle w:val="Hyperlink"/>
+                <w:noProof/>
+              </w:rPr>
+              <w:t>1.1.</w:t>
+            </w:r>
+            <w:r>
+              <w:rPr>
+                <w:rFonts w:eastAsiaTheme="minorEastAsia"/>
+                <w:noProof/>
+                <w:lang w:eastAsia="pt-PT"/>
+              </w:rPr>
+              <w:tab/>
+            </w:r>
+            <w:r>
+              <w:rPr>
+                <w:rStyle w:val="Hyperlink"/>
+                <w:noProof/>
+              </w:rPr>
+              <w:t>Introdução</w:t>
+            </w:r>
+            <w:r>
+              <w:rPr>
+                <w:noProof/>
+                <w:webHidden/>
+              </w:rPr>
+              <w:tab/>
+            </w:r>
+            <w:r>
+              <w:rPr>
+                <w:noProof/>
+                <w:webHidden/>
+              </w:rPr>
+              <w:fldChar w:fldCharType="begin"/>
+            </w:r>
+            <w:r>
+              <w:rPr>
+                <w:noProof/>
+                <w:webHidden/>
+              </w:rPr>
+              <w:instrText xml:space="preserve"> PAGEREF _Toc240546918 \h </w:instrText>
+            </w:r>
+            <w:r>
+              <w:rPr>
+                <w:noProof/>
+                <w:webHidden/>
+              </w:rPr>
+            </w:r>
+            <w:r>
+              <w:rPr>
+                <w:noProof/>
+                <w:webHidden/>
+              </w:rPr>
+              <w:fldChar w:fldCharType="separate"/>
+            </w:r>
+            <w:r>
+              <w:rPr>
+                <w:noProof/>
+                <w:webHidden/>
+              </w:rPr>
+              <w:t>5</w:t>
+            </w:r>
+            <w:r>
+              <w:rPr>
+                <w:noProof/>
+                <w:webHidden/>
+              </w:rPr>
+              <w:fldChar w:fldCharType="end"/>
+            </w:r>
+          </w:hyperlink>
+        </w:p>
+        <w:p>
+          <w:pPr>
+            <w:pStyle w:val="TOC1"/>
+            <w:tabs>
+              <w:tab w:val="right" w:leader="dot" w:pos="9016"/>
+            </w:tabs>
+            <w:rPr>
+              <w:rFonts w:eastAsiaTheme="minorEastAsia"/>
+              <w:noProof/>
+              <w:lang w:eastAsia="pt-PT"/>
+            </w:rPr>
+          </w:pPr>
+          <w:hyperlink w:anchor="_Toc240546919" w:history="1">
+            <w:r>
+              <w:rPr>
+                <w:rStyle w:val="Hyperlink"/>
+                <w:noProof/>
+              </w:rPr>
+              <w:t>2. Desenvolvimento do Projecto</w:t>
+            </w:r>
+            <w:r>
+              <w:rPr>
+                <w:noProof/>
+                <w:webHidden/>
+              </w:rPr>
+              <w:tab/>
+            </w:r>
+            <w:r>
+              <w:rPr>
+                <w:noProof/>
+                <w:webHidden/>
+              </w:rPr>
+              <w:fldChar w:fldCharType="begin"/>
+            </w:r>
+            <w:r>
+              <w:rPr>
+                <w:noProof/>
+                <w:webHidden/>
+              </w:rPr>
+              <w:instrText xml:space="preserve"> PAGEREF _Toc240546919 \h </w:instrText>
+            </w:r>
+            <w:r>
+              <w:rPr>
+                <w:noProof/>
+                <w:webHidden/>
+              </w:rPr>
+            </w:r>
+            <w:r>
+              <w:rPr>
+                <w:noProof/>
+                <w:webHidden/>
+              </w:rPr>
+              <w:fldChar w:fldCharType="separate"/>
+            </w:r>
+            <w:r>
+              <w:rPr>
+                <w:noProof/>
+                <w:webHidden/>
+              </w:rPr>
+              <w:t>6</w:t>
+            </w:r>
+            <w:r>
+              <w:rPr>
+                <w:noProof/>
+                <w:webHidden/>
+              </w:rPr>
+              <w:fldChar w:fldCharType="end"/>
+            </w:r>
+          </w:hyperlink>
+        </w:p>
+        <w:p>
+          <w:pPr>
+            <w:pStyle w:val="TOC2"/>
+            <w:tabs>
+              <w:tab w:val="right" w:leader="dot" w:pos="9016"/>
+            </w:tabs>
+            <w:rPr>
+              <w:rFonts w:eastAsiaTheme="minorEastAsia"/>
+              <w:noProof/>
+              <w:lang w:eastAsia="pt-PT"/>
+            </w:rPr>
+          </w:pPr>
+          <w:hyperlink w:anchor="_Toc240546920" w:history="1">
+            <w:r>
+              <w:rPr>
+                <w:rStyle w:val="Hyperlink"/>
+                <w:rFonts w:eastAsia="Times New Roman"/>
+                <w:noProof/>
+                <w:lang w:eastAsia="pt-PT"/>
+              </w:rPr>
+              <w:t>2.1 Metodologia</w:t>
+            </w:r>
+            <w:r>
+              <w:rPr>
+                <w:noProof/>
+                <w:webHidden/>
+              </w:rPr>
+              <w:tab/>
+            </w:r>
+            <w:r>
+              <w:rPr>
+                <w:noProof/>
+                <w:webHidden/>
+              </w:rPr>
+              <w:fldChar w:fldCharType="begin"/>
+            </w:r>
+            <w:r>
+              <w:rPr>
+                <w:noProof/>
+                <w:webHidden/>
+              </w:rPr>
+              <w:instrText xml:space="preserve"> PAGEREF _Toc240546920 \h </w:instrText>
+            </w:r>
+            <w:r>
+              <w:rPr>
+                <w:noProof/>
+                <w:webHidden/>
+              </w:rPr>
+            </w:r>
+            <w:r>
+              <w:rPr>
+                <w:noProof/>
+                <w:webHidden/>
+              </w:rPr>
+              <w:fldChar w:fldCharType="separate"/>
+            </w:r>
+            <w:r>
+              <w:rPr>
+                <w:noProof/>
+                <w:webHidden/>
+              </w:rPr>
+              <w:t>6</w:t>
+            </w:r>
+            <w:r>
+              <w:rPr>
+                <w:noProof/>
+                <w:webHidden/>
+              </w:rPr>
+              <w:fldChar w:fldCharType="end"/>
+            </w:r>
+          </w:hyperlink>
+        </w:p>
+        <w:p>
+          <w:pPr>
+            <w:pStyle w:val="TOC2"/>
+            <w:tabs>
+              <w:tab w:val="right" w:leader="dot" w:pos="9016"/>
+            </w:tabs>
+            <w:rPr>
+              <w:rFonts w:eastAsiaTheme="minorEastAsia"/>
+              <w:noProof/>
+              <w:lang w:eastAsia="pt-PT"/>
+            </w:rPr>
+          </w:pPr>
+          <w:hyperlink w:anchor="_Toc240546921" w:history="1">
+            <w:r>
+              <w:rPr>
+                <w:rStyle w:val="Hyperlink"/>
+                <w:rFonts w:eastAsia="Times New Roman"/>
+                <w:noProof/>
+                <w:lang w:eastAsia="pt-PT"/>
+              </w:rPr>
+              <w:t>2.2 Tipo de Site</w:t>
+            </w:r>
+            <w:r>
+              <w:rPr>
+                <w:noProof/>
+                <w:webHidden/>
+              </w:rPr>
+              <w:tab/>
+            </w:r>
+            <w:r>
+              <w:rPr>
+                <w:noProof/>
+                <w:webHidden/>
+              </w:rPr>
+              <w:fldChar w:fldCharType="begin"/>
+            </w:r>
+            <w:r>
+              <w:rPr>
+                <w:noProof/>
+                <w:webHidden/>
+              </w:rPr>
+              <w:instrText xml:space="preserve"> PAGEREF _Toc240546921 \h </w:instrText>
+            </w:r>
+            <w:r>
+              <w:rPr>
+                <w:noProof/>
+                <w:webHidden/>
+              </w:rPr>
+            </w:r>
+            <w:r>
+              <w:rPr>
+                <w:noProof/>
+                <w:webHidden/>
+              </w:rPr>
+              <w:fldChar w:fldCharType="separate"/>
+            </w:r>
+            <w:r>
+              <w:rPr>
+                <w:noProof/>
+                <w:webHidden/>
+              </w:rPr>
+              <w:t>6</w:t>
+            </w:r>
+            <w:r>
+              <w:rPr>
+                <w:noProof/>
+                <w:webHidden/>
+              </w:rPr>
+              <w:fldChar w:fldCharType="end"/>
+            </w:r>
+          </w:hyperlink>
+        </w:p>
+        <w:p>
+          <w:pPr>
+            <w:pStyle w:val="TOC2"/>
+            <w:tabs>
+              <w:tab w:val="right" w:leader="dot" w:pos="9016"/>
+            </w:tabs>
+            <w:rPr>
+              <w:rFonts w:eastAsiaTheme="minorEastAsia"/>
+              <w:noProof/>
+              <w:lang w:eastAsia="pt-PT"/>
+            </w:rPr>
+          </w:pPr>
+          <w:hyperlink w:anchor="_Toc240546922" w:history="1">
+            <w:r>
+              <w:rPr>
+                <w:rStyle w:val="Hyperlink"/>
+                <w:rFonts w:eastAsia="Times New Roman"/>
+                <w:noProof/>
+                <w:lang w:eastAsia="pt-PT"/>
+              </w:rPr>
+              <w:t>2.3 Arquitectura da Informação</w:t>
+            </w:r>
+            <w:r>
+              <w:rPr>
+                <w:noProof/>
+                <w:webHidden/>
+              </w:rPr>
+              <w:tab/>
+            </w:r>
+            <w:r>
+              <w:rPr>
+                <w:noProof/>
+                <w:webHidden/>
+              </w:rPr>
+              <w:fldChar w:fldCharType="begin"/>
+            </w:r>
+            <w:r>
+              <w:rPr>
+                <w:noProof/>
+                <w:webHidden/>
+              </w:rPr>
+              <w:instrText xml:space="preserve"> PAGEREF _Toc240546922 \h </w:instrText>
+            </w:r>
+            <w:r>
+              <w:rPr>
+                <w:noProof/>
+                <w:webHidden/>
+              </w:rPr>
+            </w:r>
+            <w:r>
+              <w:rPr>
+                <w:noProof/>
+                <w:webHidden/>
+              </w:rPr>
+              <w:fldChar w:fldCharType="separate"/>
+            </w:r>
+            <w:r>
+              <w:rPr>
+                <w:noProof/>
+                <w:webHidden/>
+              </w:rPr>
+              <w:t>7</w:t>
+            </w:r>
+            <w:r>
+              <w:rPr>
+                <w:noProof/>
+                <w:webHidden/>
+              </w:rPr>
+              <w:fldChar w:fldCharType="end"/>
+            </w:r>
+          </w:hyperlink>
+        </w:p>
+        <w:p>
+          <w:pPr>
+            <w:pStyle w:val="TOC2"/>
+            <w:tabs>
+              <w:tab w:val="right" w:leader="dot" w:pos="9016"/>
+            </w:tabs>
+            <w:rPr>
+              <w:rFonts w:eastAsiaTheme="minorEastAsia"/>
+              <w:noProof/>
+              <w:lang w:eastAsia="pt-PT"/>
+            </w:rPr>
+          </w:pPr>
+          <w:hyperlink w:anchor="_Toc240546923" w:history="1">
+            <w:r>
+              <w:rPr>
+                <w:rStyle w:val="Hyperlink"/>
+                <w:rFonts w:eastAsia="Times New Roman"/>
+                <w:noProof/>
+                <w:lang w:eastAsia="pt-PT"/>
+              </w:rPr>
+              <w:t>2.4 Layout da Home Page</w:t>
+            </w:r>
+            <w:r>
+              <w:rPr>
+                <w:noProof/>
+                <w:webHidden/>
+              </w:rPr>
+              <w:tab/>
+            </w:r>
+            <w:r>
+              <w:rPr>
+                <w:noProof/>
+                <w:webHidden/>
+              </w:rPr>
+              <w:fldChar w:fldCharType="begin"/>
+            </w:r>
+            <w:r>
+              <w:rPr>
+                <w:noProof/>
+                <w:webHidden/>
+              </w:rPr>
+              <w:instrText xml:space="preserve"> PAGEREF _Toc240546923 \h </w:instrText>
+            </w:r>
+            <w:r>
+              <w:rPr>
+                <w:noProof/>
+                <w:webHidden/>
+              </w:rPr>
+            </w:r>
+            <w:r>
+              <w:rPr>
+                <w:noProof/>
+                <w:webHidden/>
+              </w:rPr>
+              <w:fldChar w:fldCharType="separate"/>
+            </w:r>
+            <w:r>
+              <w:rPr>
+                <w:noProof/>
+                <w:webHidden/>
+              </w:rPr>
+              <w:t>7</w:t>
+            </w:r>
+            <w:r>
+              <w:rPr>
+                <w:noProof/>
+                <w:webHidden/>
+              </w:rPr>
+              <w:fldChar w:fldCharType="end"/>
+            </w:r>
+          </w:hyperlink>
+        </w:p>
+        <w:p>
+          <w:pPr>
+            <w:pStyle w:val="TOC2"/>
+            <w:tabs>
+              <w:tab w:val="right" w:leader="dot" w:pos="9016"/>
+            </w:tabs>
+            <w:rPr>
+              <w:rFonts w:eastAsiaTheme="minorEastAsia"/>
+              <w:noProof/>
+              <w:lang w:eastAsia="pt-PT"/>
+            </w:rPr>
+          </w:pPr>
+          <w:hyperlink w:anchor="_Toc240546924" w:history="1">
+            <w:r>
+              <w:rPr>
+                <w:rStyle w:val="Hyperlink"/>
+                <w:rFonts w:eastAsia="Times New Roman"/>
+                <w:noProof/>
+                <w:lang w:eastAsia="pt-PT"/>
+              </w:rPr>
+              <w:t>2.5 Diagramação das Páginas</w:t>
+            </w:r>
+            <w:r>
+              <w:rPr>
+                <w:noProof/>
+                <w:webHidden/>
+              </w:rPr>
+              <w:tab/>
+            </w:r>
+            <w:r>
+              <w:rPr>
+                <w:noProof/>
+                <w:webHidden/>
+              </w:rPr>
+              <w:fldChar w:fldCharType="begin"/>
+            </w:r>
+            <w:r>
+              <w:rPr>
+                <w:noProof/>
+                <w:webHidden/>
+              </w:rPr>
+              <w:instrText xml:space="preserve"> PAGEREF _Toc240546924 \h </w:instrText>
+            </w:r>
+            <w:r>
+              <w:rPr>
+                <w:noProof/>
+                <w:webHidden/>
+              </w:rPr>
+            </w:r>
+            <w:r>
+              <w:rPr>
+                <w:noProof/>
+                <w:webHidden/>
+              </w:rPr>
+              <w:fldChar w:fldCharType="separate"/>
+            </w:r>
+            <w:r>
+              <w:rPr>
+                <w:noProof/>
+                <w:webHidden/>
+              </w:rPr>
+              <w:t>9</w:t>
+            </w:r>
+            <w:r>
+              <w:rPr>
+                <w:noProof/>
+                <w:webHidden/>
+              </w:rPr>
+              <w:fldChar w:fldCharType="end"/>
+            </w:r>
+          </w:hyperlink>
+        </w:p>
+        <w:p>
+          <w:pPr>
+            <w:pStyle w:val="TOC2"/>
+            <w:tabs>
+              <w:tab w:val="right" w:leader="dot" w:pos="9016"/>
+            </w:tabs>
+            <w:rPr>
+              <w:rFonts w:eastAsiaTheme="minorEastAsia"/>
+              <w:noProof/>
+              <w:lang w:eastAsia="pt-PT"/>
+            </w:rPr>
+          </w:pPr>
+          <w:hyperlink w:anchor="_Toc240546925" w:history="1">
+            <w:r>
+              <w:rPr>
+                <w:rStyle w:val="Hyperlink"/>
+                <w:rFonts w:eastAsia="Times New Roman"/>
+                <w:noProof/>
+                <w:lang w:eastAsia="pt-PT"/>
+              </w:rPr>
+              <w:t>2.6 Desenvolvimento das Páginas em HTML</w:t>
+            </w:r>
+            <w:r>
+              <w:rPr>
+                <w:noProof/>
+                <w:webHidden/>
+              </w:rPr>
+              <w:tab/>
+            </w:r>
+            <w:r>
+              <w:rPr>
+                <w:noProof/>
+                <w:webHidden/>
+              </w:rPr>
+              <w:fldChar w:fldCharType="begin"/>
+            </w:r>
+            <w:r>
+              <w:rPr>
+                <w:noProof/>
+                <w:webHidden/>
+              </w:rPr>
+              <w:instrText xml:space="preserve"> PAGEREF _Toc240546925 \h </w:instrText>
+            </w:r>
+            <w:r>
+              <w:rPr>
+                <w:noProof/>
+                <w:webHidden/>
+              </w:rPr>
+            </w:r>
+            <w:r>
+              <w:rPr>
+                <w:noProof/>
+                <w:webHidden/>
+              </w:rPr>
+              <w:fldChar w:fldCharType="separate"/>
+            </w:r>
+            <w:r>
+              <w:rPr>
+                <w:noProof/>
+                <w:webHidden/>
+              </w:rPr>
+              <w:t>9</w:t>
+            </w:r>
+            <w:r>
+              <w:rPr>
+                <w:noProof/>
+                <w:webHidden/>
+              </w:rPr>
+              <w:fldChar w:fldCharType="end"/>
+            </w:r>
+          </w:hyperlink>
+        </w:p>
+        <w:p>
+          <w:pPr>
+            <w:pStyle w:val="TOC2"/>
+            <w:tabs>
+              <w:tab w:val="right" w:leader="dot" w:pos="9016"/>
+            </w:tabs>
+            <w:rPr>
+              <w:rFonts w:eastAsiaTheme="minorEastAsia"/>
+              <w:noProof/>
+              <w:lang w:eastAsia="pt-PT"/>
+            </w:rPr>
+          </w:pPr>
+          <w:hyperlink w:anchor="_Toc240546926" w:history="1">
+            <w:r>
+              <w:rPr>
+                <w:rStyle w:val="Hyperlink"/>
+                <w:rFonts w:eastAsia="Times New Roman"/>
+                <w:noProof/>
+                <w:lang w:eastAsia="pt-PT"/>
+              </w:rPr>
+              <w:t>2.7 Integração de Imagens, Áudio, Vídeo e Formulários</w:t>
+            </w:r>
+            <w:r>
+              <w:rPr>
+                <w:noProof/>
+                <w:webHidden/>
+              </w:rPr>
+              <w:tab/>
+            </w:r>
+            <w:r>
+              <w:rPr>
+                <w:noProof/>
+                <w:webHidden/>
+              </w:rPr>
+              <w:fldChar w:fldCharType="begin"/>
+            </w:r>
+            <w:r>
+              <w:rPr>
+                <w:noProof/>
+                <w:webHidden/>
+              </w:rPr>
+              <w:instrText xml:space="preserve"> PAGEREF _Toc240546926 \h </w:instrText>
+            </w:r>
+            <w:r>
+              <w:rPr>
+                <w:noProof/>
+                <w:webHidden/>
+              </w:rPr>
+            </w:r>
+            <w:r>
+              <w:rPr>
+                <w:noProof/>
+                <w:webHidden/>
+              </w:rPr>
+              <w:fldChar w:fldCharType="separate"/>
+            </w:r>
+            <w:r>
+              <w:rPr>
+                <w:noProof/>
+                <w:webHidden/>
+              </w:rPr>
+              <w:t>10</w:t>
+            </w:r>
+            <w:r>
+              <w:rPr>
+                <w:noProof/>
+                <w:webHidden/>
+              </w:rPr>
+              <w:fldChar w:fldCharType="end"/>
+            </w:r>
+          </w:hyperlink>
+        </w:p>
+        <w:p>
+          <w:pPr>
+            <w:pStyle w:val="TOC2"/>
+            <w:tabs>
+              <w:tab w:val="right" w:leader="dot" w:pos="9016"/>
+            </w:tabs>
+            <w:rPr>
+              <w:rFonts w:eastAsiaTheme="minorEastAsia"/>
+              <w:noProof/>
+              <w:lang w:eastAsia="pt-PT"/>
+            </w:rPr>
+          </w:pPr>
+          <w:hyperlink w:anchor="_Toc240546927" w:history="1">
+            <w:r>
+              <w:rPr>
+                <w:rStyle w:val="Hyperlink"/>
+                <w:rFonts w:eastAsia="Times New Roman"/>
+                <w:noProof/>
+                <w:lang w:eastAsia="pt-PT"/>
+              </w:rPr>
+              <w:t>2.8 Testes e Correcção de Erros</w:t>
+            </w:r>
+            <w:r>
+              <w:rPr>
+                <w:noProof/>
+                <w:webHidden/>
+              </w:rPr>
+              <w:tab/>
+            </w:r>
+            <w:r>
+              <w:rPr>
+                <w:noProof/>
+                <w:webHidden/>
+              </w:rPr>
+              <w:fldChar w:fldCharType="begin"/>
+            </w:r>
+            <w:r>
+              <w:rPr>
+                <w:noProof/>
+                <w:webHidden/>
+              </w:rPr>
+              <w:instrText xml:space="preserve"> PAGEREF _Toc240546927 \h </w:instrText>
+            </w:r>
+            <w:r>
+              <w:rPr>
+                <w:noProof/>
+                <w:webHidden/>
+              </w:rPr>
+            </w:r>
+            <w:r>
+              <w:rPr>
+                <w:noProof/>
+                <w:webHidden/>
+              </w:rPr>
+              <w:fldChar w:fldCharType="separate"/>
+            </w:r>
+            <w:r>
+              <w:rPr>
+                <w:noProof/>
+                <w:webHidden/>
+              </w:rPr>
+              <w:t>11</w:t>
+            </w:r>
+            <w:r>
+              <w:rPr>
+                <w:noProof/>
+                <w:webHidden/>
+              </w:rPr>
+              <w:fldChar w:fldCharType="end"/>
+            </w:r>
+          </w:hyperlink>
+        </w:p>
+        <w:p>
+          <w:pPr>
+            <w:pStyle w:val="TOC2"/>
+            <w:tabs>
+              <w:tab w:val="right" w:leader="dot" w:pos="9016"/>
+            </w:tabs>
+            <w:rPr>
+              <w:rFonts w:eastAsiaTheme="minorEastAsia"/>
+              <w:noProof/>
+              <w:lang w:eastAsia="pt-PT"/>
+            </w:rPr>
+          </w:pPr>
+          <w:hyperlink w:anchor="_Toc240546928" w:history="1">
+            <w:r>
+              <w:rPr>
+                <w:rStyle w:val="Hyperlink"/>
+                <w:rFonts w:eastAsia="Times New Roman"/>
+                <w:noProof/>
+                <w:lang w:eastAsia="pt-PT"/>
+              </w:rPr>
+              <w:t>2.9 Hospedagem e Publicação</w:t>
+            </w:r>
+            <w:r>
+              <w:rPr>
+                <w:noProof/>
+                <w:webHidden/>
+              </w:rPr>
+              <w:tab/>
+            </w:r>
+            <w:r>
+              <w:rPr>
+                <w:noProof/>
+                <w:webHidden/>
+              </w:rPr>
+              <w:fldChar w:fldCharType="begin"/>
+            </w:r>
+            <w:r>
+              <w:rPr>
+                <w:noProof/>
+                <w:webHidden/>
+              </w:rPr>
+              <w:instrText xml:space="preserve"> PAGEREF _Toc240546928 \h </w:instrText>
+            </w:r>
+            <w:r>
+              <w:rPr>
+                <w:noProof/>
+                <w:webHidden/>
+              </w:rPr>
+            </w:r>
+            <w:r>
+              <w:rPr>
+                <w:noProof/>
+                <w:webHidden/>
+              </w:rPr>
+              <w:fldChar w:fldCharType="separate"/>
+            </w:r>
+            <w:r>
+              <w:rPr>
+                <w:noProof/>
+                <w:webHidden/>
+              </w:rPr>
+              <w:t>11</w:t>
+            </w:r>
+            <w:r>
+              <w:rPr>
+                <w:noProof/>
+                <w:webHidden/>
+              </w:rPr>
+              <w:fldChar w:fldCharType="end"/>
+            </w:r>
+          </w:hyperlink>
+        </w:p>
+        <w:p>
+          <w:pPr>
+            <w:pStyle w:val="TOC1"/>
+            <w:tabs>
+              <w:tab w:val="right" w:leader="dot" w:pos="9016"/>
+            </w:tabs>
+            <w:rPr>
+              <w:rFonts w:eastAsiaTheme="minorEastAsia"/>
+              <w:noProof/>
+              <w:lang w:eastAsia="pt-PT"/>
+            </w:rPr>
+          </w:pPr>
+          <w:hyperlink w:anchor="_Toc240546929" w:history="1">
+            <w:r>
+              <w:rPr>
+                <w:rStyle w:val="Hyperlink"/>
+                <w:rFonts w:eastAsia="Times New Roman"/>
+                <w:noProof/>
+                <w:lang w:eastAsia="pt-PT"/>
+              </w:rPr>
+              <w:t>4. Conclusão</w:t>
+            </w:r>
+            <w:r>
+              <w:rPr>
+                <w:noProof/>
+                <w:webHidden/>
+              </w:rPr>
+              <w:tab/>
+            </w:r>
+            <w:r>
+              <w:rPr>
+                <w:noProof/>
+                <w:webHidden/>
+              </w:rPr>
+              <w:fldChar w:fldCharType="begin"/>
+            </w:r>
+            <w:r>
+              <w:rPr>
+                <w:noProof/>
+                <w:webHidden/>
+              </w:rPr>
+              <w:instrText xml:space="preserve"> PAGEREF _Toc240546929 \h </w:instrText>
+            </w:r>
+            <w:r>
+              <w:rPr>
+                <w:noProof/>
+                <w:webHidden/>
+              </w:rPr>
+            </w:r>
+            <w:r>
+              <w:rPr>
+                <w:noProof/>
+                <w:webHidden/>
+              </w:rPr>
+              <w:fldChar w:fldCharType="separate"/>
+            </w:r>
+            <w:r>
+              <w:rPr>
+                <w:noProof/>
+                <w:webHidden/>
+              </w:rPr>
+              <w:t>12</w:t>
+            </w:r>
+            <w:r>
+              <w:rPr>
+                <w:noProof/>
+                <w:webHidden/>
+              </w:rPr>
+              <w:fldChar w:fldCharType="end"/>
+            </w:r>
+          </w:hyperlink>
+        </w:p>
+        <w:p>
+          <w:pPr>
+            <w:pStyle w:val="TOC1"/>
+            <w:tabs>
+              <w:tab w:val="right" w:leader="dot" w:pos="9016"/>
+            </w:tabs>
+            <w:rPr>
+              <w:rFonts w:eastAsiaTheme="minorEastAsia"/>
+              <w:noProof/>
+              <w:lang w:eastAsia="pt-PT"/>
+            </w:rPr>
+          </w:pPr>
+          <w:hyperlink w:anchor="_Toc240546930" w:history="1">
+            <w:r>
+              <w:rPr>
+                <w:rStyle w:val="Hyperlink"/>
+                <w:rFonts w:eastAsia="Times New Roman"/>
+                <w:noProof/>
+                <w:lang w:eastAsia="pt-PT"/>
+              </w:rPr>
+              <w:t>5. Referências</w:t>
+            </w:r>
+            <w:r>
+              <w:rPr>
+                <w:noProof/>
+                <w:webHidden/>
+              </w:rPr>
+              <w:tab/>
+            </w:r>
+            <w:r>
+              <w:rPr>
+                <w:noProof/>
+                <w:webHidden/>
+              </w:rPr>
+              <w:fldChar w:fldCharType="begin"/>
+            </w:r>
+            <w:r>
+              <w:rPr>
+                <w:noProof/>
+                <w:webHidden/>
+              </w:rPr>
+              <w:instrText xml:space="preserve"> PAGEREF _Toc240546930 \h </w:instrText>
+            </w:r>
+            <w:r>
+              <w:rPr>
+                <w:noProof/>
+                <w:webHidden/>
+              </w:rPr>
+            </w:r>
+            <w:r>
+              <w:rPr>
+                <w:noProof/>
+                <w:webHidden/>
+              </w:rPr>
+              <w:fldChar w:fldCharType="separate"/>
+            </w:r>
+            <w:r>
+              <w:rPr>
+                <w:noProof/>
+                <w:webHidden/>
+              </w:rPr>
+              <w:t>13</w:t>
+            </w:r>
+            <w:r>
+              <w:rPr>
+                <w:noProof/>
+                <w:webHidden/>
+              </w:rPr>
+              <w:fldChar w:fldCharType="end"/>
+            </w:r>
+          </w:hyperlink>
+        </w:p>
+        <w:p>
+          <w:pPr>
+            <w:rPr>
               <w:lang w:val="en-US"/>
             </w:rPr>
-            <w:t>No table of contents entries found.</w:t>
-          </w:r>
+          </w:pPr>
           <w:r>
             <w:rPr>
               <w:b/>
@@ -1611,23 +2574,17 @@
     <w:p>
       <w:pPr>
         <w:pStyle w:val="Heading1"/>
-        <w:rPr>
-          <w:rFonts w:ascii="Times New Roman" w:hAnsi="Times New Roman" w:cs="Times New Roman"/>
-          <w:b/>
-          <w:color w:val="auto"/>
-          <w:sz w:val="24"/>
-        </w:rPr>
-      </w:pPr>
-      <w:r>
-        <w:rPr>
-          <w:rFonts w:ascii="Times New Roman" w:hAnsi="Times New Roman" w:cs="Times New Roman"/>
-          <w:b/>
-          <w:color w:val="auto"/>
-          <w:sz w:val="24"/>
-        </w:rPr>
+        <w:numPr>
+          <w:ilvl w:val="0"/>
+          <w:numId w:val="5"/>
+        </w:numPr>
+      </w:pPr>
+      <w:bookmarkStart w:id="1" w:name="_Toc240546917"/>
+      <w:r>
         <w:lastRenderedPageBreak/>
         <w:t>Resumo</w:t>
       </w:r>
+      <w:bookmarkEnd w:id="1"/>
     </w:p>
     <w:p>
       <w:pPr>
@@ -1648,15 +2605,7 @@
           <w:sz w:val="24"/>
           <w:szCs w:val="24"/>
         </w:rPr>
-        <w:t>A Othola TFDS percebeu que os tempos evoluiram e precisavam ter</w:t>
-      </w:r>
-      <w:r>
-        <w:rPr>
-          <w:rFonts w:ascii="Times New Roman" w:hAnsi="Times New Roman" w:cs="Times New Roman"/>
-          <w:sz w:val="24"/>
-          <w:szCs w:val="24"/>
-        </w:rPr>
-        <w:t xml:space="preserve"> um espaço digital, que é como as coisas funciona nos dia de hoje e, por meio disso, surgiu a necessidade de resolver esse problema e optimizar a partilha dos seus serviços, como também marcar presença na era digital actual. </w:t>
+        <w:t xml:space="preserve">A Othola TFDS percebeu que os tempos evoluiram e precisavam ter um espaço digital, que é como as coisas funciona nos dia de hoje e, por meio disso, surgiu a necessidade de resolver esse problema e optimizar a partilha dos seus serviços, como também marcar presença na era digital actual. </w:t>
       </w:r>
     </w:p>
     <w:p>
@@ -1700,15 +2649,39 @@
           <w:sz w:val="24"/>
           <w:szCs w:val="24"/>
         </w:rPr>
-        <w:t>O website visa alcançar diferentes pessoas (públicas, privadas e singulares de modo a acederem deliberadamente ao site e de tal modo aument</w:t>
-      </w:r>
-      <w:r>
-        <w:rPr>
-          <w:rFonts w:ascii="Times New Roman" w:hAnsi="Times New Roman" w:cs="Times New Roman"/>
-          <w:sz w:val="24"/>
-          <w:szCs w:val="24"/>
-        </w:rPr>
-        <w:t>ar:</w:t>
+        <w:t>O website visa alcançar diferent</w:t>
+      </w:r>
+      <w:r>
+        <w:rPr>
+          <w:rFonts w:ascii="Times New Roman" w:hAnsi="Times New Roman" w:cs="Times New Roman"/>
+          <w:sz w:val="24"/>
+          <w:szCs w:val="24"/>
+        </w:rPr>
+        <w:t>es pessoas (públicas, privadas,</w:t>
+      </w:r>
+      <w:r>
+        <w:rPr>
+          <w:rFonts w:ascii="Times New Roman" w:hAnsi="Times New Roman" w:cs="Times New Roman"/>
+          <w:sz w:val="24"/>
+          <w:szCs w:val="24"/>
+        </w:rPr>
+        <w:t xml:space="preserve"> singulares</w:t>
+      </w:r>
+      <w:r>
+        <w:rPr>
+          <w:rFonts w:ascii="Times New Roman" w:hAnsi="Times New Roman" w:cs="Times New Roman"/>
+          <w:sz w:val="24"/>
+          <w:szCs w:val="24"/>
+        </w:rPr>
+        <w:t xml:space="preserve"> e colectivas)</w:t>
+      </w:r>
+      <w:r>
+        <w:rPr>
+          <w:rFonts w:ascii="Times New Roman" w:hAnsi="Times New Roman" w:cs="Times New Roman"/>
+          <w:sz w:val="24"/>
+          <w:szCs w:val="24"/>
+        </w:rPr>
+        <w:t xml:space="preserve"> de modo a acederem deliberadamente ao site e de tal modo aumentar:</w:t>
       </w:r>
     </w:p>
     <w:p>
@@ -1833,15 +2806,7 @@
           <w:sz w:val="24"/>
           <w:szCs w:val="24"/>
         </w:rPr>
-        <w:t>Com est</w:t>
-      </w:r>
-      <w:r>
-        <w:rPr>
-          <w:rFonts w:ascii="Times New Roman" w:hAnsi="Times New Roman" w:cs="Times New Roman"/>
-          <w:sz w:val="24"/>
-          <w:szCs w:val="24"/>
-        </w:rPr>
-        <w:t>e site estamos confiantes que o nosso cliente sinta-se bem atendido e requira sempre os nossos serviços, que a nossa experiência cresça e vire referência a nível nacional.</w:t>
+        <w:t>Com este site estamos confiantes que o nosso cliente sinta-se bem atendido e requira sempre os nossos serviços, que a nossa experiência cresça e vire referência a nível nacional.</w:t>
       </w:r>
     </w:p>
     <w:p>
@@ -1891,24 +2856,18 @@
     </w:p>
     <w:p>
       <w:pPr>
-        <w:pStyle w:val="Heading1"/>
-        <w:rPr>
-          <w:rFonts w:ascii="Times New Roman" w:hAnsi="Times New Roman" w:cs="Times New Roman"/>
-          <w:b/>
-          <w:color w:val="auto"/>
-          <w:sz w:val="24"/>
-        </w:rPr>
-      </w:pPr>
-      <w:r>
-        <w:rPr>
-          <w:rFonts w:ascii="Times New Roman" w:hAnsi="Times New Roman" w:cs="Times New Roman"/>
-          <w:b/>
-          <w:color w:val="auto"/>
-          <w:sz w:val="24"/>
-        </w:rPr>
+        <w:pStyle w:val="Heading2"/>
+        <w:numPr>
+          <w:ilvl w:val="1"/>
+          <w:numId w:val="5"/>
+        </w:numPr>
+      </w:pPr>
+      <w:bookmarkStart w:id="2" w:name="_Toc240546918"/>
+      <w:r>
         <w:lastRenderedPageBreak/>
         <w:t>Introdução</w:t>
       </w:r>
+      <w:bookmarkEnd w:id="2"/>
     </w:p>
     <w:p>
       <w:pPr>
@@ -1930,7 +2889,37 @@
           <w:szCs w:val="24"/>
           <w:lang w:eastAsia="pt-PT"/>
         </w:rPr>
-        <w:t>Atualmente as páginas web vêm desempenhando um papel importante na sociedade, em qualquer contexto que elas são aplicadas. As páginas web vêm impulsionando negócios e a forma como partilhamos a informação,permitindo</w:t>
+        <w:t>A</w:t>
+      </w:r>
+      <w:r>
+        <w:rPr>
+          <w:rFonts w:ascii="Times New Roman" w:eastAsia="Times New Roman" w:hAnsi="Times New Roman" w:cs="Times New Roman"/>
+          <w:color w:val="222222"/>
+          <w:sz w:val="24"/>
+          <w:szCs w:val="24"/>
+          <w:lang w:eastAsia="pt-PT"/>
+        </w:rPr>
+        <w:t>c</w:t>
+      </w:r>
+      <w:r>
+        <w:rPr>
+          <w:rFonts w:ascii="Times New Roman" w:eastAsia="Times New Roman" w:hAnsi="Times New Roman" w:cs="Times New Roman"/>
+          <w:color w:val="222222"/>
+          <w:sz w:val="24"/>
+          <w:szCs w:val="24"/>
+          <w:lang w:eastAsia="pt-PT"/>
+        </w:rPr>
+        <w:t>tualmente as páginas web vêm desempenhando um papel importante na sociedade, em qualquer contexto que elas são aplicadas. As páginas web vêm impulsionando negócios e a forma como partilhamos a informação,permitindo</w:t>
+      </w:r>
+      <w:r>
+        <w:rPr>
+          <w:rFonts w:ascii="Times New Roman" w:eastAsia="Times New Roman" w:hAnsi="Times New Roman" w:cs="Times New Roman"/>
+          <w:color w:val="222222"/>
+          <w:sz w:val="24"/>
+          <w:szCs w:val="24"/>
+          <w:lang w:eastAsia="pt-PT"/>
+        </w:rPr>
+        <w:t xml:space="preserve"> </w:t>
       </w:r>
       <w:r>
         <w:rPr>
@@ -1963,7 +2952,89 @@
           <w:szCs w:val="24"/>
           <w:lang w:eastAsia="pt-PT"/>
         </w:rPr>
-        <w:t xml:space="preserve">No desenvolvimento desta página web a ferrament mai importante foi a linguagem de Marcação HTML versão 5, que permite estruturar a página web de modo que os seus elementos fiquem bem alinhados, permite a inserção de vídeos e áudio nas páginas que constituem regras de </w:t>
+        <w:t xml:space="preserve">No desenvolvimento desta página </w:t>
+      </w:r>
+      <w:r>
+        <w:rPr>
+          <w:rFonts w:ascii="Times New Roman" w:eastAsia="Times New Roman" w:hAnsi="Times New Roman" w:cs="Times New Roman"/>
+          <w:i/>
+          <w:color w:val="222222"/>
+          <w:sz w:val="24"/>
+          <w:szCs w:val="24"/>
+          <w:lang w:eastAsia="pt-PT"/>
+        </w:rPr>
+        <w:t>web</w:t>
+      </w:r>
+      <w:r>
+        <w:rPr>
+          <w:rFonts w:ascii="Times New Roman" w:eastAsia="Times New Roman" w:hAnsi="Times New Roman" w:cs="Times New Roman"/>
+          <w:color w:val="222222"/>
+          <w:sz w:val="24"/>
+          <w:szCs w:val="24"/>
+          <w:lang w:eastAsia="pt-PT"/>
+        </w:rPr>
+        <w:t xml:space="preserve"> a ferrament</w:t>
+      </w:r>
+      <w:r>
+        <w:rPr>
+          <w:rFonts w:ascii="Times New Roman" w:eastAsia="Times New Roman" w:hAnsi="Times New Roman" w:cs="Times New Roman"/>
+          <w:color w:val="222222"/>
+          <w:sz w:val="24"/>
+          <w:szCs w:val="24"/>
+          <w:lang w:eastAsia="pt-PT"/>
+        </w:rPr>
+        <w:t>a</w:t>
+      </w:r>
+      <w:r>
+        <w:rPr>
+          <w:rFonts w:ascii="Times New Roman" w:eastAsia="Times New Roman" w:hAnsi="Times New Roman" w:cs="Times New Roman"/>
+          <w:color w:val="222222"/>
+          <w:sz w:val="24"/>
+          <w:szCs w:val="24"/>
+          <w:lang w:eastAsia="pt-PT"/>
+        </w:rPr>
+        <w:t xml:space="preserve"> mai</w:t>
+      </w:r>
+      <w:r>
+        <w:rPr>
+          <w:rFonts w:ascii="Times New Roman" w:eastAsia="Times New Roman" w:hAnsi="Times New Roman" w:cs="Times New Roman"/>
+          <w:color w:val="222222"/>
+          <w:sz w:val="24"/>
+          <w:szCs w:val="24"/>
+          <w:lang w:eastAsia="pt-PT"/>
+        </w:rPr>
+        <w:t>s</w:t>
+      </w:r>
+      <w:r>
+        <w:rPr>
+          <w:rFonts w:ascii="Times New Roman" w:eastAsia="Times New Roman" w:hAnsi="Times New Roman" w:cs="Times New Roman"/>
+          <w:color w:val="222222"/>
+          <w:sz w:val="24"/>
+          <w:szCs w:val="24"/>
+          <w:lang w:eastAsia="pt-PT"/>
+        </w:rPr>
+        <w:t xml:space="preserve"> importante foi a linguagem de Marcação </w:t>
+      </w:r>
+      <w:r>
+        <w:rPr>
+          <w:rFonts w:ascii="Times New Roman" w:eastAsia="Times New Roman" w:hAnsi="Times New Roman" w:cs="Times New Roman"/>
+          <w:i/>
+          <w:color w:val="222222"/>
+          <w:sz w:val="24"/>
+          <w:szCs w:val="24"/>
+          <w:lang w:eastAsia="pt-PT"/>
+        </w:rPr>
+        <w:t>HTML</w:t>
+      </w:r>
+      <w:r>
+        <w:rPr>
+          <w:rFonts w:ascii="Times New Roman" w:eastAsia="Times New Roman" w:hAnsi="Times New Roman" w:cs="Times New Roman"/>
+          <w:color w:val="222222"/>
+          <w:sz w:val="24"/>
+          <w:szCs w:val="24"/>
+          <w:lang w:eastAsia="pt-PT"/>
+        </w:rPr>
+        <w:t xml:space="preserve"> versão 5, que permite estruturar a página web de modo que os seus elementos fiquem bem alinhados, permite a inserção de vídeos e áudio nas páginas que constituem regras de </w:t>
       </w:r>
       <w:r>
         <w:rPr>
@@ -1996,21 +3067,8 @@
           <w:szCs w:val="24"/>
           <w:lang w:eastAsia="pt-PT"/>
         </w:rPr>
-        <w:t>i</w:t>
-      </w:r>
-      <w:r>
-        <w:rPr>
-          <w:rFonts w:ascii="Times New Roman" w:eastAsia="Times New Roman" w:hAnsi="Times New Roman" w:cs="Times New Roman"/>
-          <w:b/>
-          <w:color w:val="222222"/>
-          <w:sz w:val="24"/>
-          <w:szCs w:val="24"/>
-          <w:lang w:eastAsia="pt-PT"/>
-        </w:rPr>
-        <w:t>s</w:t>
-      </w:r>
-      <w:bookmarkStart w:id="0" w:name="_GoBack"/>
-      <w:bookmarkEnd w:id="0"/>
+        <w:t>is</w:t>
+      </w:r>
       <w:r>
         <w:rPr>
           <w:rFonts w:ascii="Times New Roman" w:eastAsia="Times New Roman" w:hAnsi="Times New Roman" w:cs="Times New Roman"/>
@@ -2064,17 +3122,91 @@
           <w:szCs w:val="24"/>
           <w:lang w:eastAsia="pt-PT"/>
         </w:rPr>
-        <w:t>Este projecto consiste na página web para a  Othola TFDS, que vai permitir demonstrar de forma consolidada</w:t>
-      </w:r>
-      <w:r>
-        <w:rPr>
-          <w:rFonts w:ascii="Times New Roman" w:eastAsia="Times New Roman" w:hAnsi="Times New Roman" w:cs="Times New Roman"/>
-          <w:color w:val="222222"/>
-          <w:sz w:val="24"/>
-          <w:szCs w:val="24"/>
-          <w:lang w:eastAsia="pt-PT"/>
-        </w:rPr>
-        <w:t xml:space="preserve"> os conhecimentos adquiridos ao decorrer do módulo DPWHTML de forma prática e servindo como instrumento de avaliação.  Além do HTML, também está presente no projecto  estilização com CSS para enriquecer a página web em conformidade com as regras de Usabilidade.</w:t>
+        <w:t xml:space="preserve">Este projecto consiste na página </w:t>
+      </w:r>
+      <w:r>
+        <w:rPr>
+          <w:rFonts w:ascii="Times New Roman" w:eastAsia="Times New Roman" w:hAnsi="Times New Roman" w:cs="Times New Roman"/>
+          <w:i/>
+          <w:color w:val="222222"/>
+          <w:sz w:val="24"/>
+          <w:szCs w:val="24"/>
+          <w:lang w:eastAsia="pt-PT"/>
+        </w:rPr>
+        <w:t>web</w:t>
+      </w:r>
+      <w:r>
+        <w:rPr>
+          <w:rFonts w:ascii="Times New Roman" w:eastAsia="Times New Roman" w:hAnsi="Times New Roman" w:cs="Times New Roman"/>
+          <w:color w:val="222222"/>
+          <w:sz w:val="24"/>
+          <w:szCs w:val="24"/>
+          <w:lang w:eastAsia="pt-PT"/>
+        </w:rPr>
+        <w:t xml:space="preserve"> para a  </w:t>
+      </w:r>
+      <w:r>
+        <w:rPr>
+          <w:rFonts w:ascii="Times New Roman" w:eastAsia="Times New Roman" w:hAnsi="Times New Roman" w:cs="Times New Roman"/>
+          <w:i/>
+          <w:color w:val="222222"/>
+          <w:sz w:val="24"/>
+          <w:szCs w:val="24"/>
+          <w:lang w:eastAsia="pt-PT"/>
+        </w:rPr>
+        <w:t>Othola TFDS</w:t>
+      </w:r>
+      <w:r>
+        <w:rPr>
+          <w:rFonts w:ascii="Times New Roman" w:eastAsia="Times New Roman" w:hAnsi="Times New Roman" w:cs="Times New Roman"/>
+          <w:color w:val="222222"/>
+          <w:sz w:val="24"/>
+          <w:szCs w:val="24"/>
+          <w:lang w:eastAsia="pt-PT"/>
+        </w:rPr>
+        <w:t xml:space="preserve">, que vai permitir demonstrar de forma consolidada os conhecimentos adquiridos ao decorrer do módulo DPWHTML de forma prática e servindo como instrumento de avaliação.  Além do </w:t>
+      </w:r>
+      <w:r>
+        <w:rPr>
+          <w:rFonts w:ascii="Times New Roman" w:eastAsia="Times New Roman" w:hAnsi="Times New Roman" w:cs="Times New Roman"/>
+          <w:i/>
+          <w:color w:val="222222"/>
+          <w:sz w:val="24"/>
+          <w:szCs w:val="24"/>
+          <w:lang w:eastAsia="pt-PT"/>
+        </w:rPr>
+        <w:t>HTML</w:t>
+      </w:r>
+      <w:r>
+        <w:rPr>
+          <w:rFonts w:ascii="Times New Roman" w:eastAsia="Times New Roman" w:hAnsi="Times New Roman" w:cs="Times New Roman"/>
+          <w:color w:val="222222"/>
+          <w:sz w:val="24"/>
+          <w:szCs w:val="24"/>
+          <w:lang w:eastAsia="pt-PT"/>
+        </w:rPr>
+        <w:t xml:space="preserve">, também está presente no projecto  estilização com </w:t>
+      </w:r>
+      <w:r>
+        <w:rPr>
+          <w:rFonts w:ascii="Times New Roman" w:eastAsia="Times New Roman" w:hAnsi="Times New Roman" w:cs="Times New Roman"/>
+          <w:i/>
+          <w:color w:val="222222"/>
+          <w:sz w:val="24"/>
+          <w:szCs w:val="24"/>
+          <w:lang w:eastAsia="pt-PT"/>
+        </w:rPr>
+        <w:t>CSS</w:t>
+      </w:r>
+      <w:r>
+        <w:rPr>
+          <w:rFonts w:ascii="Times New Roman" w:eastAsia="Times New Roman" w:hAnsi="Times New Roman" w:cs="Times New Roman"/>
+          <w:color w:val="222222"/>
+          <w:sz w:val="24"/>
+          <w:szCs w:val="24"/>
+          <w:lang w:eastAsia="pt-PT"/>
+        </w:rPr>
+        <w:t xml:space="preserve"> para enriquecer a página web em conformidade com as regras de Usabilidade.</w:t>
       </w:r>
     </w:p>
     <w:p>
@@ -2097,77 +3229,91 @@
           <w:szCs w:val="24"/>
           <w:lang w:eastAsia="pt-PT"/>
         </w:rPr>
-        <w:t>Os principais conhecimentos u</w:t>
-      </w:r>
-      <w:r>
-        <w:rPr>
-          <w:rFonts w:ascii="Times New Roman" w:eastAsia="Times New Roman" w:hAnsi="Times New Roman" w:cs="Times New Roman"/>
-          <w:color w:val="222222"/>
-          <w:sz w:val="24"/>
-          <w:szCs w:val="24"/>
-          <w:lang w:eastAsia="pt-PT"/>
-        </w:rPr>
-        <w:t>tilizados no desenvo</w:t>
-      </w:r>
-      <w:r>
-        <w:rPr>
-          <w:rFonts w:ascii="Times New Roman" w:eastAsia="Times New Roman" w:hAnsi="Times New Roman" w:cs="Times New Roman"/>
-          <w:color w:val="222222"/>
-          <w:sz w:val="24"/>
-          <w:szCs w:val="24"/>
-          <w:lang w:eastAsia="pt-PT"/>
-        </w:rPr>
-        <w:t>lvimeto desta página web foram estrutura HTML, t</w:t>
-      </w:r>
-      <w:r>
-        <w:rPr>
-          <w:rFonts w:ascii="Times New Roman" w:eastAsia="Times New Roman" w:hAnsi="Times New Roman" w:cs="Times New Roman"/>
-          <w:color w:val="222222"/>
-          <w:sz w:val="24"/>
-          <w:szCs w:val="24"/>
-          <w:lang w:eastAsia="pt-PT"/>
-        </w:rPr>
-        <w:t xml:space="preserve">itulos,paragráfos e </w:t>
-      </w:r>
-      <w:r>
-        <w:rPr>
-          <w:rFonts w:ascii="Times New Roman" w:eastAsia="Times New Roman" w:hAnsi="Times New Roman" w:cs="Times New Roman"/>
-          <w:color w:val="222222"/>
-          <w:sz w:val="24"/>
-          <w:szCs w:val="24"/>
-          <w:lang w:eastAsia="pt-PT"/>
-        </w:rPr>
-        <w:t xml:space="preserve">lista, links e navegação, multimédia, </w:t>
-      </w:r>
-      <w:r>
-        <w:rPr>
-          <w:rFonts w:ascii="Times New Roman" w:eastAsia="Times New Roman" w:hAnsi="Times New Roman" w:cs="Times New Roman"/>
-          <w:color w:val="222222"/>
-          <w:sz w:val="24"/>
-          <w:szCs w:val="24"/>
-          <w:lang w:eastAsia="pt-PT"/>
-        </w:rPr>
-        <w:t>tabelas</w:t>
-      </w:r>
-      <w:r>
-        <w:rPr>
-          <w:rFonts w:ascii="Times New Roman" w:eastAsia="Times New Roman" w:hAnsi="Times New Roman" w:cs="Times New Roman"/>
-          <w:color w:val="222222"/>
-          <w:sz w:val="24"/>
-          <w:szCs w:val="24"/>
-          <w:lang w:eastAsia="pt-PT"/>
-        </w:rPr>
-        <w:t xml:space="preserve">, CSS e </w:t>
-      </w:r>
-      <w:r>
-        <w:rPr>
-          <w:rFonts w:ascii="Times New Roman" w:eastAsia="Times New Roman" w:hAnsi="Times New Roman" w:cs="Times New Roman"/>
-          <w:color w:val="222222"/>
-          <w:sz w:val="24"/>
-          <w:szCs w:val="24"/>
-          <w:lang w:eastAsia="pt-PT"/>
-        </w:rPr>
-        <w:t>as regras de Usabilidade e Acessbilidade.</w:t>
+        <w:t xml:space="preserve">Os principais conhecimentos utilizados no desenvolvimeto desta página </w:t>
+      </w:r>
+      <w:r>
+        <w:rPr>
+          <w:rFonts w:ascii="Times New Roman" w:eastAsia="Times New Roman" w:hAnsi="Times New Roman" w:cs="Times New Roman"/>
+          <w:i/>
+          <w:color w:val="222222"/>
+          <w:sz w:val="24"/>
+          <w:szCs w:val="24"/>
+          <w:lang w:eastAsia="pt-PT"/>
+        </w:rPr>
+        <w:t>web</w:t>
+      </w:r>
+      <w:r>
+        <w:rPr>
+          <w:rFonts w:ascii="Times New Roman" w:eastAsia="Times New Roman" w:hAnsi="Times New Roman" w:cs="Times New Roman"/>
+          <w:color w:val="222222"/>
+          <w:sz w:val="24"/>
+          <w:szCs w:val="24"/>
+          <w:lang w:eastAsia="pt-PT"/>
+        </w:rPr>
+        <w:t xml:space="preserve"> foram estrutura </w:t>
+      </w:r>
+      <w:r>
+        <w:rPr>
+          <w:rFonts w:ascii="Times New Roman" w:eastAsia="Times New Roman" w:hAnsi="Times New Roman" w:cs="Times New Roman"/>
+          <w:i/>
+          <w:color w:val="222222"/>
+          <w:sz w:val="24"/>
+          <w:szCs w:val="24"/>
+          <w:lang w:eastAsia="pt-PT"/>
+        </w:rPr>
+        <w:t>HTML</w:t>
+      </w:r>
+      <w:r>
+        <w:rPr>
+          <w:rFonts w:ascii="Times New Roman" w:eastAsia="Times New Roman" w:hAnsi="Times New Roman" w:cs="Times New Roman"/>
+          <w:color w:val="222222"/>
+          <w:sz w:val="24"/>
+          <w:szCs w:val="24"/>
+          <w:lang w:eastAsia="pt-PT"/>
+        </w:rPr>
+        <w:t xml:space="preserve">, titulos,paragráfos e lista, </w:t>
+      </w:r>
+      <w:r>
+        <w:rPr>
+          <w:rFonts w:ascii="Times New Roman" w:eastAsia="Times New Roman" w:hAnsi="Times New Roman" w:cs="Times New Roman"/>
+          <w:i/>
+          <w:color w:val="222222"/>
+          <w:sz w:val="24"/>
+          <w:szCs w:val="24"/>
+          <w:lang w:eastAsia="pt-PT"/>
+        </w:rPr>
+        <w:t>links</w:t>
+      </w:r>
+      <w:r>
+        <w:rPr>
+          <w:rFonts w:ascii="Times New Roman" w:eastAsia="Times New Roman" w:hAnsi="Times New Roman" w:cs="Times New Roman"/>
+          <w:color w:val="222222"/>
+          <w:sz w:val="24"/>
+          <w:szCs w:val="24"/>
+          <w:lang w:eastAsia="pt-PT"/>
+        </w:rPr>
+        <w:t xml:space="preserve"> e navegação, multimédia, tabelas, </w:t>
+      </w:r>
+      <w:r>
+        <w:rPr>
+          <w:rFonts w:ascii="Times New Roman" w:eastAsia="Times New Roman" w:hAnsi="Times New Roman" w:cs="Times New Roman"/>
+          <w:i/>
+          <w:color w:val="222222"/>
+          <w:sz w:val="24"/>
+          <w:szCs w:val="24"/>
+          <w:lang w:eastAsia="pt-PT"/>
+        </w:rPr>
+        <w:t>CSS</w:t>
+      </w:r>
+      <w:r>
+        <w:rPr>
+          <w:rFonts w:ascii="Times New Roman" w:eastAsia="Times New Roman" w:hAnsi="Times New Roman" w:cs="Times New Roman"/>
+          <w:color w:val="222222"/>
+          <w:sz w:val="24"/>
+          <w:szCs w:val="24"/>
+          <w:lang w:eastAsia="pt-PT"/>
+        </w:rPr>
+        <w:t xml:space="preserve"> e as regras de Usabilidade e Acessbilidade.</w:t>
       </w:r>
     </w:p>
     <w:p>
@@ -2190,17 +3336,28 @@
           <w:szCs w:val="24"/>
           <w:lang w:eastAsia="pt-PT"/>
         </w:rPr>
-        <w:t>Com e</w:t>
-      </w:r>
-      <w:r>
-        <w:rPr>
-          <w:rFonts w:ascii="Times New Roman" w:eastAsia="Times New Roman" w:hAnsi="Times New Roman" w:cs="Times New Roman"/>
-          <w:color w:val="222222"/>
-          <w:sz w:val="24"/>
-          <w:szCs w:val="24"/>
-          <w:lang w:eastAsia="pt-PT"/>
-        </w:rPr>
-        <w:t>ste projecto, deseja-se consolidar todos os conhecimentos adquiridos no decorrer do módulo e desenvolver a capacidade de criar páginas web para diferentes organizações.</w:t>
+        <w:t xml:space="preserve">Com este projecto, deseja-se consolidar todos os conhecimentos adquiridos no decorrer do módulo e desenvolver a capacidade de criar páginas </w:t>
+      </w:r>
+      <w:r>
+        <w:rPr>
+          <w:rFonts w:ascii="Times New Roman" w:eastAsia="Times New Roman" w:hAnsi="Times New Roman" w:cs="Times New Roman"/>
+          <w:i/>
+          <w:color w:val="222222"/>
+          <w:sz w:val="24"/>
+          <w:szCs w:val="24"/>
+          <w:lang w:eastAsia="pt-PT"/>
+        </w:rPr>
+        <w:t>web</w:t>
+      </w:r>
+      <w:r>
+        <w:rPr>
+          <w:rFonts w:ascii="Times New Roman" w:eastAsia="Times New Roman" w:hAnsi="Times New Roman" w:cs="Times New Roman"/>
+          <w:color w:val="222222"/>
+          <w:sz w:val="24"/>
+          <w:szCs w:val="24"/>
+          <w:lang w:eastAsia="pt-PT"/>
+        </w:rPr>
+        <w:t xml:space="preserve"> para diferentes organizações.</w:t>
       </w:r>
     </w:p>
     <w:p>
@@ -2229,256 +3386,56 @@
     <w:p>
       <w:pPr>
         <w:rPr>
-          <w:rFonts w:ascii="Times New Roman" w:eastAsia="Times New Roman" w:hAnsi="Times New Roman" w:cs="Times New Roman"/>
-          <w:color w:val="222222"/>
-          <w:sz w:val="24"/>
-          <w:szCs w:val="24"/>
-          <w:lang w:eastAsia="pt-PT"/>
-        </w:rPr>
-      </w:pPr>
-      <w:r>
-        <w:rPr>
-          <w:rFonts w:ascii="Times New Roman" w:eastAsia="Times New Roman" w:hAnsi="Times New Roman" w:cs="Times New Roman"/>
-          <w:color w:val="222222"/>
-          <w:sz w:val="24"/>
-          <w:szCs w:val="24"/>
-          <w:lang w:eastAsia="pt-PT"/>
+          <w:rFonts w:ascii="Times New Roman" w:hAnsi="Times New Roman" w:cs="Times New Roman"/>
+          <w:sz w:val="24"/>
+          <w:szCs w:val="24"/>
+        </w:rPr>
+      </w:pPr>
+      <w:r>
+        <w:rPr>
+          <w:rFonts w:ascii="Times New Roman" w:hAnsi="Times New Roman" w:cs="Times New Roman"/>
+          <w:sz w:val="24"/>
+          <w:szCs w:val="24"/>
         </w:rPr>
         <w:br w:type="page"/>
       </w:r>
     </w:p>
     <w:p>
       <w:pPr>
-        <w:spacing w:before="100" w:beforeAutospacing="1" w:after="100" w:afterAutospacing="1" w:line="240" w:lineRule="auto"/>
-        <w:ind w:left="360"/>
-        <w:jc w:val="both"/>
-        <w:rPr>
-          <w:rFonts w:ascii="Times New Roman" w:eastAsia="Times New Roman" w:hAnsi="Times New Roman" w:cs="Times New Roman"/>
-          <w:color w:val="222222"/>
-          <w:sz w:val="24"/>
-          <w:szCs w:val="24"/>
-          <w:lang w:eastAsia="pt-PT"/>
-        </w:rPr>
-      </w:pPr>
-      <w:r>
-        <w:rPr>
-          <w:rFonts w:ascii="Times New Roman" w:eastAsia="Times New Roman" w:hAnsi="Times New Roman" w:cs="Times New Roman"/>
-          <w:color w:val="222222"/>
-          <w:sz w:val="24"/>
-          <w:szCs w:val="24"/>
-          <w:lang w:eastAsia="pt-PT"/>
-        </w:rPr>
+        <w:pStyle w:val="Heading1"/>
+        <w:rPr>
+          <w:rFonts w:ascii="Times New Roman" w:hAnsi="Times New Roman" w:cs="Times New Roman"/>
+          <w:sz w:val="24"/>
+          <w:szCs w:val="24"/>
+        </w:rPr>
+      </w:pPr>
+      <w:bookmarkStart w:id="3" w:name="_Toc240546919"/>
+      <w:r>
         <w:lastRenderedPageBreak/>
-        <w:t>Desenvolvimento do projecto</w:t>
-      </w:r>
-    </w:p>
-    <w:p>
-      <w:pPr>
-        <w:spacing w:before="100" w:beforeAutospacing="1" w:after="100" w:afterAutospacing="1" w:line="240" w:lineRule="auto"/>
-        <w:ind w:left="360"/>
-        <w:jc w:val="both"/>
-        <w:rPr>
-          <w:rFonts w:ascii="Times New Roman" w:eastAsia="Times New Roman" w:hAnsi="Times New Roman" w:cs="Times New Roman"/>
-          <w:color w:val="222222"/>
-          <w:sz w:val="24"/>
-          <w:szCs w:val="24"/>
-          <w:lang w:eastAsia="pt-PT"/>
-        </w:rPr>
-      </w:pPr>
-      <w:r>
-        <w:rPr>
-          <w:rFonts w:ascii="Times New Roman" w:eastAsia="Times New Roman" w:hAnsi="Times New Roman" w:cs="Times New Roman"/>
-          <w:color w:val="222222"/>
-          <w:sz w:val="24"/>
-          <w:szCs w:val="24"/>
-          <w:lang w:eastAsia="pt-PT"/>
-        </w:rPr>
-        <w:t>Metodologia</w:t>
-      </w:r>
-    </w:p>
-    <w:p>
-      <w:pPr>
-        <w:spacing w:before="100" w:beforeAutospacing="1" w:after="100" w:afterAutospacing="1" w:line="240" w:lineRule="auto"/>
-        <w:ind w:left="360"/>
-        <w:jc w:val="both"/>
-        <w:rPr>
-          <w:rFonts w:ascii="Times New Roman" w:eastAsia="Times New Roman" w:hAnsi="Times New Roman" w:cs="Times New Roman"/>
-          <w:color w:val="222222"/>
-          <w:sz w:val="24"/>
-          <w:szCs w:val="24"/>
-          <w:lang w:eastAsia="pt-PT"/>
-        </w:rPr>
-      </w:pPr>
-      <w:r>
-        <w:rPr>
-          <w:rFonts w:ascii="Times New Roman" w:eastAsia="Times New Roman" w:hAnsi="Times New Roman" w:cs="Times New Roman"/>
-          <w:color w:val="222222"/>
-          <w:sz w:val="24"/>
-          <w:szCs w:val="24"/>
-          <w:lang w:eastAsia="pt-PT"/>
-        </w:rPr>
-        <w:t>Este projecto foi desenvolvido de forma continua, a cada novo conhecimento adquirido</w:t>
-      </w:r>
-      <w:r>
-        <w:rPr>
-          <w:rFonts w:ascii="Times New Roman" w:eastAsia="Times New Roman" w:hAnsi="Times New Roman" w:cs="Times New Roman"/>
-          <w:color w:val="222222"/>
-          <w:sz w:val="24"/>
-          <w:szCs w:val="24"/>
-          <w:lang w:eastAsia="pt-PT"/>
-        </w:rPr>
-        <w:t xml:space="preserve"> no módulo DPWHTML</w:t>
-      </w:r>
-      <w:r>
-        <w:rPr>
-          <w:rFonts w:ascii="Times New Roman" w:eastAsia="Times New Roman" w:hAnsi="Times New Roman" w:cs="Times New Roman"/>
-          <w:color w:val="222222"/>
-          <w:sz w:val="24"/>
-          <w:szCs w:val="24"/>
-          <w:lang w:eastAsia="pt-PT"/>
-        </w:rPr>
-        <w:t xml:space="preserve"> o site era enriquecido</w:t>
-      </w:r>
-      <w:r>
-        <w:rPr>
-          <w:rFonts w:ascii="Times New Roman" w:eastAsia="Times New Roman" w:hAnsi="Times New Roman" w:cs="Times New Roman"/>
-          <w:color w:val="222222"/>
-          <w:sz w:val="24"/>
-          <w:szCs w:val="24"/>
-          <w:lang w:eastAsia="pt-PT"/>
-        </w:rPr>
-        <w:t>. O primeiro passo foi identificar qual seria a proposta/ideia da página Web, seguidamete definimos a estrutura a ser utilizada o que consequentemente implica o uso de links de navegaçãoe por fim iniciou-se a implementação do HTML e CSS da página inicial que defini como as restantes das páginas vão se comportar.</w:t>
-      </w:r>
-    </w:p>
-    <w:p>
-      <w:pPr>
-        <w:spacing w:before="100" w:beforeAutospacing="1" w:after="100" w:afterAutospacing="1" w:line="240" w:lineRule="auto"/>
-        <w:ind w:left="360"/>
-        <w:jc w:val="both"/>
-        <w:rPr>
-          <w:rFonts w:ascii="Times New Roman" w:eastAsia="Times New Roman" w:hAnsi="Times New Roman" w:cs="Times New Roman"/>
-          <w:color w:val="222222"/>
-          <w:sz w:val="24"/>
-          <w:szCs w:val="24"/>
-          <w:lang w:eastAsia="pt-PT"/>
-        </w:rPr>
-      </w:pPr>
-      <w:r>
-        <w:rPr>
-          <w:rFonts w:ascii="Times New Roman" w:eastAsia="Times New Roman" w:hAnsi="Times New Roman" w:cs="Times New Roman"/>
-          <w:color w:val="222222"/>
-          <w:sz w:val="24"/>
-          <w:szCs w:val="24"/>
-          <w:lang w:eastAsia="pt-PT"/>
-        </w:rPr>
-        <w:t>Após a construção da página foram realizadas apresentações de modo a identificar erros comuns e os de accessibilidade nos links, áudios, vídeos e imagens</w:t>
-      </w:r>
-      <w:r>
-        <w:rPr>
-          <w:rFonts w:ascii="Times New Roman" w:eastAsia="Times New Roman" w:hAnsi="Times New Roman" w:cs="Times New Roman"/>
-          <w:color w:val="222222"/>
-          <w:sz w:val="24"/>
-          <w:szCs w:val="24"/>
-          <w:lang w:eastAsia="pt-PT"/>
-        </w:rPr>
-        <w:t>. Está apresentação serviu como forma de testar se os elementos da página web estavam em conformidade , antes que ela fosse publicada.</w:t>
-      </w:r>
-    </w:p>
-    <w:p>
-      <w:pPr>
-        <w:spacing w:before="100" w:beforeAutospacing="1" w:after="100" w:afterAutospacing="1" w:line="240" w:lineRule="auto"/>
-        <w:ind w:left="360"/>
-        <w:jc w:val="both"/>
-        <w:rPr>
-          <w:rFonts w:ascii="Times New Roman" w:eastAsia="Times New Roman" w:hAnsi="Times New Roman" w:cs="Times New Roman"/>
-          <w:color w:val="222222"/>
-          <w:sz w:val="24"/>
-          <w:szCs w:val="24"/>
-          <w:lang w:eastAsia="pt-PT"/>
-        </w:rPr>
-      </w:pPr>
-      <w:r>
-        <w:rPr>
-          <w:rFonts w:ascii="Times New Roman" w:eastAsia="Times New Roman" w:hAnsi="Times New Roman" w:cs="Times New Roman"/>
-          <w:color w:val="222222"/>
-          <w:sz w:val="24"/>
-          <w:szCs w:val="24"/>
-          <w:lang w:eastAsia="pt-PT"/>
-        </w:rPr>
-        <w:t>Tipo de site</w:t>
-      </w:r>
-    </w:p>
-    <w:p>
-      <w:pPr>
-        <w:spacing w:before="100" w:beforeAutospacing="1" w:after="100" w:afterAutospacing="1" w:line="240" w:lineRule="auto"/>
-        <w:ind w:left="360"/>
-        <w:jc w:val="both"/>
-        <w:rPr>
-          <w:rFonts w:ascii="Times New Roman" w:eastAsia="Times New Roman" w:hAnsi="Times New Roman" w:cs="Times New Roman"/>
-          <w:color w:val="222222"/>
-          <w:sz w:val="24"/>
-          <w:szCs w:val="24"/>
-          <w:lang w:eastAsia="pt-PT"/>
-        </w:rPr>
-      </w:pPr>
-      <w:r>
-        <w:rPr>
-          <w:rFonts w:ascii="Times New Roman" w:eastAsia="Times New Roman" w:hAnsi="Times New Roman" w:cs="Times New Roman"/>
-          <w:color w:val="222222"/>
-          <w:sz w:val="24"/>
-          <w:szCs w:val="24"/>
-          <w:lang w:eastAsia="pt-PT"/>
-        </w:rPr>
-        <w:t>Para este projecto foi e</w:t>
-      </w:r>
-      <w:r>
-        <w:rPr>
-          <w:rFonts w:ascii="Times New Roman" w:eastAsia="Times New Roman" w:hAnsi="Times New Roman" w:cs="Times New Roman"/>
-          <w:color w:val="222222"/>
-          <w:sz w:val="24"/>
-          <w:szCs w:val="24"/>
-          <w:lang w:eastAsia="pt-PT"/>
-        </w:rPr>
-        <w:t>scolhido o desenvolvimento de uma página web Institucional, que visa a mostrar informações sobre a empresa, no que diz respeito a quem eles são, os seus servições e contactos</w:t>
-      </w:r>
-      <w:r>
-        <w:rPr>
-          <w:rFonts w:ascii="Times New Roman" w:eastAsia="Times New Roman" w:hAnsi="Times New Roman" w:cs="Times New Roman"/>
-          <w:color w:val="222222"/>
-          <w:sz w:val="24"/>
-          <w:szCs w:val="24"/>
-          <w:lang w:eastAsia="pt-PT"/>
-        </w:rPr>
-        <w:t>. A ideia principal é permitir navegação simples, a partir de um menu que interliga as diferentes</w:t>
-      </w:r>
-    </w:p>
-    <w:p>
-      <w:pPr>
-        <w:spacing w:before="100" w:beforeAutospacing="1" w:after="100" w:afterAutospacing="1" w:line="240" w:lineRule="auto"/>
-        <w:ind w:left="360"/>
-        <w:jc w:val="both"/>
-        <w:rPr>
-          <w:rFonts w:ascii="Times New Roman" w:eastAsia="Times New Roman" w:hAnsi="Times New Roman" w:cs="Times New Roman"/>
-          <w:color w:val="222222"/>
-          <w:sz w:val="24"/>
-          <w:szCs w:val="24"/>
-          <w:lang w:eastAsia="pt-PT"/>
-        </w:rPr>
-      </w:pPr>
-    </w:p>
-    <w:p>
-      <w:pPr>
-        <w:spacing w:before="100" w:beforeAutospacing="1" w:after="100" w:afterAutospacing="1" w:line="240" w:lineRule="auto"/>
-        <w:ind w:left="360"/>
-        <w:jc w:val="both"/>
-        <w:rPr>
-          <w:rFonts w:ascii="Times New Roman" w:eastAsia="Times New Roman" w:hAnsi="Times New Roman" w:cs="Times New Roman"/>
-          <w:color w:val="222222"/>
-          <w:sz w:val="24"/>
-          <w:szCs w:val="24"/>
-          <w:lang w:eastAsia="pt-PT"/>
-        </w:rPr>
-      </w:pPr>
+        <w:t xml:space="preserve">2. </w:t>
+      </w:r>
+      <w:r>
+        <w:t>Desenvolvimento do Projecto</w:t>
+      </w:r>
+      <w:bookmarkEnd w:id="3"/>
+    </w:p>
+    <w:p>
+      <w:pPr>
+        <w:pStyle w:val="Heading2"/>
+        <w:rPr>
+          <w:rFonts w:eastAsia="Times New Roman"/>
+          <w:lang w:eastAsia="pt-PT"/>
+        </w:rPr>
+      </w:pPr>
+      <w:bookmarkStart w:id="4" w:name="_Toc240546920"/>
+      <w:r>
+        <w:rPr>
+          <w:rFonts w:eastAsia="Times New Roman"/>
+          <w:lang w:eastAsia="pt-PT"/>
+        </w:rPr>
+        <w:t>2.1 Metodologia</w:t>
+      </w:r>
+      <w:bookmarkEnd w:id="4"/>
     </w:p>
     <w:p>
       <w:pPr>
@@ -2492,46 +3449,2518 @@
           <w:lang w:eastAsia="pt-PT"/>
         </w:rPr>
       </w:pPr>
-    </w:p>
-    <w:p>
-      <w:pPr>
-        <w:tabs>
-          <w:tab w:val="left" w:pos="3105"/>
-        </w:tabs>
-        <w:spacing w:line="276" w:lineRule="auto"/>
+      <w:r>
+        <w:rPr>
+          <w:rFonts w:ascii="Times New Roman" w:eastAsia="Times New Roman" w:hAnsi="Times New Roman" w:cs="Times New Roman"/>
+          <w:color w:val="222222"/>
+          <w:sz w:val="24"/>
+          <w:szCs w:val="24"/>
+          <w:lang w:eastAsia="pt-PT"/>
+        </w:rPr>
+        <w:t xml:space="preserve">O desenvolvimento do projecto foi realizado com base numa metodologia prática e orientada para a aplicação progressiva dos conhecimentos adquiridos no módulo de </w:t>
+      </w:r>
+      <w:r>
+        <w:rPr>
+          <w:rFonts w:ascii="Times New Roman" w:eastAsia="Times New Roman" w:hAnsi="Times New Roman" w:cs="Times New Roman"/>
+          <w:color w:val="222222"/>
+          <w:sz w:val="24"/>
+          <w:szCs w:val="24"/>
+          <w:lang w:eastAsia="pt-PT"/>
+        </w:rPr>
+        <w:t>Desenvolvimento de Páginas Web em HTML (DPWHTML</w:t>
+      </w:r>
+      <w:r>
+        <w:rPr>
+          <w:rFonts w:ascii="Times New Roman" w:eastAsia="Times New Roman" w:hAnsi="Times New Roman" w:cs="Times New Roman"/>
+          <w:i/>
+          <w:color w:val="222222"/>
+          <w:sz w:val="24"/>
+          <w:szCs w:val="24"/>
+          <w:lang w:eastAsia="pt-PT"/>
+        </w:rPr>
+        <w:t>)</w:t>
+      </w:r>
+      <w:r>
+        <w:rPr>
+          <w:rFonts w:ascii="Times New Roman" w:eastAsia="Times New Roman" w:hAnsi="Times New Roman" w:cs="Times New Roman"/>
+          <w:color w:val="222222"/>
+          <w:sz w:val="24"/>
+          <w:szCs w:val="24"/>
+          <w:lang w:eastAsia="pt-PT"/>
+        </w:rPr>
+        <w:t>. O processo iniciou-se com</w:t>
+      </w:r>
+      <w:r>
+        <w:rPr>
+          <w:rFonts w:ascii="Times New Roman" w:eastAsia="Times New Roman" w:hAnsi="Times New Roman" w:cs="Times New Roman"/>
+          <w:color w:val="222222"/>
+          <w:sz w:val="24"/>
+          <w:szCs w:val="24"/>
+          <w:lang w:eastAsia="pt-PT"/>
+        </w:rPr>
+        <w:t xml:space="preserve"> a criação do plano de acção, seguida pela </w:t>
+      </w:r>
+      <w:r>
+        <w:rPr>
+          <w:rFonts w:ascii="Times New Roman" w:eastAsia="Times New Roman" w:hAnsi="Times New Roman" w:cs="Times New Roman"/>
+          <w:color w:val="222222"/>
+          <w:sz w:val="24"/>
+          <w:szCs w:val="24"/>
+          <w:lang w:eastAsia="pt-PT"/>
+        </w:rPr>
+        <w:t>definição da finalidade do site</w:t>
+      </w:r>
+      <w:r>
+        <w:rPr>
+          <w:rFonts w:ascii="Times New Roman" w:eastAsia="Times New Roman" w:hAnsi="Times New Roman" w:cs="Times New Roman"/>
+          <w:color w:val="222222"/>
+          <w:sz w:val="24"/>
+          <w:szCs w:val="24"/>
+          <w:lang w:eastAsia="pt-PT"/>
+        </w:rPr>
+        <w:t xml:space="preserve">, </w:t>
+      </w:r>
+      <w:r>
+        <w:rPr>
+          <w:rFonts w:ascii="Times New Roman" w:eastAsia="Times New Roman" w:hAnsi="Times New Roman" w:cs="Times New Roman"/>
+          <w:color w:val="222222"/>
+          <w:sz w:val="24"/>
+          <w:szCs w:val="24"/>
+          <w:lang w:eastAsia="pt-PT"/>
+        </w:rPr>
+        <w:t xml:space="preserve">seguindo-se a organização da informação, a elaboração da estrutura das páginas e, por fim, a implementação dos elementos utilizando </w:t>
+      </w:r>
+      <w:r>
+        <w:rPr>
+          <w:rFonts w:ascii="Times New Roman" w:eastAsia="Times New Roman" w:hAnsi="Times New Roman" w:cs="Times New Roman"/>
+          <w:i/>
+          <w:color w:val="222222"/>
+          <w:sz w:val="24"/>
+          <w:szCs w:val="24"/>
+          <w:lang w:eastAsia="pt-PT"/>
+        </w:rPr>
+        <w:t>HTML</w:t>
+      </w:r>
+      <w:r>
+        <w:rPr>
+          <w:rFonts w:ascii="Times New Roman" w:eastAsia="Times New Roman" w:hAnsi="Times New Roman" w:cs="Times New Roman"/>
+          <w:color w:val="222222"/>
+          <w:sz w:val="24"/>
+          <w:szCs w:val="24"/>
+          <w:lang w:eastAsia="pt-PT"/>
+        </w:rPr>
+        <w:t>,</w:t>
+      </w:r>
+      <w:r>
+        <w:rPr>
+          <w:rFonts w:ascii="Times New Roman" w:eastAsia="Times New Roman" w:hAnsi="Times New Roman" w:cs="Times New Roman"/>
+          <w:i/>
+          <w:color w:val="222222"/>
+          <w:sz w:val="24"/>
+          <w:szCs w:val="24"/>
+          <w:lang w:eastAsia="pt-PT"/>
+        </w:rPr>
+        <w:t xml:space="preserve"> CSS</w:t>
+      </w:r>
+      <w:r>
+        <w:rPr>
+          <w:rFonts w:ascii="Times New Roman" w:eastAsia="Times New Roman" w:hAnsi="Times New Roman" w:cs="Times New Roman"/>
+          <w:color w:val="222222"/>
+          <w:sz w:val="24"/>
+          <w:szCs w:val="24"/>
+          <w:lang w:eastAsia="pt-PT"/>
+        </w:rPr>
+        <w:t xml:space="preserve"> e pequenos </w:t>
+      </w:r>
+      <w:r>
+        <w:rPr>
+          <w:rFonts w:ascii="Times New Roman" w:eastAsia="Times New Roman" w:hAnsi="Times New Roman" w:cs="Times New Roman"/>
+          <w:i/>
+          <w:color w:val="222222"/>
+          <w:sz w:val="24"/>
+          <w:szCs w:val="24"/>
+          <w:lang w:eastAsia="pt-PT"/>
+        </w:rPr>
+        <w:t>scripts</w:t>
+      </w:r>
+      <w:r>
+        <w:rPr>
+          <w:rFonts w:ascii="Times New Roman" w:eastAsia="Times New Roman" w:hAnsi="Times New Roman" w:cs="Times New Roman"/>
+          <w:color w:val="222222"/>
+          <w:sz w:val="24"/>
+          <w:szCs w:val="24"/>
+          <w:lang w:eastAsia="pt-PT"/>
+        </w:rPr>
+        <w:t xml:space="preserve"> em </w:t>
+      </w:r>
+      <w:r>
+        <w:rPr>
+          <w:rFonts w:ascii="Times New Roman" w:eastAsia="Times New Roman" w:hAnsi="Times New Roman" w:cs="Times New Roman"/>
+          <w:i/>
+          <w:color w:val="222222"/>
+          <w:sz w:val="24"/>
+          <w:szCs w:val="24"/>
+          <w:lang w:eastAsia="pt-PT"/>
+        </w:rPr>
+        <w:t>JavaScript</w:t>
+      </w:r>
+      <w:r>
+        <w:rPr>
+          <w:rFonts w:ascii="Times New Roman" w:eastAsia="Times New Roman" w:hAnsi="Times New Roman" w:cs="Times New Roman"/>
+          <w:color w:val="222222"/>
+          <w:sz w:val="24"/>
+          <w:szCs w:val="24"/>
+          <w:lang w:eastAsia="pt-PT"/>
+        </w:rPr>
+        <w:t>.</w:t>
+      </w:r>
+    </w:p>
+    <w:p>
+      <w:pPr>
+        <w:spacing w:before="100" w:beforeAutospacing="1" w:after="100" w:afterAutospacing="1" w:line="240" w:lineRule="auto"/>
         <w:jc w:val="both"/>
         <w:rPr>
-          <w:rFonts w:ascii="Times New Roman" w:hAnsi="Times New Roman" w:cs="Times New Roman"/>
-          <w:sz w:val="24"/>
-          <w:szCs w:val="24"/>
-        </w:rPr>
-      </w:pPr>
-    </w:p>
-    <w:p>
-      <w:pPr>
-        <w:tabs>
-          <w:tab w:val="left" w:pos="3105"/>
-        </w:tabs>
-        <w:spacing w:line="276" w:lineRule="auto"/>
+          <w:rFonts w:ascii="Times New Roman" w:eastAsia="Times New Roman" w:hAnsi="Times New Roman" w:cs="Times New Roman"/>
+          <w:color w:val="222222"/>
+          <w:sz w:val="24"/>
+          <w:szCs w:val="24"/>
+          <w:lang w:eastAsia="pt-PT"/>
+        </w:rPr>
+      </w:pPr>
+      <w:r>
+        <w:rPr>
+          <w:rFonts w:ascii="Times New Roman" w:eastAsia="Times New Roman" w:hAnsi="Times New Roman" w:cs="Times New Roman"/>
+          <w:color w:val="222222"/>
+          <w:sz w:val="24"/>
+          <w:szCs w:val="24"/>
+          <w:lang w:eastAsia="pt-PT"/>
+        </w:rPr>
+        <w:t>Após a construção das páginas, foram realizados testes sucessivos para verificar o funcionamento dos links de navegação, das imagens, do vídeo e do áudio, bem como do carrossel de serviços e da estrutura do formulário de contacto. Os erros e inconsistências identificados foram corrigidos antes da publicação do projecto, permitindo consolidar conhecimentos teóricos e práticos de planeamento, organização, desenvolvimento, resolução de problemas e apresentação de um produto web funcional.</w:t>
+      </w:r>
+    </w:p>
+    <w:p>
+      <w:pPr>
+        <w:spacing w:before="100" w:beforeAutospacing="1" w:after="100" w:afterAutospacing="1" w:line="240" w:lineRule="auto"/>
         <w:jc w:val="both"/>
         <w:rPr>
-          <w:rFonts w:ascii="Times New Roman" w:hAnsi="Times New Roman" w:cs="Times New Roman"/>
-          <w:sz w:val="24"/>
-          <w:szCs w:val="24"/>
-        </w:rPr>
-      </w:pPr>
-    </w:p>
-    <w:p>
-      <w:pPr>
-        <w:tabs>
-          <w:tab w:val="left" w:pos="3105"/>
-        </w:tabs>
-        <w:spacing w:line="276" w:lineRule="auto"/>
+          <w:rFonts w:ascii="Times New Roman" w:eastAsia="Times New Roman" w:hAnsi="Times New Roman" w:cs="Times New Roman"/>
+          <w:color w:val="222222"/>
+          <w:sz w:val="24"/>
+          <w:szCs w:val="24"/>
+          <w:lang w:eastAsia="pt-PT"/>
+        </w:rPr>
+      </w:pPr>
+      <w:r>
+        <w:rPr>
+          <w:rFonts w:ascii="Times New Roman" w:eastAsia="Times New Roman" w:hAnsi="Times New Roman" w:cs="Times New Roman"/>
+          <w:noProof/>
+          <w:color w:val="222222"/>
+          <w:sz w:val="24"/>
+          <w:szCs w:val="24"/>
+          <w:lang w:eastAsia="pt-PT"/>
+        </w:rPr>
+        <w:drawing>
+          <wp:inline distT="0" distB="0" distL="0" distR="0" wp14:anchorId="3852A8CF" wp14:editId="5622EA7C">
+            <wp:extent cx="5731510" cy="2136140"/>
+            <wp:effectExtent l="0" t="0" r="2540" b="0"/>
+            <wp:docPr id="18" name="Picture 18"/>
+            <wp:cNvGraphicFramePr>
+              <a:graphicFrameLocks xmlns:a="http://schemas.openxmlformats.org/drawingml/2006/main" noChangeAspect="1"/>
+            </wp:cNvGraphicFramePr>
+            <a:graphic xmlns:a="http://schemas.openxmlformats.org/drawingml/2006/main">
+              <a:graphicData uri="http://schemas.openxmlformats.org/drawingml/2006/picture">
+                <pic:pic xmlns:pic="http://schemas.openxmlformats.org/drawingml/2006/picture">
+                  <pic:nvPicPr>
+                    <pic:cNvPr id="1" name=""/>
+                    <pic:cNvPicPr/>
+                  </pic:nvPicPr>
+                  <pic:blipFill>
+                    <a:blip r:embed="rId6"/>
+                    <a:stretch>
+                      <a:fillRect/>
+                    </a:stretch>
+                  </pic:blipFill>
+                  <pic:spPr>
+                    <a:xfrm>
+                      <a:off x="0" y="0"/>
+                      <a:ext cx="5731510" cy="2136140"/>
+                    </a:xfrm>
+                    <a:prstGeom prst="rect">
+                      <a:avLst/>
+                    </a:prstGeom>
+                  </pic:spPr>
+                </pic:pic>
+              </a:graphicData>
+            </a:graphic>
+          </wp:inline>
+        </w:drawing>
+      </w:r>
+    </w:p>
+    <w:p>
+      <w:pPr>
+        <w:spacing w:before="60" w:after="200"/>
+        <w:jc w:val="center"/>
+        <w:rPr>
+          <w:rFonts w:ascii="Times New Roman" w:eastAsia="Times New Roman" w:hAnsi="Times New Roman" w:cs="Times New Roman"/>
+          <w:i/>
+          <w:color w:val="222222"/>
+          <w:lang w:eastAsia="pt-PT"/>
+        </w:rPr>
+      </w:pPr>
+      <w:r>
+        <w:rPr>
+          <w:rFonts w:ascii="Times New Roman" w:eastAsia="Times New Roman" w:hAnsi="Times New Roman" w:cs="Times New Roman"/>
+          <w:i/>
+          <w:color w:val="222222"/>
+          <w:lang w:eastAsia="pt-PT"/>
+        </w:rPr>
+        <w:t>Figura 1 — Fluxograma de Metodologia.</w:t>
+      </w:r>
+    </w:p>
+    <w:p>
+      <w:pPr>
+        <w:pStyle w:val="Heading2"/>
+        <w:rPr>
+          <w:rFonts w:eastAsia="Times New Roman"/>
+          <w:lang w:eastAsia="pt-PT"/>
+        </w:rPr>
+      </w:pPr>
+      <w:bookmarkStart w:id="5" w:name="_Toc240546921"/>
+      <w:r>
+        <w:rPr>
+          <w:rFonts w:eastAsia="Times New Roman"/>
+          <w:lang w:eastAsia="pt-PT"/>
+        </w:rPr>
+        <w:t>2.2 Tipo de Site</w:t>
+      </w:r>
+      <w:bookmarkEnd w:id="5"/>
+    </w:p>
+    <w:p>
+      <w:pPr>
+        <w:spacing w:before="100" w:beforeAutospacing="1" w:after="100" w:afterAutospacing="1" w:line="240" w:lineRule="auto"/>
         <w:jc w:val="both"/>
         <w:rPr>
-          <w:rFonts w:ascii="Times New Roman" w:hAnsi="Times New Roman" w:cs="Times New Roman"/>
-          <w:sz w:val="24"/>
-          <w:szCs w:val="24"/>
+          <w:rFonts w:ascii="Times New Roman" w:eastAsia="Times New Roman" w:hAnsi="Times New Roman" w:cs="Times New Roman"/>
+          <w:color w:val="222222"/>
+          <w:sz w:val="24"/>
+          <w:szCs w:val="24"/>
+          <w:lang w:eastAsia="pt-PT"/>
+        </w:rPr>
+      </w:pPr>
+      <w:r>
+        <w:rPr>
+          <w:rFonts w:ascii="Times New Roman" w:eastAsia="Times New Roman" w:hAnsi="Times New Roman" w:cs="Times New Roman"/>
+          <w:color w:val="222222"/>
+          <w:sz w:val="24"/>
+          <w:szCs w:val="24"/>
+          <w:lang w:eastAsia="pt-PT"/>
+        </w:rPr>
+        <w:t xml:space="preserve">Para a realização do projecto foi escolhido o desenvolvimento de um site institucional, destinado a apresentar a </w:t>
+      </w:r>
+      <w:r>
+        <w:rPr>
+          <w:rFonts w:ascii="Times New Roman" w:eastAsia="Times New Roman" w:hAnsi="Times New Roman" w:cs="Times New Roman"/>
+          <w:i/>
+          <w:color w:val="222222"/>
+          <w:sz w:val="24"/>
+          <w:szCs w:val="24"/>
+          <w:lang w:eastAsia="pt-PT"/>
+        </w:rPr>
+        <w:t>Othola Technology, Finance and Data Science, LDA</w:t>
+      </w:r>
+      <w:r>
+        <w:rPr>
+          <w:rFonts w:ascii="Times New Roman" w:eastAsia="Times New Roman" w:hAnsi="Times New Roman" w:cs="Times New Roman"/>
+          <w:color w:val="222222"/>
+          <w:sz w:val="24"/>
+          <w:szCs w:val="24"/>
+          <w:lang w:eastAsia="pt-PT"/>
+        </w:rPr>
+        <w:t>, os seus serviços e as formas de contacto com a empresa. A escolha deste tipo de site deve-se à necessidade da empresa disponibilizar, de forma organizada e acessível, informação sobre a sua actividade e sobre os bens e serviços que fornece aos seus clientes.</w:t>
+      </w:r>
+    </w:p>
+    <w:p>
+      <w:pPr>
+        <w:spacing w:before="100" w:beforeAutospacing="1" w:after="100" w:afterAutospacing="1" w:line="240" w:lineRule="auto"/>
+        <w:jc w:val="both"/>
+        <w:rPr>
+          <w:rFonts w:ascii="Times New Roman" w:eastAsia="Times New Roman" w:hAnsi="Times New Roman" w:cs="Times New Roman"/>
+          <w:color w:val="222222"/>
+          <w:sz w:val="24"/>
+          <w:szCs w:val="24"/>
+          <w:lang w:eastAsia="pt-PT"/>
+        </w:rPr>
+      </w:pPr>
+      <w:r>
+        <w:rPr>
+          <w:rFonts w:ascii="Times New Roman" w:eastAsia="Times New Roman" w:hAnsi="Times New Roman" w:cs="Times New Roman"/>
+          <w:color w:val="222222"/>
+          <w:sz w:val="24"/>
+          <w:szCs w:val="24"/>
+          <w:lang w:eastAsia="pt-PT"/>
+        </w:rPr>
+        <w:t>O site foi concebido de modo a permitir uma navegação simples e intuitiva, apresentando diferentes páginas interligadas por um menu de navegação fixo no topo do ecrã. A estrutura do site contempla as páginas Início, Sobre, Serviços, Bens-Serviços e Contacto, permitindo distribuir os conteúdos de acordo com a sua finalidade e facilitar o acesso à informação por parte dos utilizadores.</w:t>
+      </w:r>
+    </w:p>
+    <w:p>
+      <w:pPr>
+        <w:spacing w:before="100" w:beforeAutospacing="1" w:after="100" w:afterAutospacing="1" w:line="240" w:lineRule="auto"/>
+        <w:jc w:val="both"/>
+        <w:rPr>
+          <w:rFonts w:ascii="Times New Roman" w:eastAsia="Times New Roman" w:hAnsi="Times New Roman" w:cs="Times New Roman"/>
+          <w:color w:val="222222"/>
+          <w:sz w:val="24"/>
+          <w:szCs w:val="24"/>
+          <w:lang w:eastAsia="pt-PT"/>
+        </w:rPr>
+      </w:pPr>
+      <w:r>
+        <w:rPr>
+          <w:rFonts w:ascii="Times New Roman" w:eastAsia="Times New Roman" w:hAnsi="Times New Roman" w:cs="Times New Roman"/>
+          <w:noProof/>
+          <w:color w:val="222222"/>
+          <w:sz w:val="24"/>
+          <w:szCs w:val="24"/>
+          <w:lang w:eastAsia="pt-PT"/>
+        </w:rPr>
+        <w:drawing>
+          <wp:inline distT="0" distB="0" distL="0" distR="0" wp14:anchorId="148A765C" wp14:editId="1EEB5CB3">
+            <wp:extent cx="3172268" cy="476316"/>
+            <wp:effectExtent l="0" t="0" r="9525" b="0"/>
+            <wp:docPr id="16" name="Picture 16"/>
+            <wp:cNvGraphicFramePr>
+              <a:graphicFrameLocks xmlns:a="http://schemas.openxmlformats.org/drawingml/2006/main" noChangeAspect="1"/>
+            </wp:cNvGraphicFramePr>
+            <a:graphic xmlns:a="http://schemas.openxmlformats.org/drawingml/2006/main">
+              <a:graphicData uri="http://schemas.openxmlformats.org/drawingml/2006/picture">
+                <pic:pic xmlns:pic="http://schemas.openxmlformats.org/drawingml/2006/picture">
+                  <pic:nvPicPr>
+                    <pic:cNvPr id="1" name=""/>
+                    <pic:cNvPicPr/>
+                  </pic:nvPicPr>
+                  <pic:blipFill>
+                    <a:blip r:embed="rId7"/>
+                    <a:stretch>
+                      <a:fillRect/>
+                    </a:stretch>
+                  </pic:blipFill>
+                  <pic:spPr>
+                    <a:xfrm>
+                      <a:off x="0" y="0"/>
+                      <a:ext cx="3172268" cy="476316"/>
+                    </a:xfrm>
+                    <a:prstGeom prst="rect">
+                      <a:avLst/>
+                    </a:prstGeom>
+                  </pic:spPr>
+                </pic:pic>
+              </a:graphicData>
+            </a:graphic>
+          </wp:inline>
+        </w:drawing>
+      </w:r>
+    </w:p>
+    <w:p>
+      <w:pPr>
+        <w:spacing w:before="60" w:after="200"/>
+        <w:jc w:val="center"/>
+        <w:rPr>
+          <w:rFonts w:ascii="Times New Roman" w:eastAsia="Times New Roman" w:hAnsi="Times New Roman" w:cs="Times New Roman"/>
+          <w:i/>
+          <w:color w:val="222222"/>
+          <w:lang w:eastAsia="pt-PT"/>
+        </w:rPr>
+      </w:pPr>
+      <w:r>
+        <w:rPr>
+          <w:rFonts w:ascii="Times New Roman" w:eastAsia="Times New Roman" w:hAnsi="Times New Roman" w:cs="Times New Roman"/>
+          <w:i/>
+          <w:color w:val="222222"/>
+          <w:lang w:eastAsia="pt-PT"/>
+        </w:rPr>
+        <w:lastRenderedPageBreak/>
+        <w:t>Figura 2 — Menu de Navegação.</w:t>
+      </w:r>
+    </w:p>
+    <w:p>
+      <w:pPr>
+        <w:pStyle w:val="Heading2"/>
+        <w:rPr>
+          <w:rFonts w:eastAsia="Times New Roman"/>
+          <w:lang w:eastAsia="pt-PT"/>
+        </w:rPr>
+      </w:pPr>
+      <w:bookmarkStart w:id="6" w:name="_Toc240546922"/>
+      <w:r>
+        <w:rPr>
+          <w:rFonts w:eastAsia="Times New Roman"/>
+          <w:lang w:eastAsia="pt-PT"/>
+        </w:rPr>
+        <w:t>2.3 Arquitectura da Informação</w:t>
+      </w:r>
+      <w:bookmarkEnd w:id="6"/>
+    </w:p>
+    <w:p>
+      <w:pPr>
+        <w:spacing w:before="100" w:beforeAutospacing="1" w:after="100" w:afterAutospacing="1" w:line="240" w:lineRule="auto"/>
+        <w:jc w:val="both"/>
+        <w:rPr>
+          <w:rFonts w:ascii="Times New Roman" w:eastAsia="Times New Roman" w:hAnsi="Times New Roman" w:cs="Times New Roman"/>
+          <w:color w:val="222222"/>
+          <w:sz w:val="24"/>
+          <w:szCs w:val="24"/>
+          <w:lang w:eastAsia="pt-PT"/>
+        </w:rPr>
+      </w:pPr>
+      <w:r>
+        <w:rPr>
+          <w:rFonts w:ascii="Times New Roman" w:eastAsia="Times New Roman" w:hAnsi="Times New Roman" w:cs="Times New Roman"/>
+          <w:color w:val="222222"/>
+          <w:sz w:val="24"/>
+          <w:szCs w:val="24"/>
+          <w:lang w:eastAsia="pt-PT"/>
+        </w:rPr>
+        <w:t>A arquitectura da informação foi definida com o objectivo de organizar os conteúdos do site de forma lógica, facilitando a navegação e a localização da informação pelos utilizadores. A página Início (</w:t>
+      </w:r>
+      <w:r>
+        <w:rPr>
+          <w:rFonts w:ascii="Times New Roman" w:eastAsia="Times New Roman" w:hAnsi="Times New Roman" w:cs="Times New Roman"/>
+          <w:i/>
+          <w:color w:val="222222"/>
+          <w:sz w:val="24"/>
+          <w:szCs w:val="24"/>
+          <w:lang w:eastAsia="pt-PT"/>
+        </w:rPr>
+        <w:t>index.html</w:t>
+      </w:r>
+      <w:r>
+        <w:rPr>
+          <w:rFonts w:ascii="Times New Roman" w:eastAsia="Times New Roman" w:hAnsi="Times New Roman" w:cs="Times New Roman"/>
+          <w:color w:val="222222"/>
+          <w:sz w:val="24"/>
+          <w:szCs w:val="24"/>
+          <w:lang w:eastAsia="pt-PT"/>
+        </w:rPr>
+        <w:t xml:space="preserve">) foi definida como ponto de entrada do site, apresentando uma breve descrição do projecto, um vídeo e uma mensagem áudio de boas-vindas. A página Sobre apresenta a história, a missão e a área de actuação geográfica da empresa. A página Serviços descreve, através de um carrossel de imagens, os principais serviços prestados </w:t>
+      </w:r>
+      <w:r>
+        <w:rPr>
+          <w:rFonts w:ascii="Times New Roman" w:eastAsia="Times New Roman" w:hAnsi="Times New Roman" w:cs="Times New Roman"/>
+          <w:i/>
+          <w:color w:val="222222"/>
+          <w:sz w:val="24"/>
+          <w:szCs w:val="24"/>
+          <w:lang w:eastAsia="pt-PT"/>
+        </w:rPr>
+        <w:t>pela Othola TFDS</w:t>
+      </w:r>
+      <w:r>
+        <w:rPr>
+          <w:rFonts w:ascii="Times New Roman" w:eastAsia="Times New Roman" w:hAnsi="Times New Roman" w:cs="Times New Roman"/>
+          <w:color w:val="222222"/>
+          <w:sz w:val="24"/>
+          <w:szCs w:val="24"/>
+          <w:lang w:eastAsia="pt-PT"/>
+        </w:rPr>
+        <w:t>. A página Bens-Serviços apresenta, em formato de tabela, os bens e serviços fornecidos pela empresa, identificados por código, categoria, descrição e abrangência geográfica. Por fim, a página Contacto disponibiliza os dados de contacto da empresa e um formulário para o envio de mensagens.</w:t>
+      </w:r>
+    </w:p>
+    <w:p>
+      <w:pPr>
+        <w:spacing w:before="100" w:beforeAutospacing="1" w:after="100" w:afterAutospacing="1" w:line="240" w:lineRule="auto"/>
+        <w:jc w:val="both"/>
+        <w:rPr>
+          <w:rFonts w:ascii="Times New Roman" w:eastAsia="Times New Roman" w:hAnsi="Times New Roman" w:cs="Times New Roman"/>
+          <w:color w:val="222222"/>
+          <w:sz w:val="24"/>
+          <w:szCs w:val="24"/>
+          <w:lang w:eastAsia="pt-PT"/>
+        </w:rPr>
+      </w:pPr>
+      <w:r>
+        <w:rPr>
+          <w:rFonts w:ascii="Times New Roman" w:eastAsia="Times New Roman" w:hAnsi="Times New Roman" w:cs="Times New Roman"/>
+          <w:color w:val="222222"/>
+          <w:sz w:val="24"/>
+          <w:szCs w:val="24"/>
+          <w:lang w:eastAsia="pt-PT"/>
+        </w:rPr>
+        <w:t>Desta forma, a arquitectura adoptada estabelece uma relação lógica entre as páginas, permitindo ao utilizador deslocar-se facilmente entre os diferentes conteúdos através do menu de navegação, presente e destacado em todas as páginas do site.</w:t>
+      </w:r>
+    </w:p>
+    <w:p>
+      <w:pPr>
+        <w:spacing w:before="100" w:beforeAutospacing="1" w:after="100" w:afterAutospacing="1" w:line="240" w:lineRule="auto"/>
+        <w:jc w:val="both"/>
+        <w:rPr>
+          <w:rFonts w:ascii="Times New Roman" w:eastAsia="Times New Roman" w:hAnsi="Times New Roman" w:cs="Times New Roman"/>
+          <w:color w:val="222222"/>
+          <w:sz w:val="24"/>
+          <w:szCs w:val="24"/>
+          <w:lang w:eastAsia="pt-PT"/>
+        </w:rPr>
+      </w:pPr>
+      <w:r>
+        <w:rPr>
+          <w:rFonts w:ascii="Times New Roman" w:eastAsia="Times New Roman" w:hAnsi="Times New Roman" w:cs="Times New Roman"/>
+          <w:noProof/>
+          <w:color w:val="222222"/>
+          <w:sz w:val="24"/>
+          <w:szCs w:val="24"/>
+          <w:lang w:eastAsia="pt-PT"/>
+        </w:rPr>
+        <w:drawing>
+          <wp:inline distT="0" distB="0" distL="0" distR="0" wp14:anchorId="464FF81F" wp14:editId="04EEA6D7">
+            <wp:extent cx="5077534" cy="895475"/>
+            <wp:effectExtent l="0" t="0" r="8890" b="0"/>
+            <wp:docPr id="7" name="Picture 7"/>
+            <wp:cNvGraphicFramePr>
+              <a:graphicFrameLocks xmlns:a="http://schemas.openxmlformats.org/drawingml/2006/main" noChangeAspect="1"/>
+            </wp:cNvGraphicFramePr>
+            <a:graphic xmlns:a="http://schemas.openxmlformats.org/drawingml/2006/main">
+              <a:graphicData uri="http://schemas.openxmlformats.org/drawingml/2006/picture">
+                <pic:pic xmlns:pic="http://schemas.openxmlformats.org/drawingml/2006/picture">
+                  <pic:nvPicPr>
+                    <pic:cNvPr id="1" name=""/>
+                    <pic:cNvPicPr/>
+                  </pic:nvPicPr>
+                  <pic:blipFill>
+                    <a:blip r:embed="rId8"/>
+                    <a:stretch>
+                      <a:fillRect/>
+                    </a:stretch>
+                  </pic:blipFill>
+                  <pic:spPr>
+                    <a:xfrm>
+                      <a:off x="0" y="0"/>
+                      <a:ext cx="5077534" cy="895475"/>
+                    </a:xfrm>
+                    <a:prstGeom prst="rect">
+                      <a:avLst/>
+                    </a:prstGeom>
+                  </pic:spPr>
+                </pic:pic>
+              </a:graphicData>
+            </a:graphic>
+          </wp:inline>
+        </w:drawing>
+      </w:r>
+    </w:p>
+    <w:p>
+      <w:pPr>
+        <w:spacing w:before="60" w:after="200"/>
+        <w:jc w:val="center"/>
+        <w:rPr>
+          <w:rFonts w:ascii="Times New Roman" w:eastAsia="Times New Roman" w:hAnsi="Times New Roman" w:cs="Times New Roman"/>
+          <w:i/>
+          <w:color w:val="222222"/>
+          <w:lang w:eastAsia="pt-PT"/>
+        </w:rPr>
+      </w:pPr>
+      <w:r>
+        <w:rPr>
+          <w:rFonts w:ascii="Times New Roman" w:eastAsia="Times New Roman" w:hAnsi="Times New Roman" w:cs="Times New Roman"/>
+          <w:i/>
+          <w:color w:val="222222"/>
+          <w:lang w:eastAsia="pt-PT"/>
+        </w:rPr>
+        <w:t>Figura 3</w:t>
+      </w:r>
+      <w:r>
+        <w:rPr>
+          <w:rFonts w:ascii="Times New Roman" w:eastAsia="Times New Roman" w:hAnsi="Times New Roman" w:cs="Times New Roman"/>
+          <w:i/>
+          <w:color w:val="222222"/>
+          <w:lang w:eastAsia="pt-PT"/>
+        </w:rPr>
+        <w:t xml:space="preserve"> — Arquitectura da informação do site.</w:t>
+      </w:r>
+    </w:p>
+    <w:p>
+      <w:pPr>
+        <w:pStyle w:val="Heading2"/>
+        <w:rPr>
+          <w:rFonts w:eastAsia="Times New Roman"/>
+          <w:lang w:eastAsia="pt-PT"/>
+        </w:rPr>
+      </w:pPr>
+      <w:bookmarkStart w:id="7" w:name="_Toc240546923"/>
+      <w:r>
+        <w:rPr>
+          <w:rFonts w:eastAsia="Times New Roman"/>
+          <w:lang w:eastAsia="pt-PT"/>
+        </w:rPr>
+        <w:t>2.4 Layout da Home Page</w:t>
+      </w:r>
+      <w:bookmarkEnd w:id="7"/>
+    </w:p>
+    <w:p>
+      <w:pPr>
+        <w:spacing w:before="100" w:beforeAutospacing="1" w:after="100" w:afterAutospacing="1" w:line="240" w:lineRule="auto"/>
+        <w:jc w:val="both"/>
+        <w:rPr>
+          <w:rFonts w:ascii="Times New Roman" w:eastAsia="Times New Roman" w:hAnsi="Times New Roman" w:cs="Times New Roman"/>
+          <w:color w:val="222222"/>
+          <w:sz w:val="24"/>
+          <w:szCs w:val="24"/>
+          <w:lang w:eastAsia="pt-PT"/>
+        </w:rPr>
+      </w:pPr>
+      <w:r>
+        <w:rPr>
+          <w:rFonts w:ascii="Times New Roman" w:eastAsia="Times New Roman" w:hAnsi="Times New Roman" w:cs="Times New Roman"/>
+          <w:color w:val="222222"/>
+          <w:sz w:val="24"/>
+          <w:szCs w:val="24"/>
+          <w:lang w:eastAsia="pt-PT"/>
+        </w:rPr>
+        <w:t xml:space="preserve">O </w:t>
+      </w:r>
+      <w:r>
+        <w:rPr>
+          <w:rFonts w:ascii="Times New Roman" w:eastAsia="Times New Roman" w:hAnsi="Times New Roman" w:cs="Times New Roman"/>
+          <w:i/>
+          <w:color w:val="222222"/>
+          <w:sz w:val="24"/>
+          <w:szCs w:val="24"/>
+          <w:lang w:eastAsia="pt-PT"/>
+        </w:rPr>
+        <w:t>layout da Home Page</w:t>
+      </w:r>
+      <w:r>
+        <w:rPr>
+          <w:rFonts w:ascii="Times New Roman" w:eastAsia="Times New Roman" w:hAnsi="Times New Roman" w:cs="Times New Roman"/>
+          <w:color w:val="222222"/>
+          <w:sz w:val="24"/>
+          <w:szCs w:val="24"/>
+          <w:lang w:eastAsia="pt-PT"/>
+        </w:rPr>
+        <w:t xml:space="preserve"> foi concebido de forma a proporcionar uma apresentação simples, organizada e intuitiva dos conteúdos. Na parte superior da página foi definido um cabeçalho fixo </w:t>
+      </w:r>
+      <w:r>
+        <w:rPr>
+          <w:rFonts w:ascii="Times New Roman" w:eastAsia="Times New Roman" w:hAnsi="Times New Roman" w:cs="Times New Roman"/>
+          <w:i/>
+          <w:color w:val="222222"/>
+          <w:sz w:val="24"/>
+          <w:szCs w:val="24"/>
+          <w:lang w:eastAsia="pt-PT"/>
+        </w:rPr>
+        <w:t>(sticky),</w:t>
+      </w:r>
+      <w:r>
+        <w:rPr>
+          <w:rFonts w:ascii="Times New Roman" w:eastAsia="Times New Roman" w:hAnsi="Times New Roman" w:cs="Times New Roman"/>
+          <w:color w:val="222222"/>
+          <w:sz w:val="24"/>
+          <w:szCs w:val="24"/>
+          <w:lang w:eastAsia="pt-PT"/>
+        </w:rPr>
+        <w:t xml:space="preserve"> contendo o logótipo e o nome da empresa, seguido do menu de navegação, através do qual o utilizador pode aceder às diferentes páginas do site.</w:t>
+      </w:r>
+    </w:p>
+    <w:p>
+      <w:pPr>
+        <w:spacing w:before="100" w:beforeAutospacing="1" w:after="100" w:afterAutospacing="1" w:line="240" w:lineRule="auto"/>
+        <w:jc w:val="both"/>
+        <w:rPr>
+          <w:rFonts w:ascii="Times New Roman" w:eastAsia="Times New Roman" w:hAnsi="Times New Roman" w:cs="Times New Roman"/>
+          <w:color w:val="222222"/>
+          <w:sz w:val="24"/>
+          <w:szCs w:val="24"/>
+          <w:lang w:eastAsia="pt-PT"/>
+        </w:rPr>
+      </w:pPr>
+      <w:r>
+        <w:rPr>
+          <w:rFonts w:ascii="Times New Roman" w:eastAsia="Times New Roman" w:hAnsi="Times New Roman" w:cs="Times New Roman"/>
+          <w:color w:val="222222"/>
+          <w:sz w:val="24"/>
+          <w:szCs w:val="24"/>
+          <w:lang w:eastAsia="pt-PT"/>
+        </w:rPr>
+        <w:t>Na área principal foram colocados um breve texto de apresentação do projecto, botões de acção para aceder à página de Serviços e a um site externo de referência, e dois blocos multimédia dedicados ao vídeo e à mensagem áudio de boas-vindas. Na parte inferior foi definido o rodapé, contendo a informação institucional da empresa. A disposição dos elementos foi pensada de modo a estabelecer uma hierarquia visual clara, permitindo ao utilizador identificar rapidamente as informações mais importantes.</w:t>
+      </w:r>
+    </w:p>
+    <w:p>
+      <w:pPr>
+        <w:spacing w:before="100" w:beforeAutospacing="1" w:after="100" w:afterAutospacing="1" w:line="240" w:lineRule="auto"/>
+        <w:jc w:val="both"/>
+        <w:rPr>
+          <w:rFonts w:ascii="Times New Roman" w:eastAsia="Times New Roman" w:hAnsi="Times New Roman" w:cs="Times New Roman"/>
+          <w:color w:val="222222"/>
+          <w:sz w:val="24"/>
+          <w:szCs w:val="24"/>
+          <w:lang w:eastAsia="pt-PT"/>
+        </w:rPr>
+      </w:pPr>
+      <w:r>
+        <w:rPr>
+          <w:rFonts w:ascii="Times New Roman" w:eastAsia="Times New Roman" w:hAnsi="Times New Roman" w:cs="Times New Roman"/>
+          <w:noProof/>
+          <w:color w:val="222222"/>
+          <w:sz w:val="24"/>
+          <w:szCs w:val="24"/>
+          <w:lang w:eastAsia="pt-PT"/>
+        </w:rPr>
+        <w:lastRenderedPageBreak/>
+        <w:drawing>
+          <wp:inline distT="0" distB="0" distL="0" distR="0" wp14:anchorId="528336F5" wp14:editId="0EE03F55">
+            <wp:extent cx="5201376" cy="3581900"/>
+            <wp:effectExtent l="0" t="0" r="0" b="0"/>
+            <wp:docPr id="15" name="Picture 15"/>
+            <wp:cNvGraphicFramePr>
+              <a:graphicFrameLocks xmlns:a="http://schemas.openxmlformats.org/drawingml/2006/main" noChangeAspect="1"/>
+            </wp:cNvGraphicFramePr>
+            <a:graphic xmlns:a="http://schemas.openxmlformats.org/drawingml/2006/main">
+              <a:graphicData uri="http://schemas.openxmlformats.org/drawingml/2006/picture">
+                <pic:pic xmlns:pic="http://schemas.openxmlformats.org/drawingml/2006/picture">
+                  <pic:nvPicPr>
+                    <pic:cNvPr id="1" name=""/>
+                    <pic:cNvPicPr/>
+                  </pic:nvPicPr>
+                  <pic:blipFill>
+                    <a:blip r:embed="rId9"/>
+                    <a:stretch>
+                      <a:fillRect/>
+                    </a:stretch>
+                  </pic:blipFill>
+                  <pic:spPr>
+                    <a:xfrm>
+                      <a:off x="0" y="0"/>
+                      <a:ext cx="5201376" cy="3581900"/>
+                    </a:xfrm>
+                    <a:prstGeom prst="rect">
+                      <a:avLst/>
+                    </a:prstGeom>
+                  </pic:spPr>
+                </pic:pic>
+              </a:graphicData>
+            </a:graphic>
+          </wp:inline>
+        </w:drawing>
+      </w:r>
+    </w:p>
+    <w:p>
+      <w:pPr>
+        <w:spacing w:before="60" w:after="200"/>
+        <w:jc w:val="center"/>
+        <w:rPr>
+          <w:rFonts w:ascii="Times New Roman" w:eastAsia="Times New Roman" w:hAnsi="Times New Roman" w:cs="Times New Roman"/>
+          <w:i/>
+          <w:color w:val="222222"/>
+          <w:lang w:eastAsia="pt-PT"/>
+        </w:rPr>
+      </w:pPr>
+      <w:r>
+        <w:rPr>
+          <w:rFonts w:ascii="Times New Roman" w:eastAsia="Times New Roman" w:hAnsi="Times New Roman" w:cs="Times New Roman"/>
+          <w:i/>
+          <w:color w:val="222222"/>
+          <w:lang w:eastAsia="pt-PT"/>
+        </w:rPr>
+        <w:t>Figura 4</w:t>
+      </w:r>
+      <w:r>
+        <w:rPr>
+          <w:rFonts w:ascii="Times New Roman" w:eastAsia="Times New Roman" w:hAnsi="Times New Roman" w:cs="Times New Roman"/>
+          <w:i/>
+          <w:color w:val="222222"/>
+          <w:lang w:eastAsia="pt-PT"/>
+        </w:rPr>
+        <w:t xml:space="preserve"> — Wireframe da Home Page.</w:t>
+      </w:r>
+    </w:p>
+    <w:p>
+      <w:pPr>
+        <w:spacing w:before="60" w:after="200"/>
+        <w:rPr>
+          <w:rFonts w:ascii="Times New Roman" w:eastAsia="Times New Roman" w:hAnsi="Times New Roman" w:cs="Times New Roman"/>
+          <w:i/>
+          <w:color w:val="222222"/>
+          <w:lang w:eastAsia="pt-PT"/>
+        </w:rPr>
+      </w:pPr>
+      <w:r>
+        <w:rPr>
+          <w:rFonts w:ascii="Times New Roman" w:eastAsia="Times New Roman" w:hAnsi="Times New Roman" w:cs="Times New Roman"/>
+          <w:i/>
+          <w:noProof/>
+          <w:color w:val="222222"/>
+          <w:lang w:eastAsia="pt-PT"/>
+        </w:rPr>
+        <w:drawing>
+          <wp:inline distT="0" distB="0" distL="0" distR="0" wp14:anchorId="4BEA49B0" wp14:editId="7619CC69">
+            <wp:extent cx="5731510" cy="3823335"/>
+            <wp:effectExtent l="0" t="0" r="2540" b="5715"/>
+            <wp:docPr id="13" name="Picture 13"/>
+            <wp:cNvGraphicFramePr>
+              <a:graphicFrameLocks xmlns:a="http://schemas.openxmlformats.org/drawingml/2006/main" noChangeAspect="1"/>
+            </wp:cNvGraphicFramePr>
+            <a:graphic xmlns:a="http://schemas.openxmlformats.org/drawingml/2006/main">
+              <a:graphicData uri="http://schemas.openxmlformats.org/drawingml/2006/picture">
+                <pic:pic xmlns:pic="http://schemas.openxmlformats.org/drawingml/2006/picture">
+                  <pic:nvPicPr>
+                    <pic:cNvPr id="1" name=""/>
+                    <pic:cNvPicPr/>
+                  </pic:nvPicPr>
+                  <pic:blipFill>
+                    <a:blip r:embed="rId10"/>
+                    <a:stretch>
+                      <a:fillRect/>
+                    </a:stretch>
+                  </pic:blipFill>
+                  <pic:spPr>
+                    <a:xfrm>
+                      <a:off x="0" y="0"/>
+                      <a:ext cx="5731510" cy="3823335"/>
+                    </a:xfrm>
+                    <a:prstGeom prst="rect">
+                      <a:avLst/>
+                    </a:prstGeom>
+                  </pic:spPr>
+                </pic:pic>
+              </a:graphicData>
+            </a:graphic>
+          </wp:inline>
+        </w:drawing>
+      </w:r>
+    </w:p>
+    <w:p>
+      <w:pPr>
+        <w:spacing w:before="60" w:after="200"/>
+        <w:jc w:val="center"/>
+        <w:rPr>
+          <w:rFonts w:ascii="Times New Roman" w:eastAsia="Times New Roman" w:hAnsi="Times New Roman" w:cs="Times New Roman"/>
+          <w:i/>
+          <w:color w:val="222222"/>
+          <w:lang w:eastAsia="pt-PT"/>
+        </w:rPr>
+      </w:pPr>
+      <w:r>
+        <w:rPr>
+          <w:rFonts w:ascii="Times New Roman" w:eastAsia="Times New Roman" w:hAnsi="Times New Roman" w:cs="Times New Roman"/>
+          <w:i/>
+          <w:color w:val="222222"/>
+          <w:lang w:eastAsia="pt-PT"/>
+        </w:rPr>
+        <w:t>Figura 5</w:t>
+      </w:r>
+      <w:r>
+        <w:rPr>
+          <w:rFonts w:ascii="Times New Roman" w:eastAsia="Times New Roman" w:hAnsi="Times New Roman" w:cs="Times New Roman"/>
+          <w:i/>
+          <w:color w:val="222222"/>
+          <w:lang w:eastAsia="pt-PT"/>
+        </w:rPr>
+        <w:t xml:space="preserve"> — Página Inicial.</w:t>
+      </w:r>
+    </w:p>
+    <w:p>
+      <w:pPr>
+        <w:pStyle w:val="Heading2"/>
+        <w:rPr>
+          <w:rFonts w:eastAsia="Times New Roman"/>
+          <w:lang w:eastAsia="pt-PT"/>
+        </w:rPr>
+      </w:pPr>
+      <w:bookmarkStart w:id="8" w:name="_Toc240546924"/>
+      <w:r>
+        <w:rPr>
+          <w:rFonts w:eastAsia="Times New Roman"/>
+          <w:lang w:eastAsia="pt-PT"/>
+        </w:rPr>
+        <w:lastRenderedPageBreak/>
+        <w:t>2.5 Diagramação das Páginas</w:t>
+      </w:r>
+      <w:bookmarkEnd w:id="8"/>
+    </w:p>
+    <w:p>
+      <w:pPr>
+        <w:spacing w:before="100" w:beforeAutospacing="1" w:after="100" w:afterAutospacing="1" w:line="240" w:lineRule="auto"/>
+        <w:jc w:val="both"/>
+        <w:rPr>
+          <w:rFonts w:ascii="Times New Roman" w:eastAsia="Times New Roman" w:hAnsi="Times New Roman" w:cs="Times New Roman"/>
+          <w:color w:val="222222"/>
+          <w:sz w:val="24"/>
+          <w:szCs w:val="24"/>
+          <w:lang w:eastAsia="pt-PT"/>
+        </w:rPr>
+      </w:pPr>
+      <w:r>
+        <w:rPr>
+          <w:rFonts w:ascii="Times New Roman" w:eastAsia="Times New Roman" w:hAnsi="Times New Roman" w:cs="Times New Roman"/>
+          <w:color w:val="222222"/>
+          <w:sz w:val="24"/>
+          <w:szCs w:val="24"/>
+          <w:lang w:eastAsia="pt-PT"/>
+        </w:rPr>
+        <w:t>A diagramação das páginas foi realizada considerando a necessidade de manter uma estrutura visual coerente em todo o site. Para tal, foram definidos elementos comuns a todas as páginas, nomeadamente o cabeçalho, o menu de navegação e o rodapé, mantendo a mesma paleta de cores e a mesma tipografia em todas as páginas do site.</w:t>
+      </w:r>
+    </w:p>
+    <w:p>
+      <w:pPr>
+        <w:spacing w:before="100" w:beforeAutospacing="1" w:after="100" w:afterAutospacing="1" w:line="240" w:lineRule="auto"/>
+        <w:jc w:val="both"/>
+        <w:rPr>
+          <w:rFonts w:ascii="Times New Roman" w:eastAsia="Times New Roman" w:hAnsi="Times New Roman" w:cs="Times New Roman"/>
+          <w:color w:val="222222"/>
+          <w:sz w:val="24"/>
+          <w:szCs w:val="24"/>
+          <w:lang w:eastAsia="pt-PT"/>
+        </w:rPr>
+      </w:pPr>
+      <w:r>
+        <w:rPr>
+          <w:rFonts w:ascii="Times New Roman" w:eastAsia="Times New Roman" w:hAnsi="Times New Roman" w:cs="Times New Roman"/>
+          <w:color w:val="222222"/>
+          <w:sz w:val="24"/>
+          <w:szCs w:val="24"/>
+          <w:lang w:eastAsia="pt-PT"/>
+        </w:rPr>
+        <w:t>Os conteúdos foram distribuídos de acordo com a sua importância: os títulos identificam as diferentes secções, os parágrafos apresentam a informação textual, e as imagens foram posicionadas de forma a complementar os conteúdos, sem sobrecarregar visualm</w:t>
+      </w:r>
+      <w:r>
+        <w:rPr>
+          <w:rFonts w:ascii="Times New Roman" w:eastAsia="Times New Roman" w:hAnsi="Times New Roman" w:cs="Times New Roman"/>
+          <w:color w:val="222222"/>
+          <w:sz w:val="24"/>
+          <w:szCs w:val="24"/>
+          <w:lang w:eastAsia="pt-PT"/>
+        </w:rPr>
+        <w:t xml:space="preserve">ente as páginas. Na página </w:t>
+      </w:r>
+      <w:r>
+        <w:rPr>
+          <w:rFonts w:ascii="Times New Roman" w:eastAsia="Times New Roman" w:hAnsi="Times New Roman" w:cs="Times New Roman"/>
+          <w:color w:val="222222"/>
+          <w:sz w:val="24"/>
+          <w:szCs w:val="24"/>
+          <w:lang w:eastAsia="pt-PT"/>
+        </w:rPr>
+        <w:t>Serviços foi utilizada uma tabela para apresentar informação estruturada, e um carrossel de imagens para apresentar de forma dinâmica os diferentes serviços da empresa. A diagramação procurou ainda garantir uma leitura confortável dos textos, um contraste de cores adequado e uma navegação simples, respeitando princípios básicos de usabilidade e acessibilidade.</w:t>
+      </w:r>
+    </w:p>
+    <w:p>
+      <w:pPr>
+        <w:spacing w:before="100" w:beforeAutospacing="1" w:after="100" w:afterAutospacing="1" w:line="240" w:lineRule="auto"/>
+        <w:jc w:val="both"/>
+        <w:rPr>
+          <w:rFonts w:ascii="Times New Roman" w:eastAsia="Times New Roman" w:hAnsi="Times New Roman" w:cs="Times New Roman"/>
+          <w:color w:val="222222"/>
+          <w:sz w:val="24"/>
+          <w:szCs w:val="24"/>
+          <w:lang w:eastAsia="pt-PT"/>
+        </w:rPr>
+      </w:pPr>
+      <w:r>
+        <w:rPr>
+          <w:rFonts w:ascii="Times New Roman" w:eastAsia="Times New Roman" w:hAnsi="Times New Roman" w:cs="Times New Roman"/>
+          <w:noProof/>
+          <w:color w:val="222222"/>
+          <w:sz w:val="24"/>
+          <w:szCs w:val="24"/>
+          <w:lang w:eastAsia="pt-PT"/>
+        </w:rPr>
+        <w:drawing>
+          <wp:inline distT="0" distB="0" distL="0" distR="0" wp14:anchorId="56C3D26D" wp14:editId="316C8A39">
+            <wp:extent cx="5731510" cy="2816860"/>
+            <wp:effectExtent l="0" t="0" r="2540" b="2540"/>
+            <wp:docPr id="17" name="Picture 17"/>
+            <wp:cNvGraphicFramePr>
+              <a:graphicFrameLocks xmlns:a="http://schemas.openxmlformats.org/drawingml/2006/main" noChangeAspect="1"/>
+            </wp:cNvGraphicFramePr>
+            <a:graphic xmlns:a="http://schemas.openxmlformats.org/drawingml/2006/main">
+              <a:graphicData uri="http://schemas.openxmlformats.org/drawingml/2006/picture">
+                <pic:pic xmlns:pic="http://schemas.openxmlformats.org/drawingml/2006/picture">
+                  <pic:nvPicPr>
+                    <pic:cNvPr id="1" name=""/>
+                    <pic:cNvPicPr/>
+                  </pic:nvPicPr>
+                  <pic:blipFill>
+                    <a:blip r:embed="rId11"/>
+                    <a:stretch>
+                      <a:fillRect/>
+                    </a:stretch>
+                  </pic:blipFill>
+                  <pic:spPr>
+                    <a:xfrm>
+                      <a:off x="0" y="0"/>
+                      <a:ext cx="5731510" cy="2816860"/>
+                    </a:xfrm>
+                    <a:prstGeom prst="rect">
+                      <a:avLst/>
+                    </a:prstGeom>
+                  </pic:spPr>
+                </pic:pic>
+              </a:graphicData>
+            </a:graphic>
+          </wp:inline>
+        </w:drawing>
+      </w:r>
+    </w:p>
+    <w:p>
+      <w:pPr>
+        <w:spacing w:before="60" w:after="200"/>
+        <w:jc w:val="center"/>
+        <w:rPr>
+          <w:rFonts w:ascii="Times New Roman" w:eastAsia="Times New Roman" w:hAnsi="Times New Roman" w:cs="Times New Roman"/>
+          <w:i/>
+          <w:color w:val="222222"/>
+          <w:lang w:eastAsia="pt-PT"/>
+        </w:rPr>
+      </w:pPr>
+      <w:r>
+        <w:rPr>
+          <w:rFonts w:ascii="Times New Roman" w:eastAsia="Times New Roman" w:hAnsi="Times New Roman" w:cs="Times New Roman"/>
+          <w:i/>
+          <w:color w:val="222222"/>
+          <w:lang w:eastAsia="pt-PT"/>
+        </w:rPr>
+        <w:t>Figura 6 — Página de Serviços.</w:t>
+      </w:r>
+    </w:p>
+    <w:p>
+      <w:pPr>
+        <w:pStyle w:val="Heading2"/>
+        <w:rPr>
+          <w:rFonts w:eastAsia="Times New Roman"/>
+          <w:lang w:eastAsia="pt-PT"/>
+        </w:rPr>
+      </w:pPr>
+      <w:bookmarkStart w:id="9" w:name="_Toc240546925"/>
+      <w:r>
+        <w:rPr>
+          <w:rFonts w:eastAsia="Times New Roman"/>
+          <w:lang w:eastAsia="pt-PT"/>
+        </w:rPr>
+        <w:t>2.6 Desenvolvimento das Páginas em HTML</w:t>
+      </w:r>
+      <w:bookmarkEnd w:id="9"/>
+    </w:p>
+    <w:p>
+      <w:pPr>
+        <w:spacing w:before="100" w:beforeAutospacing="1" w:after="100" w:afterAutospacing="1" w:line="240" w:lineRule="auto"/>
+        <w:jc w:val="both"/>
+        <w:rPr>
+          <w:rFonts w:ascii="Times New Roman" w:eastAsia="Times New Roman" w:hAnsi="Times New Roman" w:cs="Times New Roman"/>
+          <w:color w:val="222222"/>
+          <w:sz w:val="24"/>
+          <w:szCs w:val="24"/>
+          <w:lang w:eastAsia="pt-PT"/>
+        </w:rPr>
+      </w:pPr>
+      <w:r>
+        <w:rPr>
+          <w:rFonts w:ascii="Times New Roman" w:eastAsia="Times New Roman" w:hAnsi="Times New Roman" w:cs="Times New Roman"/>
+          <w:color w:val="222222"/>
+          <w:sz w:val="24"/>
+          <w:szCs w:val="24"/>
+          <w:lang w:eastAsia="pt-PT"/>
+        </w:rPr>
+        <w:t xml:space="preserve">Após a conclusão do planeamento, iniciou-se a implementação do site utilizando a linguagem </w:t>
+      </w:r>
+      <w:r>
+        <w:rPr>
+          <w:rFonts w:ascii="Times New Roman" w:eastAsia="Times New Roman" w:hAnsi="Times New Roman" w:cs="Times New Roman"/>
+          <w:i/>
+          <w:color w:val="222222"/>
+          <w:sz w:val="24"/>
+          <w:szCs w:val="24"/>
+          <w:lang w:eastAsia="pt-PT"/>
+        </w:rPr>
+        <w:t>HTML</w:t>
+      </w:r>
+      <w:r>
+        <w:rPr>
+          <w:rFonts w:ascii="Times New Roman" w:eastAsia="Times New Roman" w:hAnsi="Times New Roman" w:cs="Times New Roman"/>
+          <w:color w:val="222222"/>
+          <w:sz w:val="24"/>
+          <w:szCs w:val="24"/>
+          <w:lang w:eastAsia="pt-PT"/>
+        </w:rPr>
+        <w:t xml:space="preserve">. Para cada página foi criada a estrutura base do documento, incluindo a declaração do tipo de documento, o elemento </w:t>
+      </w:r>
+      <w:r>
+        <w:rPr>
+          <w:rFonts w:ascii="Times New Roman" w:eastAsia="Times New Roman" w:hAnsi="Times New Roman" w:cs="Times New Roman"/>
+          <w:i/>
+          <w:color w:val="222222"/>
+          <w:sz w:val="24"/>
+          <w:szCs w:val="24"/>
+          <w:lang w:eastAsia="pt-PT"/>
+        </w:rPr>
+        <w:t>&lt;html&gt;,</w:t>
+      </w:r>
+      <w:r>
+        <w:rPr>
+          <w:rFonts w:ascii="Times New Roman" w:eastAsia="Times New Roman" w:hAnsi="Times New Roman" w:cs="Times New Roman"/>
+          <w:color w:val="222222"/>
+          <w:sz w:val="24"/>
+          <w:szCs w:val="24"/>
+          <w:lang w:eastAsia="pt-PT"/>
+        </w:rPr>
+        <w:t xml:space="preserve"> a secção </w:t>
+      </w:r>
+      <w:r>
+        <w:rPr>
+          <w:rFonts w:ascii="Times New Roman" w:eastAsia="Times New Roman" w:hAnsi="Times New Roman" w:cs="Times New Roman"/>
+          <w:i/>
+          <w:color w:val="222222"/>
+          <w:sz w:val="24"/>
+          <w:szCs w:val="24"/>
+          <w:lang w:eastAsia="pt-PT"/>
+        </w:rPr>
+        <w:t>&lt;head&gt;</w:t>
+      </w:r>
+      <w:r>
+        <w:rPr>
+          <w:rFonts w:ascii="Times New Roman" w:eastAsia="Times New Roman" w:hAnsi="Times New Roman" w:cs="Times New Roman"/>
+          <w:color w:val="222222"/>
+          <w:sz w:val="24"/>
+          <w:szCs w:val="24"/>
+          <w:lang w:eastAsia="pt-PT"/>
+        </w:rPr>
+        <w:t xml:space="preserve"> e o </w:t>
+      </w:r>
+      <w:r>
+        <w:rPr>
+          <w:rFonts w:ascii="Times New Roman" w:eastAsia="Times New Roman" w:hAnsi="Times New Roman" w:cs="Times New Roman"/>
+          <w:i/>
+          <w:color w:val="222222"/>
+          <w:sz w:val="24"/>
+          <w:szCs w:val="24"/>
+          <w:lang w:eastAsia="pt-PT"/>
+        </w:rPr>
+        <w:t>&lt;body&gt;</w:t>
+      </w:r>
+      <w:r>
+        <w:rPr>
+          <w:rFonts w:ascii="Times New Roman" w:eastAsia="Times New Roman" w:hAnsi="Times New Roman" w:cs="Times New Roman"/>
+          <w:color w:val="222222"/>
+          <w:sz w:val="24"/>
+          <w:szCs w:val="24"/>
+          <w:lang w:eastAsia="pt-PT"/>
+        </w:rPr>
+        <w:t>, onde foi construído o conteúdo visível.</w:t>
+      </w:r>
+    </w:p>
+    <w:p>
+      <w:pPr>
+        <w:spacing w:before="100" w:beforeAutospacing="1" w:after="100" w:afterAutospacing="1" w:line="240" w:lineRule="auto"/>
+        <w:jc w:val="both"/>
+        <w:rPr>
+          <w:rFonts w:ascii="Times New Roman" w:eastAsia="Times New Roman" w:hAnsi="Times New Roman" w:cs="Times New Roman"/>
+          <w:color w:val="222222"/>
+          <w:sz w:val="24"/>
+          <w:szCs w:val="24"/>
+          <w:lang w:eastAsia="pt-PT"/>
+        </w:rPr>
+      </w:pPr>
+      <w:r>
+        <w:rPr>
+          <w:rFonts w:ascii="Times New Roman" w:eastAsia="Times New Roman" w:hAnsi="Times New Roman" w:cs="Times New Roman"/>
+          <w:color w:val="222222"/>
+          <w:sz w:val="24"/>
+          <w:szCs w:val="24"/>
+          <w:lang w:eastAsia="pt-PT"/>
+        </w:rPr>
+        <w:t xml:space="preserve">Na área destinada ao conteúdo foram utilizados diferentes elementos </w:t>
+      </w:r>
+      <w:r>
+        <w:rPr>
+          <w:rFonts w:ascii="Times New Roman" w:eastAsia="Times New Roman" w:hAnsi="Times New Roman" w:cs="Times New Roman"/>
+          <w:i/>
+          <w:color w:val="222222"/>
+          <w:sz w:val="24"/>
+          <w:szCs w:val="24"/>
+          <w:lang w:eastAsia="pt-PT"/>
+        </w:rPr>
+        <w:t>HTML</w:t>
+      </w:r>
+      <w:r>
+        <w:rPr>
+          <w:rFonts w:ascii="Times New Roman" w:eastAsia="Times New Roman" w:hAnsi="Times New Roman" w:cs="Times New Roman"/>
+          <w:color w:val="222222"/>
+          <w:sz w:val="24"/>
+          <w:szCs w:val="24"/>
+          <w:lang w:eastAsia="pt-PT"/>
+        </w:rPr>
+        <w:t xml:space="preserve"> para organizar a informação: títulos e subtítulos através das tags de cabeçalho, textos estruturados em parágrafos, e um menu de navegação comum a todas as páginas, construído com uma lista não ordenada de hiperligações. Para reforçar a acessibilidade do site, foi ainda atribuído o atributo </w:t>
+      </w:r>
+      <w:r>
+        <w:rPr>
+          <w:rFonts w:ascii="Times New Roman" w:eastAsia="Times New Roman" w:hAnsi="Times New Roman" w:cs="Times New Roman"/>
+          <w:i/>
+          <w:color w:val="222222"/>
+          <w:sz w:val="24"/>
+          <w:szCs w:val="24"/>
+          <w:lang w:eastAsia="pt-PT"/>
+        </w:rPr>
+        <w:t>title</w:t>
+      </w:r>
+      <w:r>
+        <w:rPr>
+          <w:rFonts w:ascii="Times New Roman" w:eastAsia="Times New Roman" w:hAnsi="Times New Roman" w:cs="Times New Roman"/>
+          <w:color w:val="222222"/>
+          <w:sz w:val="24"/>
+          <w:szCs w:val="24"/>
+          <w:lang w:eastAsia="pt-PT"/>
+        </w:rPr>
+        <w:t xml:space="preserve"> a cada hiperligação do menu, descrevendo o destino de cada ligação para utilizadores de leitores de ecrã. A folha de estilos </w:t>
+      </w:r>
+      <w:r>
+        <w:rPr>
+          <w:rFonts w:ascii="Times New Roman" w:eastAsia="Times New Roman" w:hAnsi="Times New Roman" w:cs="Times New Roman"/>
+          <w:i/>
+          <w:color w:val="222222"/>
+          <w:sz w:val="24"/>
+          <w:szCs w:val="24"/>
+          <w:lang w:eastAsia="pt-PT"/>
+        </w:rPr>
+        <w:t>style.css</w:t>
+      </w:r>
+      <w:r>
+        <w:rPr>
+          <w:rFonts w:ascii="Times New Roman" w:eastAsia="Times New Roman" w:hAnsi="Times New Roman" w:cs="Times New Roman"/>
+          <w:color w:val="222222"/>
+          <w:sz w:val="24"/>
+          <w:szCs w:val="24"/>
+          <w:lang w:eastAsia="pt-PT"/>
+        </w:rPr>
+        <w:t xml:space="preserve"> foi utilizada para definir a paleta de cores, a tipografia, o espaçamento e o comportamento responsivo do site, garantindo uma apresentação consistente em diferentes dimensões de ecrã.</w:t>
+      </w:r>
+    </w:p>
+    <w:p>
+      <w:pPr>
+        <w:spacing w:before="100" w:beforeAutospacing="1" w:after="100" w:afterAutospacing="1" w:line="240" w:lineRule="auto"/>
+        <w:jc w:val="both"/>
+        <w:rPr>
+          <w:rFonts w:ascii="Times New Roman" w:eastAsia="Times New Roman" w:hAnsi="Times New Roman" w:cs="Times New Roman"/>
+          <w:color w:val="222222"/>
+          <w:sz w:val="24"/>
+          <w:szCs w:val="24"/>
+          <w:lang w:eastAsia="pt-PT"/>
+        </w:rPr>
+      </w:pPr>
+      <w:r>
+        <w:rPr>
+          <w:rFonts w:ascii="Times New Roman" w:eastAsia="Times New Roman" w:hAnsi="Times New Roman" w:cs="Times New Roman"/>
+          <w:noProof/>
+          <w:color w:val="222222"/>
+          <w:sz w:val="24"/>
+          <w:szCs w:val="24"/>
+          <w:lang w:eastAsia="pt-PT"/>
+        </w:rPr>
+        <w:lastRenderedPageBreak/>
+        <w:drawing>
+          <wp:inline distT="0" distB="0" distL="0" distR="0" wp14:anchorId="2BFF7264" wp14:editId="01D43D53">
+            <wp:extent cx="5731510" cy="2814955"/>
+            <wp:effectExtent l="0" t="0" r="2540" b="4445"/>
+            <wp:docPr id="3" name="Picture 3"/>
+            <wp:cNvGraphicFramePr>
+              <a:graphicFrameLocks xmlns:a="http://schemas.openxmlformats.org/drawingml/2006/main" noChangeAspect="1"/>
+            </wp:cNvGraphicFramePr>
+            <a:graphic xmlns:a="http://schemas.openxmlformats.org/drawingml/2006/main">
+              <a:graphicData uri="http://schemas.openxmlformats.org/drawingml/2006/picture">
+                <pic:pic xmlns:pic="http://schemas.openxmlformats.org/drawingml/2006/picture">
+                  <pic:nvPicPr>
+                    <pic:cNvPr id="1" name=""/>
+                    <pic:cNvPicPr/>
+                  </pic:nvPicPr>
+                  <pic:blipFill>
+                    <a:blip r:embed="rId12"/>
+                    <a:stretch>
+                      <a:fillRect/>
+                    </a:stretch>
+                  </pic:blipFill>
+                  <pic:spPr>
+                    <a:xfrm>
+                      <a:off x="0" y="0"/>
+                      <a:ext cx="5731510" cy="2814955"/>
+                    </a:xfrm>
+                    <a:prstGeom prst="rect">
+                      <a:avLst/>
+                    </a:prstGeom>
+                  </pic:spPr>
+                </pic:pic>
+              </a:graphicData>
+            </a:graphic>
+          </wp:inline>
+        </w:drawing>
+      </w:r>
+    </w:p>
+    <w:p>
+      <w:pPr>
+        <w:spacing w:before="60" w:after="200"/>
+        <w:jc w:val="center"/>
+        <w:rPr>
+          <w:rFonts w:ascii="Times New Roman" w:eastAsia="Times New Roman" w:hAnsi="Times New Roman" w:cs="Times New Roman"/>
+          <w:i/>
+          <w:color w:val="222222"/>
+          <w:lang w:eastAsia="pt-PT"/>
+        </w:rPr>
+      </w:pPr>
+      <w:r>
+        <w:rPr>
+          <w:rFonts w:ascii="Times New Roman" w:eastAsia="Times New Roman" w:hAnsi="Times New Roman" w:cs="Times New Roman"/>
+          <w:i/>
+          <w:color w:val="222222"/>
+          <w:lang w:eastAsia="pt-PT"/>
+        </w:rPr>
+        <w:t>Figura 7 — Trecho do código HTML.</w:t>
+      </w:r>
+    </w:p>
+    <w:p>
+      <w:pPr>
+        <w:spacing w:before="100" w:beforeAutospacing="1" w:after="100" w:afterAutospacing="1" w:line="240" w:lineRule="auto"/>
+        <w:jc w:val="both"/>
+        <w:rPr>
+          <w:rFonts w:ascii="Times New Roman" w:eastAsia="Times New Roman" w:hAnsi="Times New Roman" w:cs="Times New Roman"/>
+          <w:color w:val="222222"/>
+          <w:sz w:val="24"/>
+          <w:szCs w:val="24"/>
+          <w:lang w:eastAsia="pt-PT"/>
+        </w:rPr>
+      </w:pPr>
+      <w:r>
+        <w:rPr>
+          <w:rFonts w:ascii="Times New Roman" w:eastAsia="Times New Roman" w:hAnsi="Times New Roman" w:cs="Times New Roman"/>
+          <w:noProof/>
+          <w:color w:val="222222"/>
+          <w:sz w:val="24"/>
+          <w:szCs w:val="24"/>
+          <w:lang w:eastAsia="pt-PT"/>
+        </w:rPr>
+        <w:drawing>
+          <wp:inline distT="0" distB="0" distL="0" distR="0" wp14:anchorId="46414835" wp14:editId="517BF5CB">
+            <wp:extent cx="5731510" cy="2717165"/>
+            <wp:effectExtent l="0" t="0" r="2540" b="6985"/>
+            <wp:docPr id="5" name="Picture 5"/>
+            <wp:cNvGraphicFramePr>
+              <a:graphicFrameLocks xmlns:a="http://schemas.openxmlformats.org/drawingml/2006/main" noChangeAspect="1"/>
+            </wp:cNvGraphicFramePr>
+            <a:graphic xmlns:a="http://schemas.openxmlformats.org/drawingml/2006/main">
+              <a:graphicData uri="http://schemas.openxmlformats.org/drawingml/2006/picture">
+                <pic:pic xmlns:pic="http://schemas.openxmlformats.org/drawingml/2006/picture">
+                  <pic:nvPicPr>
+                    <pic:cNvPr id="1" name=""/>
+                    <pic:cNvPicPr/>
+                  </pic:nvPicPr>
+                  <pic:blipFill>
+                    <a:blip r:embed="rId13"/>
+                    <a:stretch>
+                      <a:fillRect/>
+                    </a:stretch>
+                  </pic:blipFill>
+                  <pic:spPr>
+                    <a:xfrm>
+                      <a:off x="0" y="0"/>
+                      <a:ext cx="5731510" cy="2717165"/>
+                    </a:xfrm>
+                    <a:prstGeom prst="rect">
+                      <a:avLst/>
+                    </a:prstGeom>
+                  </pic:spPr>
+                </pic:pic>
+              </a:graphicData>
+            </a:graphic>
+          </wp:inline>
+        </w:drawing>
+      </w:r>
+    </w:p>
+    <w:p>
+      <w:pPr>
+        <w:spacing w:before="60" w:after="200"/>
+        <w:jc w:val="center"/>
+        <w:rPr>
+          <w:rFonts w:ascii="Times New Roman" w:eastAsia="Times New Roman" w:hAnsi="Times New Roman" w:cs="Times New Roman"/>
+          <w:i/>
+          <w:color w:val="222222"/>
+          <w:lang w:eastAsia="pt-PT"/>
+        </w:rPr>
+      </w:pPr>
+      <w:r>
+        <w:rPr>
+          <w:rFonts w:ascii="Times New Roman" w:eastAsia="Times New Roman" w:hAnsi="Times New Roman" w:cs="Times New Roman"/>
+          <w:i/>
+          <w:color w:val="222222"/>
+          <w:lang w:eastAsia="pt-PT"/>
+        </w:rPr>
+        <w:t>Figura 8 — Trecho do CSS gersl das páginas.</w:t>
+      </w:r>
+    </w:p>
+    <w:p>
+      <w:pPr>
+        <w:pStyle w:val="Heading2"/>
+        <w:rPr>
+          <w:rFonts w:eastAsia="Times New Roman"/>
+          <w:lang w:eastAsia="pt-PT"/>
+        </w:rPr>
+      </w:pPr>
+      <w:bookmarkStart w:id="10" w:name="_Toc240546926"/>
+      <w:r>
+        <w:rPr>
+          <w:rFonts w:eastAsia="Times New Roman"/>
+          <w:lang w:eastAsia="pt-PT"/>
+        </w:rPr>
+        <w:t>2.7 Integração de Imagens, Áudio, Vídeo e Formulários</w:t>
+      </w:r>
+      <w:bookmarkEnd w:id="10"/>
+    </w:p>
+    <w:p>
+      <w:pPr>
+        <w:spacing w:before="100" w:beforeAutospacing="1" w:after="100" w:afterAutospacing="1" w:line="240" w:lineRule="auto"/>
+        <w:jc w:val="both"/>
+        <w:rPr>
+          <w:rFonts w:ascii="Times New Roman" w:eastAsia="Times New Roman" w:hAnsi="Times New Roman" w:cs="Times New Roman"/>
+          <w:color w:val="222222"/>
+          <w:sz w:val="24"/>
+          <w:szCs w:val="24"/>
+          <w:lang w:eastAsia="pt-PT"/>
+        </w:rPr>
+      </w:pPr>
+      <w:r>
+        <w:rPr>
+          <w:rFonts w:ascii="Times New Roman" w:eastAsia="Times New Roman" w:hAnsi="Times New Roman" w:cs="Times New Roman"/>
+          <w:color w:val="222222"/>
+          <w:sz w:val="24"/>
+          <w:szCs w:val="24"/>
+          <w:lang w:eastAsia="pt-PT"/>
+        </w:rPr>
+        <w:t xml:space="preserve">Na página Início foram integrados um vídeo e um ficheiro áudio de boas-vindas, através das tags </w:t>
+      </w:r>
+      <w:r>
+        <w:rPr>
+          <w:rFonts w:ascii="Times New Roman" w:eastAsia="Times New Roman" w:hAnsi="Times New Roman" w:cs="Times New Roman"/>
+          <w:i/>
+          <w:color w:val="222222"/>
+          <w:sz w:val="24"/>
+          <w:szCs w:val="24"/>
+          <w:lang w:eastAsia="pt-PT"/>
+        </w:rPr>
+        <w:t>&lt;video&gt; e &lt;audio&gt;</w:t>
+      </w:r>
+      <w:r>
+        <w:rPr>
+          <w:rFonts w:ascii="Times New Roman" w:eastAsia="Times New Roman" w:hAnsi="Times New Roman" w:cs="Times New Roman"/>
+          <w:color w:val="222222"/>
+          <w:sz w:val="24"/>
+          <w:szCs w:val="24"/>
+          <w:lang w:eastAsia="pt-PT"/>
+        </w:rPr>
+        <w:t>. Para tornar a experiência mais objectiva, foi adicionado um pequeno script em JavaScript que limita automaticamente a reprodução do vídeo aos primeiros seis segundos, pausando-o de forma automática quando esse tempo é atingido.</w:t>
+      </w:r>
+    </w:p>
+    <w:p>
+      <w:pPr>
+        <w:spacing w:before="100" w:beforeAutospacing="1" w:after="100" w:afterAutospacing="1" w:line="240" w:lineRule="auto"/>
+        <w:jc w:val="both"/>
+        <w:rPr>
+          <w:rFonts w:ascii="Times New Roman" w:eastAsia="Times New Roman" w:hAnsi="Times New Roman" w:cs="Times New Roman"/>
+          <w:color w:val="222222"/>
+          <w:sz w:val="24"/>
+          <w:szCs w:val="24"/>
+          <w:lang w:eastAsia="pt-PT"/>
+        </w:rPr>
+      </w:pPr>
+      <w:r>
+        <w:rPr>
+          <w:rFonts w:ascii="Times New Roman" w:eastAsia="Times New Roman" w:hAnsi="Times New Roman" w:cs="Times New Roman"/>
+          <w:color w:val="222222"/>
+          <w:sz w:val="24"/>
+          <w:szCs w:val="24"/>
+          <w:lang w:eastAsia="pt-PT"/>
+        </w:rPr>
+        <w:t xml:space="preserve">Na página Serviços foram integradas imagens ilustrativas de cada área de actuação da empresa, organizadas num carrossel horizontal construído com </w:t>
+      </w:r>
+      <w:r>
+        <w:rPr>
+          <w:rFonts w:ascii="Times New Roman" w:eastAsia="Times New Roman" w:hAnsi="Times New Roman" w:cs="Times New Roman"/>
+          <w:i/>
+          <w:color w:val="222222"/>
+          <w:sz w:val="24"/>
+          <w:szCs w:val="24"/>
+          <w:lang w:eastAsia="pt-PT"/>
+        </w:rPr>
+        <w:t>CSS (scroll-snap)</w:t>
+      </w:r>
+      <w:r>
+        <w:rPr>
+          <w:rFonts w:ascii="Times New Roman" w:eastAsia="Times New Roman" w:hAnsi="Times New Roman" w:cs="Times New Roman"/>
+          <w:color w:val="222222"/>
+          <w:sz w:val="24"/>
+          <w:szCs w:val="24"/>
+          <w:lang w:eastAsia="pt-PT"/>
+        </w:rPr>
+        <w:t>, complementado com setas de navegação e um c</w:t>
+      </w:r>
+      <w:r>
+        <w:rPr>
+          <w:rFonts w:ascii="Times New Roman" w:eastAsia="Times New Roman" w:hAnsi="Times New Roman" w:cs="Times New Roman"/>
+          <w:color w:val="222222"/>
+          <w:sz w:val="24"/>
+          <w:szCs w:val="24"/>
+          <w:lang w:eastAsia="pt-PT"/>
+        </w:rPr>
+        <w:t xml:space="preserve">onjunto de indicadores </w:t>
+      </w:r>
+      <w:r>
+        <w:rPr>
+          <w:rFonts w:ascii="Times New Roman" w:eastAsia="Times New Roman" w:hAnsi="Times New Roman" w:cs="Times New Roman"/>
+          <w:color w:val="222222"/>
+          <w:sz w:val="24"/>
+          <w:szCs w:val="24"/>
+          <w:lang w:eastAsia="pt-PT"/>
+        </w:rPr>
+        <w:t xml:space="preserve">que permitem ao utilizador avançar, recuar ou saltar directamente para um determinado serviço. Por fim, na página Contacto foi desenvolvida a estrutura de um formulário, contendo campos para o nome, o e-mail, o assunto </w:t>
+      </w:r>
+      <w:r>
+        <w:rPr>
+          <w:rFonts w:ascii="Times New Roman" w:eastAsia="Times New Roman" w:hAnsi="Times New Roman" w:cs="Times New Roman"/>
+          <w:color w:val="222222"/>
+          <w:sz w:val="24"/>
+          <w:szCs w:val="24"/>
+          <w:lang w:eastAsia="pt-PT"/>
+        </w:rPr>
+        <w:lastRenderedPageBreak/>
+        <w:t>e a mensagem do utilizador, preparada para posteriormente ser ligada a um sistema de envio de mensagens.</w:t>
+      </w:r>
+    </w:p>
+    <w:p>
+      <w:pPr>
+        <w:pStyle w:val="Heading2"/>
+        <w:rPr>
+          <w:rFonts w:eastAsia="Times New Roman"/>
+          <w:lang w:eastAsia="pt-PT"/>
+        </w:rPr>
+      </w:pPr>
+      <w:bookmarkStart w:id="11" w:name="_Toc240546927"/>
+      <w:r>
+        <w:rPr>
+          <w:rFonts w:eastAsia="Times New Roman"/>
+          <w:lang w:eastAsia="pt-PT"/>
+        </w:rPr>
+        <w:t>2.8 Testes e Correcção de Erros</w:t>
+      </w:r>
+      <w:bookmarkEnd w:id="11"/>
+    </w:p>
+    <w:p>
+      <w:pPr>
+        <w:spacing w:before="100" w:beforeAutospacing="1" w:after="100" w:afterAutospacing="1" w:line="240" w:lineRule="auto"/>
+        <w:jc w:val="both"/>
+        <w:rPr>
+          <w:rFonts w:ascii="Times New Roman" w:eastAsia="Times New Roman" w:hAnsi="Times New Roman" w:cs="Times New Roman"/>
+          <w:color w:val="222222"/>
+          <w:sz w:val="24"/>
+          <w:szCs w:val="24"/>
+          <w:lang w:eastAsia="pt-PT"/>
+        </w:rPr>
+      </w:pPr>
+      <w:r>
+        <w:rPr>
+          <w:rFonts w:ascii="Times New Roman" w:eastAsia="Times New Roman" w:hAnsi="Times New Roman" w:cs="Times New Roman"/>
+          <w:color w:val="222222"/>
+          <w:sz w:val="24"/>
+          <w:szCs w:val="24"/>
+          <w:lang w:eastAsia="pt-PT"/>
+        </w:rPr>
+        <w:t>Depois de concluída a implementação, o site foi submetido a uma fase de testes com o objectivo de verificar o seu correcto funcionamento em diferentes navegadores e dimensões de ecrã. Foram testados os</w:t>
+      </w:r>
+      <w:r>
+        <w:rPr>
+          <w:rFonts w:ascii="Times New Roman" w:eastAsia="Times New Roman" w:hAnsi="Times New Roman" w:cs="Times New Roman"/>
+          <w:i/>
+          <w:color w:val="222222"/>
+          <w:sz w:val="24"/>
+          <w:szCs w:val="24"/>
+          <w:lang w:eastAsia="pt-PT"/>
+        </w:rPr>
+        <w:t xml:space="preserve"> links</w:t>
+      </w:r>
+      <w:r>
+        <w:rPr>
+          <w:rFonts w:ascii="Times New Roman" w:eastAsia="Times New Roman" w:hAnsi="Times New Roman" w:cs="Times New Roman"/>
+          <w:color w:val="222222"/>
+          <w:sz w:val="24"/>
+          <w:szCs w:val="24"/>
+          <w:lang w:eastAsia="pt-PT"/>
+        </w:rPr>
+        <w:t xml:space="preserve"> de navegação entre as cinco páginas, a reprodução do vídeo e do áudio, o funcionamento do carrossel de serviços, a leitura da tabela de bens e serviços e a apresentação da estrutura do formulário de contacto.</w:t>
+      </w:r>
+    </w:p>
+    <w:p>
+      <w:pPr>
+        <w:spacing w:before="100" w:beforeAutospacing="1" w:after="100" w:afterAutospacing="1" w:line="240" w:lineRule="auto"/>
+        <w:jc w:val="both"/>
+        <w:rPr>
+          <w:rFonts w:ascii="Times New Roman" w:eastAsia="Times New Roman" w:hAnsi="Times New Roman" w:cs="Times New Roman"/>
+          <w:color w:val="222222"/>
+          <w:sz w:val="24"/>
+          <w:szCs w:val="24"/>
+          <w:lang w:eastAsia="pt-PT"/>
+        </w:rPr>
+      </w:pPr>
+      <w:r>
+        <w:rPr>
+          <w:rFonts w:ascii="Times New Roman" w:eastAsia="Times New Roman" w:hAnsi="Times New Roman" w:cs="Times New Roman"/>
+          <w:color w:val="222222"/>
+          <w:sz w:val="24"/>
+          <w:szCs w:val="24"/>
+          <w:lang w:eastAsia="pt-PT"/>
+        </w:rPr>
+        <w:t>Durante este processo foram identificados e corrigidos alguns problemas, nomeadamente a sobreposição das imagens do carros</w:t>
+      </w:r>
+      <w:r>
+        <w:rPr>
+          <w:rFonts w:ascii="Times New Roman" w:eastAsia="Times New Roman" w:hAnsi="Times New Roman" w:cs="Times New Roman"/>
+          <w:color w:val="222222"/>
+          <w:sz w:val="24"/>
+          <w:szCs w:val="24"/>
+          <w:lang w:eastAsia="pt-PT"/>
+        </w:rPr>
+        <w:t xml:space="preserve">sel ao menu de navegação fixo, </w:t>
+      </w:r>
+      <w:r>
+        <w:rPr>
+          <w:rFonts w:ascii="Times New Roman" w:eastAsia="Times New Roman" w:hAnsi="Times New Roman" w:cs="Times New Roman"/>
+          <w:color w:val="222222"/>
+          <w:sz w:val="24"/>
+          <w:szCs w:val="24"/>
+          <w:lang w:eastAsia="pt-PT"/>
+        </w:rPr>
+        <w:t xml:space="preserve">resolvida através do ajuste da propriedade </w:t>
+      </w:r>
+      <w:r>
+        <w:rPr>
+          <w:rFonts w:ascii="Times New Roman" w:eastAsia="Times New Roman" w:hAnsi="Times New Roman" w:cs="Times New Roman"/>
+          <w:i/>
+          <w:color w:val="222222"/>
+          <w:sz w:val="24"/>
+          <w:szCs w:val="24"/>
+          <w:lang w:eastAsia="pt-PT"/>
+        </w:rPr>
+        <w:t>z-index</w:t>
+      </w:r>
+      <w:r>
+        <w:rPr>
+          <w:rFonts w:ascii="Times New Roman" w:eastAsia="Times New Roman" w:hAnsi="Times New Roman" w:cs="Times New Roman"/>
+          <w:i/>
+          <w:color w:val="222222"/>
+          <w:sz w:val="24"/>
+          <w:szCs w:val="24"/>
+          <w:lang w:eastAsia="pt-PT"/>
+        </w:rPr>
+        <w:t>.</w:t>
+      </w:r>
+    </w:p>
+    <w:p>
+      <w:pPr>
+        <w:spacing w:before="100" w:beforeAutospacing="1" w:after="100" w:afterAutospacing="1" w:line="240" w:lineRule="auto"/>
+        <w:jc w:val="both"/>
+        <w:rPr>
+          <w:rFonts w:ascii="Times New Roman" w:eastAsia="Times New Roman" w:hAnsi="Times New Roman" w:cs="Times New Roman"/>
+          <w:color w:val="222222"/>
+          <w:sz w:val="24"/>
+          <w:szCs w:val="24"/>
+          <w:lang w:eastAsia="pt-PT"/>
+        </w:rPr>
+      </w:pPr>
+      <w:r>
+        <w:rPr>
+          <w:rFonts w:ascii="Times New Roman" w:eastAsia="Times New Roman" w:hAnsi="Times New Roman" w:cs="Times New Roman"/>
+          <w:color w:val="222222"/>
+          <w:sz w:val="24"/>
+          <w:szCs w:val="24"/>
+          <w:lang w:eastAsia="pt-PT"/>
+        </w:rPr>
+        <w:t>Foram ainda revistos os títulos das ligações do menu, de modo a garantir que a informação disponibilizada é clara e útil para todos os utilizadores, incluindo os que recorrem a tecnologias de apoio.</w:t>
+      </w:r>
+    </w:p>
+    <w:p>
+      <w:pPr>
+        <w:spacing w:before="100" w:beforeAutospacing="1" w:after="100" w:afterAutospacing="1" w:line="240" w:lineRule="auto"/>
+        <w:jc w:val="both"/>
+        <w:rPr>
+          <w:rFonts w:ascii="Times New Roman" w:eastAsia="Times New Roman" w:hAnsi="Times New Roman" w:cs="Times New Roman"/>
+          <w:color w:val="222222"/>
+          <w:sz w:val="24"/>
+          <w:szCs w:val="24"/>
+          <w:lang w:eastAsia="pt-PT"/>
+        </w:rPr>
+      </w:pPr>
+      <w:r>
+        <w:rPr>
+          <w:rFonts w:ascii="Times New Roman" w:eastAsia="Times New Roman" w:hAnsi="Times New Roman" w:cs="Times New Roman"/>
+          <w:color w:val="222222"/>
+          <w:sz w:val="24"/>
+          <w:szCs w:val="24"/>
+          <w:lang w:eastAsia="pt-PT"/>
+        </w:rPr>
+        <w:t>Também foi corrigido um erro de responividade que fazia com que a b</w:t>
+      </w:r>
+      <w:r>
+        <w:rPr>
+          <w:rFonts w:ascii="Times New Roman" w:eastAsia="Times New Roman" w:hAnsi="Times New Roman" w:cs="Times New Roman"/>
+          <w:color w:val="222222"/>
+          <w:sz w:val="24"/>
+          <w:szCs w:val="24"/>
+          <w:lang w:eastAsia="pt-PT"/>
+        </w:rPr>
+        <w:t>arra de navegação saisse da tela em ecra menores</w:t>
+      </w:r>
+      <w:r>
+        <w:rPr>
+          <w:rFonts w:ascii="Times New Roman" w:eastAsia="Times New Roman" w:hAnsi="Times New Roman" w:cs="Times New Roman"/>
+          <w:color w:val="222222"/>
+          <w:sz w:val="24"/>
+          <w:szCs w:val="24"/>
+          <w:lang w:eastAsia="pt-PT"/>
+        </w:rPr>
+        <w:t>.</w:t>
+      </w:r>
+    </w:p>
+    <w:p>
+      <w:pPr>
+        <w:spacing w:before="60" w:after="200"/>
+        <w:jc w:val="center"/>
+        <w:rPr>
+          <w:rFonts w:ascii="Times New Roman" w:eastAsia="Times New Roman" w:hAnsi="Times New Roman" w:cs="Times New Roman"/>
+          <w:i/>
+          <w:color w:val="222222"/>
+          <w:lang w:eastAsia="pt-PT"/>
+        </w:rPr>
+      </w:pPr>
+      <w:r>
+        <w:rPr>
+          <w:rFonts w:ascii="Times New Roman" w:eastAsia="Times New Roman" w:hAnsi="Times New Roman" w:cs="Times New Roman"/>
+          <w:i/>
+          <w:color w:val="222222"/>
+          <w:lang w:eastAsia="pt-PT"/>
+        </w:rPr>
+        <w:t>Figura 7 — Correcção de erro de responsividade.</w:t>
+      </w:r>
+    </w:p>
+    <w:p>
+      <w:pPr>
+        <w:pStyle w:val="Heading2"/>
+        <w:rPr>
+          <w:rFonts w:eastAsia="Times New Roman"/>
+          <w:lang w:eastAsia="pt-PT"/>
+        </w:rPr>
+      </w:pPr>
+      <w:bookmarkStart w:id="12" w:name="_Toc240546928"/>
+      <w:r>
+        <w:rPr>
+          <w:rFonts w:eastAsia="Times New Roman"/>
+          <w:lang w:eastAsia="pt-PT"/>
+        </w:rPr>
+        <w:t>2.9 Hospedagem e Publicação</w:t>
+      </w:r>
+      <w:bookmarkEnd w:id="12"/>
+    </w:p>
+    <w:p>
+      <w:pPr>
+        <w:spacing w:before="100" w:beforeAutospacing="1" w:after="100" w:afterAutospacing="1" w:line="240" w:lineRule="auto"/>
+        <w:jc w:val="both"/>
+        <w:rPr>
+          <w:rFonts w:ascii="Times New Roman" w:eastAsia="Times New Roman" w:hAnsi="Times New Roman" w:cs="Times New Roman"/>
+          <w:color w:val="222222"/>
+          <w:sz w:val="24"/>
+          <w:szCs w:val="24"/>
+          <w:lang w:eastAsia="pt-PT"/>
+        </w:rPr>
+      </w:pPr>
+      <w:r>
+        <w:rPr>
+          <w:rFonts w:ascii="Times New Roman" w:eastAsia="Times New Roman" w:hAnsi="Times New Roman" w:cs="Times New Roman"/>
+          <w:color w:val="222222"/>
+          <w:sz w:val="24"/>
+          <w:szCs w:val="24"/>
+          <w:lang w:eastAsia="pt-PT"/>
+        </w:rPr>
+        <w:t xml:space="preserve">Após a correcção dos erros identificados, o projecto foi preparado para publicação na </w:t>
+      </w:r>
+      <w:r>
+        <w:rPr>
+          <w:rFonts w:ascii="Times New Roman" w:eastAsia="Times New Roman" w:hAnsi="Times New Roman" w:cs="Times New Roman"/>
+          <w:i/>
+          <w:color w:val="222222"/>
+          <w:sz w:val="24"/>
+          <w:szCs w:val="24"/>
+          <w:lang w:eastAsia="pt-PT"/>
+        </w:rPr>
+        <w:t>Internet</w:t>
+      </w:r>
+      <w:r>
+        <w:rPr>
+          <w:rFonts w:ascii="Times New Roman" w:eastAsia="Times New Roman" w:hAnsi="Times New Roman" w:cs="Times New Roman"/>
+          <w:color w:val="222222"/>
+          <w:sz w:val="24"/>
+          <w:szCs w:val="24"/>
+          <w:lang w:eastAsia="pt-PT"/>
+        </w:rPr>
+        <w:t xml:space="preserve">. Os ficheiros </w:t>
+      </w:r>
+      <w:r>
+        <w:rPr>
+          <w:rFonts w:ascii="Times New Roman" w:eastAsia="Times New Roman" w:hAnsi="Times New Roman" w:cs="Times New Roman"/>
+          <w:i/>
+          <w:color w:val="222222"/>
+          <w:sz w:val="24"/>
+          <w:szCs w:val="24"/>
+          <w:lang w:eastAsia="pt-PT"/>
+        </w:rPr>
+        <w:t>HTML, CSS</w:t>
+      </w:r>
+      <w:r>
+        <w:rPr>
+          <w:rFonts w:ascii="Times New Roman" w:eastAsia="Times New Roman" w:hAnsi="Times New Roman" w:cs="Times New Roman"/>
+          <w:color w:val="222222"/>
+          <w:sz w:val="24"/>
+          <w:szCs w:val="24"/>
+          <w:lang w:eastAsia="pt-PT"/>
+        </w:rPr>
+        <w:t xml:space="preserve"> e os recursos multimédia (imagens, vídeo e áudio) foram organizados em pastas devidamente estruturadas e enviados para um repositório no </w:t>
+      </w:r>
+      <w:r>
+        <w:rPr>
+          <w:rFonts w:ascii="Times New Roman" w:eastAsia="Times New Roman" w:hAnsi="Times New Roman" w:cs="Times New Roman"/>
+          <w:i/>
+          <w:color w:val="222222"/>
+          <w:sz w:val="24"/>
+          <w:szCs w:val="24"/>
+          <w:lang w:eastAsia="pt-PT"/>
+        </w:rPr>
+        <w:t>GitHub</w:t>
+      </w:r>
+      <w:r>
+        <w:rPr>
+          <w:rFonts w:ascii="Times New Roman" w:eastAsia="Times New Roman" w:hAnsi="Times New Roman" w:cs="Times New Roman"/>
+          <w:color w:val="222222"/>
+          <w:sz w:val="24"/>
+          <w:szCs w:val="24"/>
+          <w:lang w:eastAsia="pt-PT"/>
+        </w:rPr>
+        <w:t xml:space="preserve">, tendo sido activado o serviço gratuito de hospedagem de sites estáticos </w:t>
+      </w:r>
+      <w:r>
+        <w:rPr>
+          <w:rFonts w:ascii="Times New Roman" w:eastAsia="Times New Roman" w:hAnsi="Times New Roman" w:cs="Times New Roman"/>
+          <w:i/>
+          <w:color w:val="222222"/>
+          <w:sz w:val="24"/>
+          <w:szCs w:val="24"/>
+          <w:lang w:eastAsia="pt-PT"/>
+        </w:rPr>
+        <w:t>GitHub Pages</w:t>
+      </w:r>
+      <w:r>
+        <w:rPr>
+          <w:rFonts w:ascii="Times New Roman" w:eastAsia="Times New Roman" w:hAnsi="Times New Roman" w:cs="Times New Roman"/>
+          <w:color w:val="222222"/>
+          <w:sz w:val="24"/>
+          <w:szCs w:val="24"/>
+          <w:lang w:eastAsia="pt-PT"/>
+        </w:rPr>
+        <w:t>.</w:t>
+      </w:r>
+    </w:p>
+    <w:p>
+      <w:pPr>
+        <w:spacing w:before="100" w:beforeAutospacing="1" w:after="100" w:afterAutospacing="1" w:line="240" w:lineRule="auto"/>
+        <w:jc w:val="both"/>
+        <w:rPr>
+          <w:rFonts w:ascii="Times New Roman" w:eastAsia="Times New Roman" w:hAnsi="Times New Roman" w:cs="Times New Roman"/>
+          <w:color w:val="222222"/>
+          <w:sz w:val="24"/>
+          <w:szCs w:val="24"/>
+          <w:lang w:eastAsia="pt-PT"/>
+        </w:rPr>
+      </w:pPr>
+      <w:r>
+        <w:rPr>
+          <w:rFonts w:ascii="Times New Roman" w:eastAsia="Times New Roman" w:hAnsi="Times New Roman" w:cs="Times New Roman"/>
+          <w:color w:val="222222"/>
+          <w:sz w:val="24"/>
+          <w:szCs w:val="24"/>
+          <w:lang w:eastAsia="pt-PT"/>
+        </w:rPr>
+        <w:t xml:space="preserve">Finalmente, foi realizado um novo teste através do endereço público gerado pelo </w:t>
+      </w:r>
+      <w:r>
+        <w:rPr>
+          <w:rFonts w:ascii="Times New Roman" w:eastAsia="Times New Roman" w:hAnsi="Times New Roman" w:cs="Times New Roman"/>
+          <w:i/>
+          <w:color w:val="222222"/>
+          <w:sz w:val="24"/>
+          <w:szCs w:val="24"/>
+          <w:lang w:eastAsia="pt-PT"/>
+        </w:rPr>
+        <w:t>GitHub Pages</w:t>
+      </w:r>
+      <w:r>
+        <w:rPr>
+          <w:rFonts w:ascii="Times New Roman" w:eastAsia="Times New Roman" w:hAnsi="Times New Roman" w:cs="Times New Roman"/>
+          <w:color w:val="222222"/>
+          <w:sz w:val="24"/>
+          <w:szCs w:val="24"/>
+          <w:lang w:eastAsia="pt-PT"/>
+        </w:rPr>
+        <w:t xml:space="preserve">, de modo a confirmar que todas as páginas, ligações e recursos multimédia se encontravam acessíveis e a funcionar correctamente fora do ambiente local de desenvolvimento, tornando o site da </w:t>
+      </w:r>
+      <w:r>
+        <w:rPr>
+          <w:rFonts w:ascii="Times New Roman" w:eastAsia="Times New Roman" w:hAnsi="Times New Roman" w:cs="Times New Roman"/>
+          <w:i/>
+          <w:color w:val="222222"/>
+          <w:sz w:val="24"/>
+          <w:szCs w:val="24"/>
+          <w:lang w:eastAsia="pt-PT"/>
+        </w:rPr>
+        <w:t>Othola TFDS</w:t>
+      </w:r>
+      <w:r>
+        <w:rPr>
+          <w:rFonts w:ascii="Times New Roman" w:eastAsia="Times New Roman" w:hAnsi="Times New Roman" w:cs="Times New Roman"/>
+          <w:color w:val="222222"/>
+          <w:sz w:val="24"/>
+          <w:szCs w:val="24"/>
+          <w:lang w:eastAsia="pt-PT"/>
+        </w:rPr>
+        <w:t xml:space="preserve"> disponível para os seus clientes e parceiros.</w:t>
+      </w:r>
+    </w:p>
+    <w:p>
+      <w:pPr>
+        <w:spacing w:before="100" w:beforeAutospacing="1" w:after="100" w:afterAutospacing="1" w:line="240" w:lineRule="auto"/>
+        <w:jc w:val="both"/>
+        <w:rPr>
+          <w:rFonts w:ascii="Times New Roman" w:eastAsia="Times New Roman" w:hAnsi="Times New Roman" w:cs="Times New Roman"/>
+          <w:color w:val="222222"/>
+          <w:sz w:val="24"/>
+          <w:szCs w:val="24"/>
+          <w:lang w:eastAsia="pt-PT"/>
+        </w:rPr>
+      </w:pPr>
+      <w:r>
+        <w:rPr>
+          <w:rFonts w:ascii="Times New Roman" w:eastAsia="Times New Roman" w:hAnsi="Times New Roman" w:cs="Times New Roman"/>
+          <w:noProof/>
+          <w:color w:val="222222"/>
+          <w:sz w:val="24"/>
+          <w:szCs w:val="24"/>
+          <w:lang w:eastAsia="pt-PT"/>
+        </w:rPr>
+        <w:drawing>
+          <wp:inline distT="0" distB="0" distL="0" distR="0" wp14:anchorId="1B9143BE" wp14:editId="2EE07F14">
+            <wp:extent cx="4572638" cy="981212"/>
+            <wp:effectExtent l="0" t="0" r="0" b="9525"/>
+            <wp:docPr id="12" name="Picture 12"/>
+            <wp:cNvGraphicFramePr>
+              <a:graphicFrameLocks xmlns:a="http://schemas.openxmlformats.org/drawingml/2006/main" noChangeAspect="1"/>
+            </wp:cNvGraphicFramePr>
+            <a:graphic xmlns:a="http://schemas.openxmlformats.org/drawingml/2006/main">
+              <a:graphicData uri="http://schemas.openxmlformats.org/drawingml/2006/picture">
+                <pic:pic xmlns:pic="http://schemas.openxmlformats.org/drawingml/2006/picture">
+                  <pic:nvPicPr>
+                    <pic:cNvPr id="1" name=""/>
+                    <pic:cNvPicPr/>
+                  </pic:nvPicPr>
+                  <pic:blipFill>
+                    <a:blip r:embed="rId14"/>
+                    <a:stretch>
+                      <a:fillRect/>
+                    </a:stretch>
+                  </pic:blipFill>
+                  <pic:spPr>
+                    <a:xfrm>
+                      <a:off x="0" y="0"/>
+                      <a:ext cx="4572638" cy="981212"/>
+                    </a:xfrm>
+                    <a:prstGeom prst="rect">
+                      <a:avLst/>
+                    </a:prstGeom>
+                  </pic:spPr>
+                </pic:pic>
+              </a:graphicData>
+            </a:graphic>
+          </wp:inline>
+        </w:drawing>
+      </w:r>
+    </w:p>
+    <w:p>
+      <w:pPr>
+        <w:spacing w:before="60" w:after="200"/>
+        <w:jc w:val="center"/>
+        <w:rPr>
+          <w:rFonts w:ascii="Times New Roman" w:eastAsia="Times New Roman" w:hAnsi="Times New Roman" w:cs="Times New Roman"/>
+          <w:i/>
+          <w:color w:val="222222"/>
+          <w:lang w:eastAsia="pt-PT"/>
+        </w:rPr>
+      </w:pPr>
+      <w:r>
+        <w:rPr>
+          <w:rFonts w:ascii="Times New Roman" w:eastAsia="Times New Roman" w:hAnsi="Times New Roman" w:cs="Times New Roman"/>
+          <w:i/>
+          <w:color w:val="222222"/>
+          <w:lang w:eastAsia="pt-PT"/>
+        </w:rPr>
+        <w:t>Figura 8</w:t>
+      </w:r>
+      <w:r>
+        <w:rPr>
+          <w:rFonts w:ascii="Times New Roman" w:eastAsia="Times New Roman" w:hAnsi="Times New Roman" w:cs="Times New Roman"/>
+          <w:i/>
+          <w:color w:val="222222"/>
+          <w:lang w:eastAsia="pt-PT"/>
+        </w:rPr>
+        <w:t xml:space="preserve"> — Página publicada através do GitHub Pages.</w:t>
+      </w:r>
+      <w:r>
+        <w:rPr>
+          <w:rFonts w:ascii="Times New Roman" w:eastAsia="Times New Roman" w:hAnsi="Times New Roman" w:cs="Times New Roman"/>
+          <w:i/>
+          <w:color w:val="222222"/>
+          <w:lang w:eastAsia="pt-PT"/>
+        </w:rPr>
+        <w:br w:type="page"/>
+      </w:r>
+    </w:p>
+    <w:p>
+      <w:pPr>
+        <w:pStyle w:val="Heading1"/>
+        <w:rPr>
+          <w:rFonts w:eastAsia="Times New Roman"/>
+          <w:lang w:eastAsia="pt-PT"/>
+        </w:rPr>
+      </w:pPr>
+      <w:bookmarkStart w:id="13" w:name="_Toc240546929"/>
+      <w:r>
+        <w:rPr>
+          <w:rFonts w:eastAsia="Times New Roman"/>
+          <w:lang w:eastAsia="pt-PT"/>
+        </w:rPr>
+        <w:lastRenderedPageBreak/>
+        <w:t>4</w:t>
+      </w:r>
+      <w:r>
+        <w:rPr>
+          <w:rFonts w:eastAsia="Times New Roman"/>
+          <w:lang w:eastAsia="pt-PT"/>
+        </w:rPr>
+        <w:t xml:space="preserve">. </w:t>
+      </w:r>
+      <w:r>
+        <w:rPr>
+          <w:rFonts w:eastAsia="Times New Roman"/>
+          <w:lang w:eastAsia="pt-PT"/>
+        </w:rPr>
+        <w:t>Conclusão</w:t>
+      </w:r>
+      <w:bookmarkEnd w:id="13"/>
+    </w:p>
+    <w:p>
+      <w:pPr>
+        <w:spacing w:before="100" w:beforeAutospacing="1" w:after="100" w:afterAutospacing="1" w:line="240" w:lineRule="auto"/>
+        <w:jc w:val="both"/>
+        <w:rPr>
+          <w:rFonts w:ascii="Times New Roman" w:eastAsia="Times New Roman" w:hAnsi="Times New Roman" w:cs="Times New Roman"/>
+          <w:sz w:val="24"/>
+          <w:szCs w:val="24"/>
+          <w:lang w:eastAsia="pt-PT"/>
+        </w:rPr>
+      </w:pPr>
+      <w:r>
+        <w:rPr>
+          <w:rFonts w:ascii="Times New Roman" w:eastAsia="Times New Roman" w:hAnsi="Times New Roman" w:cs="Times New Roman"/>
+          <w:sz w:val="24"/>
+          <w:szCs w:val="24"/>
+          <w:lang w:eastAsia="pt-PT"/>
+        </w:rPr>
+        <w:t xml:space="preserve">O desenvolvimento do site institucional da </w:t>
+      </w:r>
+      <w:r>
+        <w:rPr>
+          <w:rFonts w:ascii="Times New Roman" w:eastAsia="Times New Roman" w:hAnsi="Times New Roman" w:cs="Times New Roman"/>
+          <w:i/>
+          <w:sz w:val="24"/>
+          <w:szCs w:val="24"/>
+          <w:lang w:eastAsia="pt-PT"/>
+        </w:rPr>
+        <w:t>Othola Technology, Finance and Data Science, LDA</w:t>
+      </w:r>
+      <w:r>
+        <w:rPr>
+          <w:rFonts w:ascii="Times New Roman" w:eastAsia="Times New Roman" w:hAnsi="Times New Roman" w:cs="Times New Roman"/>
+          <w:sz w:val="24"/>
+          <w:szCs w:val="24"/>
+          <w:lang w:eastAsia="pt-PT"/>
+        </w:rPr>
+        <w:t xml:space="preserve"> permitiu aplicar, de forma prática, os conhecimentos adquiridos ao longo do módulo de Desenvolvimento de Páginas </w:t>
+      </w:r>
+      <w:r>
+        <w:rPr>
+          <w:rFonts w:ascii="Times New Roman" w:eastAsia="Times New Roman" w:hAnsi="Times New Roman" w:cs="Times New Roman"/>
+          <w:i/>
+          <w:sz w:val="24"/>
+          <w:szCs w:val="24"/>
+          <w:lang w:eastAsia="pt-PT"/>
+        </w:rPr>
+        <w:t>Web</w:t>
+      </w:r>
+      <w:r>
+        <w:rPr>
+          <w:rFonts w:ascii="Times New Roman" w:eastAsia="Times New Roman" w:hAnsi="Times New Roman" w:cs="Times New Roman"/>
+          <w:sz w:val="24"/>
+          <w:szCs w:val="24"/>
+          <w:lang w:eastAsia="pt-PT"/>
+        </w:rPr>
+        <w:t xml:space="preserve"> em </w:t>
+      </w:r>
+      <w:r>
+        <w:rPr>
+          <w:rFonts w:ascii="Times New Roman" w:eastAsia="Times New Roman" w:hAnsi="Times New Roman" w:cs="Times New Roman"/>
+          <w:i/>
+          <w:sz w:val="24"/>
+          <w:szCs w:val="24"/>
+          <w:lang w:eastAsia="pt-PT"/>
+        </w:rPr>
+        <w:t>HTML</w:t>
+      </w:r>
+      <w:r>
+        <w:rPr>
+          <w:rFonts w:ascii="Times New Roman" w:eastAsia="Times New Roman" w:hAnsi="Times New Roman" w:cs="Times New Roman"/>
+          <w:sz w:val="24"/>
+          <w:szCs w:val="24"/>
+          <w:lang w:eastAsia="pt-PT"/>
+        </w:rPr>
+        <w:t xml:space="preserve">. Ao longo do projecto foram trabalhadas as diferentes etapas de construção de um site, desde o planeamento da arquitectura da informação e da diagramação das páginas, até à implementação em </w:t>
+      </w:r>
+      <w:r>
+        <w:rPr>
+          <w:rFonts w:ascii="Times New Roman" w:eastAsia="Times New Roman" w:hAnsi="Times New Roman" w:cs="Times New Roman"/>
+          <w:i/>
+          <w:sz w:val="24"/>
+          <w:szCs w:val="24"/>
+          <w:lang w:eastAsia="pt-PT"/>
+        </w:rPr>
+        <w:t>HTML e CSS</w:t>
+      </w:r>
+      <w:r>
+        <w:rPr>
+          <w:rFonts w:ascii="Times New Roman" w:eastAsia="Times New Roman" w:hAnsi="Times New Roman" w:cs="Times New Roman"/>
+          <w:sz w:val="24"/>
+          <w:szCs w:val="24"/>
+          <w:lang w:eastAsia="pt-PT"/>
+        </w:rPr>
+        <w:t>, à integração de recursos multimédia e de um formulário de contacto, e à publicação do produto final através do</w:t>
+      </w:r>
+      <w:r>
+        <w:rPr>
+          <w:rFonts w:ascii="Times New Roman" w:eastAsia="Times New Roman" w:hAnsi="Times New Roman" w:cs="Times New Roman"/>
+          <w:i/>
+          <w:sz w:val="24"/>
+          <w:szCs w:val="24"/>
+          <w:lang w:eastAsia="pt-PT"/>
+        </w:rPr>
+        <w:t xml:space="preserve"> GitHub Pages</w:t>
+      </w:r>
+      <w:r>
+        <w:rPr>
+          <w:rFonts w:ascii="Times New Roman" w:eastAsia="Times New Roman" w:hAnsi="Times New Roman" w:cs="Times New Roman"/>
+          <w:sz w:val="24"/>
+          <w:szCs w:val="24"/>
+          <w:lang w:eastAsia="pt-PT"/>
+        </w:rPr>
+        <w:t>.</w:t>
+      </w:r>
+    </w:p>
+    <w:p>
+      <w:pPr>
+        <w:spacing w:before="100" w:beforeAutospacing="1" w:after="100" w:afterAutospacing="1" w:line="240" w:lineRule="auto"/>
+        <w:jc w:val="both"/>
+        <w:rPr>
+          <w:rFonts w:ascii="Times New Roman" w:eastAsia="Times New Roman" w:hAnsi="Times New Roman" w:cs="Times New Roman"/>
+          <w:sz w:val="24"/>
+          <w:szCs w:val="24"/>
+          <w:lang w:eastAsia="pt-PT"/>
+        </w:rPr>
+      </w:pPr>
+      <w:r>
+        <w:rPr>
+          <w:rFonts w:ascii="Times New Roman" w:eastAsia="Times New Roman" w:hAnsi="Times New Roman" w:cs="Times New Roman"/>
+          <w:sz w:val="24"/>
+          <w:szCs w:val="24"/>
+          <w:lang w:eastAsia="pt-PT"/>
+        </w:rPr>
+        <w:t xml:space="preserve">Para além dos aspectos técnicos, o projecto permitiu desenvolver competências de organização, resolução de problemas e atenção ao detalhe, nomeadamente durante a fase de testes, em que foram identificados e corrigidos erros de sobreposição de elementos, de sintaxe em </w:t>
+      </w:r>
+      <w:r>
+        <w:rPr>
+          <w:rFonts w:ascii="Times New Roman" w:eastAsia="Times New Roman" w:hAnsi="Times New Roman" w:cs="Times New Roman"/>
+          <w:i/>
+          <w:sz w:val="24"/>
+          <w:szCs w:val="24"/>
+          <w:lang w:eastAsia="pt-PT"/>
+        </w:rPr>
+        <w:t>CSS</w:t>
+      </w:r>
+      <w:r>
+        <w:rPr>
+          <w:rFonts w:ascii="Times New Roman" w:eastAsia="Times New Roman" w:hAnsi="Times New Roman" w:cs="Times New Roman"/>
+          <w:sz w:val="24"/>
+          <w:szCs w:val="24"/>
+          <w:lang w:eastAsia="pt-PT"/>
+        </w:rPr>
+        <w:t xml:space="preserve"> e de responsividade do menu de navegação em ecrãs de menores dimensões. Estas correcções contribuíram para melhorar a experiência do utilizador e a acessibilidade do </w:t>
+      </w:r>
+      <w:r>
+        <w:rPr>
+          <w:rFonts w:ascii="Times New Roman" w:eastAsia="Times New Roman" w:hAnsi="Times New Roman" w:cs="Times New Roman"/>
+          <w:i/>
+          <w:sz w:val="24"/>
+          <w:szCs w:val="24"/>
+          <w:lang w:eastAsia="pt-PT"/>
+        </w:rPr>
+        <w:t>site</w:t>
+      </w:r>
+      <w:r>
+        <w:rPr>
+          <w:rFonts w:ascii="Times New Roman" w:eastAsia="Times New Roman" w:hAnsi="Times New Roman" w:cs="Times New Roman"/>
+          <w:sz w:val="24"/>
+          <w:szCs w:val="24"/>
+          <w:lang w:eastAsia="pt-PT"/>
+        </w:rPr>
+        <w:t>, especialmente no acesso a partir de dispositivos móveis.</w:t>
+      </w:r>
+    </w:p>
+    <w:p>
+      <w:pPr>
+        <w:spacing w:before="100" w:beforeAutospacing="1" w:after="100" w:afterAutospacing="1" w:line="240" w:lineRule="auto"/>
+        <w:jc w:val="both"/>
+        <w:rPr>
+          <w:rFonts w:ascii="Times New Roman" w:eastAsia="Times New Roman" w:hAnsi="Times New Roman" w:cs="Times New Roman"/>
+          <w:sz w:val="24"/>
+          <w:szCs w:val="24"/>
+          <w:lang w:eastAsia="pt-PT"/>
+        </w:rPr>
+      </w:pPr>
+      <w:r>
+        <w:rPr>
+          <w:rFonts w:ascii="Times New Roman" w:eastAsia="Times New Roman" w:hAnsi="Times New Roman" w:cs="Times New Roman"/>
+          <w:sz w:val="24"/>
+          <w:szCs w:val="24"/>
+          <w:lang w:eastAsia="pt-PT"/>
+        </w:rPr>
+        <w:t xml:space="preserve">De um modo geral, considera-se que os objectivos definidos para o projecto foram alcançados, tendo resultado num site funcional, organizado e publicado na Internet, capaz de apresentar a </w:t>
+      </w:r>
+      <w:r>
+        <w:rPr>
+          <w:rFonts w:ascii="Times New Roman" w:eastAsia="Times New Roman" w:hAnsi="Times New Roman" w:cs="Times New Roman"/>
+          <w:i/>
+          <w:sz w:val="24"/>
+          <w:szCs w:val="24"/>
+          <w:lang w:eastAsia="pt-PT"/>
+        </w:rPr>
+        <w:t>Othola TFDS</w:t>
+      </w:r>
+      <w:r>
+        <w:rPr>
+          <w:rFonts w:ascii="Times New Roman" w:eastAsia="Times New Roman" w:hAnsi="Times New Roman" w:cs="Times New Roman"/>
+          <w:sz w:val="24"/>
+          <w:szCs w:val="24"/>
+          <w:lang w:eastAsia="pt-PT"/>
+        </w:rPr>
+        <w:t xml:space="preserve">, os seus serviços e os seus contactos a potenciais clientes e parceiros. O trabalho realizado constitui ainda uma base sólida para desenvolvimentos futuros, como a implementação de um sistema de envio de mensagens funcional para o formulário de contacto ou a criação de novas funcionalidades para o </w:t>
+      </w:r>
+      <w:r>
+        <w:rPr>
+          <w:rFonts w:ascii="Times New Roman" w:eastAsia="Times New Roman" w:hAnsi="Times New Roman" w:cs="Times New Roman"/>
+          <w:i/>
+          <w:sz w:val="24"/>
+          <w:szCs w:val="24"/>
+          <w:lang w:eastAsia="pt-PT"/>
+        </w:rPr>
+        <w:t>site</w:t>
+      </w:r>
+      <w:r>
+        <w:rPr>
+          <w:rFonts w:ascii="Times New Roman" w:eastAsia="Times New Roman" w:hAnsi="Times New Roman" w:cs="Times New Roman"/>
+          <w:sz w:val="24"/>
+          <w:szCs w:val="24"/>
+          <w:lang w:eastAsia="pt-PT"/>
+        </w:rPr>
+        <w:t>.</w:t>
+      </w:r>
+    </w:p>
+    <w:p>
+      <w:pPr>
+        <w:rPr>
+          <w:rFonts w:ascii="Times New Roman" w:eastAsia="Times New Roman" w:hAnsi="Times New Roman" w:cs="Times New Roman"/>
+          <w:sz w:val="24"/>
+          <w:szCs w:val="24"/>
+          <w:lang w:eastAsia="pt-PT"/>
+        </w:rPr>
+      </w:pPr>
+      <w:r>
+        <w:rPr>
+          <w:rFonts w:ascii="Times New Roman" w:eastAsia="Times New Roman" w:hAnsi="Times New Roman" w:cs="Times New Roman"/>
+          <w:sz w:val="24"/>
+          <w:szCs w:val="24"/>
+          <w:lang w:eastAsia="pt-PT"/>
+        </w:rPr>
+        <w:br w:type="page"/>
+      </w:r>
+    </w:p>
+    <w:p>
+      <w:pPr>
+        <w:pStyle w:val="Heading1"/>
+        <w:rPr>
+          <w:rFonts w:eastAsia="Times New Roman"/>
+          <w:lang w:eastAsia="pt-PT"/>
+        </w:rPr>
+      </w:pPr>
+      <w:bookmarkStart w:id="14" w:name="_Toc240546930"/>
+      <w:r>
+        <w:rPr>
+          <w:rFonts w:eastAsia="Times New Roman"/>
+          <w:lang w:eastAsia="pt-PT"/>
+        </w:rPr>
+        <w:lastRenderedPageBreak/>
+        <w:t xml:space="preserve">5. </w:t>
+      </w:r>
+      <w:r>
+        <w:rPr>
+          <w:rFonts w:eastAsia="Times New Roman"/>
+          <w:lang w:eastAsia="pt-PT"/>
+        </w:rPr>
+        <w:t>Referências</w:t>
+      </w:r>
+      <w:bookmarkEnd w:id="14"/>
+    </w:p>
+    <w:p>
+      <w:pPr>
+        <w:spacing w:before="100" w:beforeAutospacing="1" w:after="100" w:afterAutospacing="1" w:line="240" w:lineRule="auto"/>
+        <w:rPr>
+          <w:rFonts w:ascii="Times New Roman" w:eastAsia="Times New Roman" w:hAnsi="Times New Roman" w:cs="Times New Roman"/>
+          <w:sz w:val="24"/>
+          <w:szCs w:val="24"/>
+          <w:lang w:val="en-US" w:eastAsia="pt-PT"/>
+        </w:rPr>
+      </w:pPr>
+      <w:r>
+        <w:rPr>
+          <w:rFonts w:ascii="Times New Roman" w:eastAsia="Times New Roman" w:hAnsi="Times New Roman" w:cs="Times New Roman"/>
+          <w:sz w:val="24"/>
+          <w:szCs w:val="24"/>
+          <w:lang w:eastAsia="pt-PT"/>
+        </w:rPr>
+        <w:t xml:space="preserve">GITHUB DOCS. GitHub Pages. Disponível em: https://docs.github.com/pages. </w:t>
+      </w:r>
+      <w:proofErr w:type="spellStart"/>
+      <w:r>
+        <w:rPr>
+          <w:rFonts w:ascii="Times New Roman" w:eastAsia="Times New Roman" w:hAnsi="Times New Roman" w:cs="Times New Roman"/>
+          <w:sz w:val="24"/>
+          <w:szCs w:val="24"/>
+          <w:lang w:val="en-US" w:eastAsia="pt-PT"/>
+        </w:rPr>
+        <w:t>Acesso</w:t>
+      </w:r>
+      <w:proofErr w:type="spellEnd"/>
+      <w:r>
+        <w:rPr>
+          <w:rFonts w:ascii="Times New Roman" w:eastAsia="Times New Roman" w:hAnsi="Times New Roman" w:cs="Times New Roman"/>
+          <w:sz w:val="24"/>
+          <w:szCs w:val="24"/>
+          <w:lang w:val="en-US" w:eastAsia="pt-PT"/>
+        </w:rPr>
+        <w:t xml:space="preserve"> </w:t>
+      </w:r>
+      <w:proofErr w:type="spellStart"/>
+      <w:r>
+        <w:rPr>
+          <w:rFonts w:ascii="Times New Roman" w:eastAsia="Times New Roman" w:hAnsi="Times New Roman" w:cs="Times New Roman"/>
+          <w:sz w:val="24"/>
+          <w:szCs w:val="24"/>
+          <w:lang w:val="en-US" w:eastAsia="pt-PT"/>
+        </w:rPr>
+        <w:t>em</w:t>
+      </w:r>
+      <w:proofErr w:type="spellEnd"/>
+      <w:r>
+        <w:rPr>
+          <w:rFonts w:ascii="Times New Roman" w:eastAsia="Times New Roman" w:hAnsi="Times New Roman" w:cs="Times New Roman"/>
+          <w:sz w:val="24"/>
+          <w:szCs w:val="24"/>
+          <w:lang w:val="en-US" w:eastAsia="pt-PT"/>
+        </w:rPr>
+        <w:t>: 2026.</w:t>
+      </w:r>
+    </w:p>
+    <w:p>
+      <w:pPr>
+        <w:spacing w:before="100" w:beforeAutospacing="1" w:after="100" w:afterAutospacing="1" w:line="240" w:lineRule="auto"/>
+        <w:rPr>
+          <w:rFonts w:ascii="Times New Roman" w:eastAsia="Times New Roman" w:hAnsi="Times New Roman" w:cs="Times New Roman"/>
+          <w:sz w:val="24"/>
+          <w:szCs w:val="24"/>
+          <w:lang w:eastAsia="pt-PT"/>
+        </w:rPr>
+      </w:pPr>
+      <w:r>
+        <w:rPr>
+          <w:rFonts w:ascii="Times New Roman" w:eastAsia="Times New Roman" w:hAnsi="Times New Roman" w:cs="Times New Roman"/>
+          <w:sz w:val="24"/>
+          <w:szCs w:val="24"/>
+          <w:lang w:eastAsia="pt-PT"/>
+        </w:rPr>
+        <w:t>W3SCHOOLS. CSS Tutorial. Disponível em: https://www.w3schools.com/css/. Acesso em: 2026.</w:t>
+      </w:r>
+    </w:p>
+    <w:p>
+      <w:pPr>
+        <w:spacing w:before="100" w:beforeAutospacing="1" w:after="100" w:afterAutospacing="1" w:line="240" w:lineRule="auto"/>
+        <w:rPr>
+          <w:rFonts w:ascii="Times New Roman" w:eastAsia="Times New Roman" w:hAnsi="Times New Roman" w:cs="Times New Roman"/>
+          <w:sz w:val="24"/>
+          <w:szCs w:val="24"/>
+          <w:lang w:eastAsia="pt-PT"/>
+        </w:rPr>
+      </w:pPr>
+      <w:r>
+        <w:rPr>
+          <w:rFonts w:ascii="Times New Roman" w:eastAsia="Times New Roman" w:hAnsi="Times New Roman" w:cs="Times New Roman"/>
+          <w:sz w:val="24"/>
+          <w:szCs w:val="24"/>
+          <w:lang w:eastAsia="pt-PT"/>
+        </w:rPr>
+        <w:t>W3SCHOOLS. HTML Tutorial. Disponível em: https://www.w3schools.com/html/. Acesso em: 2026.</w:t>
+      </w:r>
+    </w:p>
+    <w:p>
+      <w:pPr>
+        <w:spacing w:before="60" w:after="200"/>
+        <w:rPr>
+          <w:rFonts w:ascii="Times New Roman" w:eastAsia="Times New Roman" w:hAnsi="Times New Roman" w:cs="Times New Roman"/>
+          <w:i/>
+          <w:color w:val="222222"/>
+          <w:lang w:eastAsia="pt-PT"/>
+        </w:rPr>
+      </w:pPr>
+    </w:p>
+    <w:p>
+      <w:pPr>
+        <w:spacing w:before="100" w:beforeAutospacing="1" w:after="100" w:afterAutospacing="1" w:line="240" w:lineRule="auto"/>
+        <w:jc w:val="both"/>
+        <w:rPr>
+          <w:rFonts w:ascii="Times New Roman" w:eastAsia="Times New Roman" w:hAnsi="Times New Roman" w:cs="Times New Roman"/>
+          <w:color w:val="222222"/>
+          <w:sz w:val="24"/>
+          <w:szCs w:val="24"/>
+          <w:lang w:eastAsia="pt-PT"/>
         </w:rPr>
       </w:pPr>
     </w:p>
@@ -2830,6 +6259,127 @@
     </w:lvl>
   </w:abstractNum>
   <w:abstractNum w:abstractNumId="2" w15:restartNumberingAfterBreak="0">
+    <w:nsid w:val="4E3D490A"/>
+    <w:multiLevelType w:val="multilevel"/>
+    <w:tmpl w:val="41F602DC"/>
+    <w:lvl w:ilvl="0">
+      <w:start w:val="1"/>
+      <w:numFmt w:val="decimal"/>
+      <w:lvlText w:val="%1."/>
+      <w:lvlJc w:val="left"/>
+      <w:pPr>
+        <w:ind w:left="720" w:hanging="360"/>
+      </w:pPr>
+      <w:rPr>
+        <w:rFonts w:hint="default"/>
+      </w:rPr>
+    </w:lvl>
+    <w:lvl w:ilvl="1">
+      <w:start w:val="1"/>
+      <w:numFmt w:val="decimal"/>
+      <w:isLgl/>
+      <w:lvlText w:val="%1.%2."/>
+      <w:lvlJc w:val="left"/>
+      <w:pPr>
+        <w:ind w:left="1080" w:hanging="720"/>
+      </w:pPr>
+      <w:rPr>
+        <w:rFonts w:hint="default"/>
+      </w:rPr>
+    </w:lvl>
+    <w:lvl w:ilvl="2">
+      <w:start w:val="1"/>
+      <w:numFmt w:val="decimal"/>
+      <w:isLgl/>
+      <w:lvlText w:val="%1.%2.%3."/>
+      <w:lvlJc w:val="left"/>
+      <w:pPr>
+        <w:ind w:left="1080" w:hanging="720"/>
+      </w:pPr>
+      <w:rPr>
+        <w:rFonts w:hint="default"/>
+      </w:rPr>
+    </w:lvl>
+    <w:lvl w:ilvl="3">
+      <w:start w:val="1"/>
+      <w:numFmt w:val="decimal"/>
+      <w:isLgl/>
+      <w:lvlText w:val="%1.%2.%3.%4."/>
+      <w:lvlJc w:val="left"/>
+      <w:pPr>
+        <w:ind w:left="1440" w:hanging="1080"/>
+      </w:pPr>
+      <w:rPr>
+        <w:rFonts w:hint="default"/>
+      </w:rPr>
+    </w:lvl>
+    <w:lvl w:ilvl="4">
+      <w:start w:val="1"/>
+      <w:numFmt w:val="decimal"/>
+      <w:isLgl/>
+      <w:lvlText w:val="%1.%2.%3.%4.%5."/>
+      <w:lvlJc w:val="left"/>
+      <w:pPr>
+        <w:ind w:left="1440" w:hanging="1080"/>
+      </w:pPr>
+      <w:rPr>
+        <w:rFonts w:hint="default"/>
+      </w:rPr>
+    </w:lvl>
+    <w:lvl w:ilvl="5">
+      <w:start w:val="1"/>
+      <w:numFmt w:val="decimal"/>
+      <w:isLgl/>
+      <w:lvlText w:val="%1.%2.%3.%4.%5.%6."/>
+      <w:lvlJc w:val="left"/>
+      <w:pPr>
+        <w:ind w:left="1800" w:hanging="1440"/>
+      </w:pPr>
+      <w:rPr>
+        <w:rFonts w:hint="default"/>
+      </w:rPr>
+    </w:lvl>
+    <w:lvl w:ilvl="6">
+      <w:start w:val="1"/>
+      <w:numFmt w:val="decimal"/>
+      <w:isLgl/>
+      <w:lvlText w:val="%1.%2.%3.%4.%5.%6.%7."/>
+      <w:lvlJc w:val="left"/>
+      <w:pPr>
+        <w:ind w:left="1800" w:hanging="1440"/>
+      </w:pPr>
+      <w:rPr>
+        <w:rFonts w:hint="default"/>
+      </w:rPr>
+    </w:lvl>
+    <w:lvl w:ilvl="7">
+      <w:start w:val="1"/>
+      <w:numFmt w:val="decimal"/>
+      <w:isLgl/>
+      <w:lvlText w:val="%1.%2.%3.%4.%5.%6.%7.%8."/>
+      <w:lvlJc w:val="left"/>
+      <w:pPr>
+        <w:ind w:left="2160" w:hanging="1800"/>
+      </w:pPr>
+      <w:rPr>
+        <w:rFonts w:hint="default"/>
+      </w:rPr>
+    </w:lvl>
+    <w:lvl w:ilvl="8">
+      <w:start w:val="1"/>
+      <w:numFmt w:val="decimal"/>
+      <w:isLgl/>
+      <w:lvlText w:val="%1.%2.%3.%4.%5.%6.%7.%8.%9."/>
+      <w:lvlJc w:val="left"/>
+      <w:pPr>
+        <w:ind w:left="2160" w:hanging="1800"/>
+      </w:pPr>
+      <w:rPr>
+        <w:rFonts w:hint="default"/>
+      </w:rPr>
+    </w:lvl>
+  </w:abstractNum>
+  <w:abstractNum w:abstractNumId="3" w15:restartNumberingAfterBreak="0">
     <w:nsid w:val="55E908C1"/>
     <w:multiLevelType w:val="hybridMultilevel"/>
     <w:tmpl w:val="E9FAC6B8"/>
@@ -2942,7 +6492,7 @@
       </w:rPr>
     </w:lvl>
   </w:abstractNum>
-  <w:abstractNum w:abstractNumId="3" w15:restartNumberingAfterBreak="0">
+  <w:abstractNum w:abstractNumId="4" w15:restartNumberingAfterBreak="0">
     <w:nsid w:val="68CE00E6"/>
     <w:multiLevelType w:val="hybridMultilevel"/>
     <w:tmpl w:val="484CD830"/>
@@ -3056,7 +6606,7 @@
     </w:lvl>
   </w:abstractNum>
   <w:num w:numId="1">
-    <w:abstractNumId w:val="2"/>
+    <w:abstractNumId w:val="3"/>
   </w:num>
   <w:num w:numId="2">
     <w:abstractNumId w:val="0"/>
@@ -3065,7 +6615,10 @@
     <w:abstractNumId w:val="1"/>
   </w:num>
   <w:num w:numId="4">
-    <w:abstractNumId w:val="3"/>
+    <w:abstractNumId w:val="4"/>
+  </w:num>
+  <w:num w:numId="5">
+    <w:abstractNumId w:val="2"/>
   </w:num>
 </w:numbering>
 </file>
@@ -3463,6 +7016,7 @@
   <w:style w:type="paragraph" w:default="1" w:styleId="Normal">
     <w:name w:val="Normal"/>
     <w:qFormat/>
+    <w:rsid w:val="00480BF9"/>
   </w:style>
   <w:style w:type="paragraph" w:styleId="Heading1">
     <w:name w:val="heading 1"/>
@@ -3483,6 +7037,28 @@
       <w:color w:val="2E74B5" w:themeColor="accent1" w:themeShade="BF"/>
       <w:sz w:val="32"/>
       <w:szCs w:val="32"/>
+    </w:rPr>
+  </w:style>
+  <w:style w:type="paragraph" w:styleId="Heading2">
+    <w:name w:val="heading 2"/>
+    <w:basedOn w:val="Normal"/>
+    <w:next w:val="Normal"/>
+    <w:link w:val="Heading2Char"/>
+    <w:uiPriority w:val="9"/>
+    <w:unhideWhenUsed/>
+    <w:qFormat/>
+    <w:rsid w:val="00C931A1"/>
+    <w:pPr>
+      <w:keepNext/>
+      <w:keepLines/>
+      <w:spacing w:before="40" w:after="0"/>
+      <w:outlineLvl w:val="1"/>
+    </w:pPr>
+    <w:rPr>
+      <w:rFonts w:asciiTheme="majorHAnsi" w:eastAsiaTheme="majorEastAsia" w:hAnsiTheme="majorHAnsi" w:cstheme="majorBidi"/>
+      <w:color w:val="2E74B5" w:themeColor="accent1" w:themeShade="BF"/>
+      <w:sz w:val="26"/>
+      <w:szCs w:val="26"/>
     </w:rPr>
   </w:style>
   <w:style w:type="character" w:default="1" w:styleId="DefaultParagraphFont">
@@ -3566,6 +7142,66 @@
       <w:sz w:val="24"/>
       <w:szCs w:val="24"/>
       <w:lang w:eastAsia="pt-PT"/>
+    </w:rPr>
+  </w:style>
+  <w:style w:type="character" w:customStyle="1" w:styleId="Heading2Char">
+    <w:name w:val="Heading 2 Char"/>
+    <w:basedOn w:val="DefaultParagraphFont"/>
+    <w:link w:val="Heading2"/>
+    <w:uiPriority w:val="9"/>
+    <w:rsid w:val="00C931A1"/>
+    <w:rPr>
+      <w:rFonts w:asciiTheme="majorHAnsi" w:eastAsiaTheme="majorEastAsia" w:hAnsiTheme="majorHAnsi" w:cstheme="majorBidi"/>
+      <w:color w:val="2E74B5" w:themeColor="accent1" w:themeShade="BF"/>
+      <w:sz w:val="26"/>
+      <w:szCs w:val="26"/>
+    </w:rPr>
+  </w:style>
+  <w:style w:type="paragraph" w:styleId="TOC1">
+    <w:name w:val="toc 1"/>
+    <w:basedOn w:val="Normal"/>
+    <w:next w:val="Normal"/>
+    <w:autoRedefine/>
+    <w:uiPriority w:val="39"/>
+    <w:unhideWhenUsed/>
+    <w:rsid w:val="00C931A1"/>
+    <w:pPr>
+      <w:spacing w:after="100"/>
+    </w:pPr>
+  </w:style>
+  <w:style w:type="paragraph" w:styleId="TOC2">
+    <w:name w:val="toc 2"/>
+    <w:basedOn w:val="Normal"/>
+    <w:next w:val="Normal"/>
+    <w:autoRedefine/>
+    <w:uiPriority w:val="39"/>
+    <w:unhideWhenUsed/>
+    <w:rsid w:val="00C931A1"/>
+    <w:pPr>
+      <w:spacing w:after="100"/>
+      <w:ind w:left="220"/>
+    </w:pPr>
+  </w:style>
+  <w:style w:type="character" w:styleId="Hyperlink">
+    <w:name w:val="Hyperlink"/>
+    <w:basedOn w:val="DefaultParagraphFont"/>
+    <w:uiPriority w:val="99"/>
+    <w:unhideWhenUsed/>
+    <w:rsid w:val="00C931A1"/>
+    <w:rPr>
+      <w:color w:val="0563C1" w:themeColor="hyperlink"/>
+      <w:u w:val="single"/>
+    </w:rPr>
+  </w:style>
+  <w:style w:type="character" w:styleId="Strong">
+    <w:name w:val="Strong"/>
+    <w:basedOn w:val="DefaultParagraphFont"/>
+    <w:uiPriority w:val="22"/>
+    <w:qFormat/>
+    <w:rsid w:val="00C931A1"/>
+    <w:rPr>
+      <w:b/>
+      <w:bCs/>
     </w:rPr>
   </w:style>
 </w:styles>
@@ -3837,7 +7473,7 @@
 </file>
 
 <file path=customXml/itemProps1.xml><?xml version="1.0" encoding="utf-8"?>
-<ds:datastoreItem xmlns:ds="http://schemas.openxmlformats.org/officeDocument/2006/customXml" ds:itemID="{B8237CF4-E7DE-4792-A913-6BC9CF856C35}">
+<ds:datastoreItem xmlns:ds="http://schemas.openxmlformats.org/officeDocument/2006/customXml" ds:itemID="{B47F8FB9-1BA9-4C9F-B102-11AF77E0CAE2}">
   <ds:schemaRefs>
     <ds:schemaRef ds:uri="http://schemas.openxmlformats.org/officeDocument/2006/bibliography"/>
   </ds:schemaRefs>
